--- a/Terms of Service.docx
+++ b/Terms of Service.docx
@@ -7,1235 +7,3824 @@
         <w:rPr>
           <w:b/>
           <w:bCs/>
-        </w:rPr>
-      </w:pPr>
-      <w:r>
-        <w:rPr>
-          <w:b/>
-          <w:bCs/>
-        </w:rPr>
-        <w:t>Terms of Service</w:t>
-      </w:r>
-    </w:p>
-    <w:p>
-      <w:r>
-        <w:t>Who are we?</w:t>
-      </w:r>
-    </w:p>
-    <w:p>
-      <w:proofErr w:type="spellStart"/>
-      <w:r>
-        <w:t>Dellics</w:t>
-      </w:r>
-      <w:proofErr w:type="spellEnd"/>
-      <w:r>
-        <w:t xml:space="preserve"> Travels LLC</w:t>
-      </w:r>
-      <w:r>
-        <w:t xml:space="preserve"> &amp; </w:t>
-      </w:r>
-      <w:proofErr w:type="spellStart"/>
-      <w:r>
-        <w:t>Dellics</w:t>
-      </w:r>
-      <w:proofErr w:type="spellEnd"/>
-      <w:r>
-        <w:t xml:space="preserve"> Travels</w:t>
-      </w:r>
-      <w:r>
-        <w:t xml:space="preserve"> (“us”, “we” or “our” as the context requires) provides online travel </w:t>
-      </w:r>
-      <w:r>
-        <w:t xml:space="preserve">agency </w:t>
-      </w:r>
-      <w:r>
-        <w:t>search services (including flight, hotel and car hire</w:t>
-      </w:r>
-      <w:r>
-        <w:t>, tours, transfers, diaspora tours,</w:t>
-      </w:r>
-      <w:r>
-        <w:t xml:space="preserve"> </w:t>
-      </w:r>
-      <w:proofErr w:type="spellStart"/>
-      <w:r>
-        <w:t>eSIM</w:t>
-      </w:r>
-      <w:proofErr w:type="spellEnd"/>
-      <w:r>
-        <w:t xml:space="preserve"> price comparison) and other travel related services (the “Services”) to </w:t>
-      </w:r>
-      <w:proofErr w:type="spellStart"/>
-      <w:r>
-        <w:t>travellers</w:t>
-      </w:r>
-      <w:proofErr w:type="spellEnd"/>
-      <w:r>
-        <w:t xml:space="preserve"> throughout the</w:t>
-      </w:r>
-      <w:r>
-        <w:t xml:space="preserve"> Africa and</w:t>
-      </w:r>
-      <w:r>
-        <w:t xml:space="preserve"> world via our websites</w:t>
-      </w:r>
-      <w:r>
-        <w:t>,</w:t>
-      </w:r>
-      <w:r>
-        <w:t xml:space="preserve"> and other platforms (the “Platforms”).</w:t>
-      </w:r>
-    </w:p>
-    <w:p>
-      <w:proofErr w:type="spellStart"/>
-      <w:r>
-        <w:t>Dellics</w:t>
-      </w:r>
-      <w:proofErr w:type="spellEnd"/>
-      <w:r>
-        <w:t xml:space="preserve"> Travels LLC</w:t>
-      </w:r>
-      <w:r>
-        <w:t xml:space="preserve"> is not a travel agent and is not responsible for providing, setting or controlling the prices applicable to, any of the travel options or products which you find and book via our Services (“Third Party Travel Products”). All such </w:t>
-      </w:r>
-      <w:r>
-        <w:t>Third-Party</w:t>
-      </w:r>
-      <w:r>
-        <w:t xml:space="preserve"> Travel Products are provided by independent travel agents, airlines, hotels, tour operators or other third parties (“Travel Providers”) and are subject to the terms and conditions of those third parties.</w:t>
-      </w:r>
-    </w:p>
-    <w:p>
-      <w:r>
+          <w:lang w:val="en-GH"/>
+        </w:rPr>
+      </w:pPr>
+      <w:r>
+        <w:rPr>
+          <w:b/>
+          <w:bCs/>
+          <w:lang w:val="en-GH"/>
+        </w:rPr>
+        <w:t>TERMS OF SERVICE</w:t>
+      </w:r>
+    </w:p>
+    <w:p>
+      <w:pPr>
+        <w:rPr>
+          <w:b/>
+          <w:bCs/>
+          <w:lang w:val="en-GH"/>
+        </w:rPr>
+      </w:pPr>
+      <w:r>
+        <w:rPr>
+          <w:b/>
+          <w:bCs/>
+          <w:lang w:val="en-GH"/>
+        </w:rPr>
+        <w:t>1. Who Are We?</w:t>
+      </w:r>
+    </w:p>
+    <w:p>
+      <w:pPr>
+        <w:rPr>
+          <w:lang w:val="en-GH"/>
+        </w:rPr>
+      </w:pPr>
+      <w:r>
+        <w:rPr>
+          <w:b/>
+          <w:bCs/>
+          <w:lang w:val="en-GH"/>
+        </w:rPr>
+        <w:t>Dellics Travels LLC &amp; Dellics Travels</w:t>
+      </w:r>
+      <w:r>
+        <w:rPr>
+          <w:lang w:val="en-GH"/>
+        </w:rPr>
+        <w:t xml:space="preserve"> (“us”, “we” or “our”, as the context requires) provides online travel services, including flight, hotel and car hire search, tours, transfers, diaspora tours, eSIM price comparison, visa assistance, and other travel-related services (the </w:t>
+      </w:r>
+      <w:r>
+        <w:rPr>
+          <w:b/>
+          <w:bCs/>
+          <w:lang w:val="en-GH"/>
+        </w:rPr>
+        <w:t>“Services”</w:t>
+      </w:r>
+      <w:r>
+        <w:rPr>
+          <w:lang w:val="en-GH"/>
+        </w:rPr>
+        <w:t xml:space="preserve">) to travellers in Africa and around the world through our website and other platforms (the </w:t>
+      </w:r>
+      <w:r>
+        <w:rPr>
+          <w:b/>
+          <w:bCs/>
+          <w:lang w:val="en-GH"/>
+        </w:rPr>
+        <w:t>“Platforms”</w:t>
+      </w:r>
+      <w:r>
+        <w:rPr>
+          <w:lang w:val="en-GH"/>
+        </w:rPr>
+        <w:t>).</w:t>
+      </w:r>
+    </w:p>
+    <w:p>
+      <w:pPr>
+        <w:rPr>
+          <w:lang w:val="en-GH"/>
+        </w:rPr>
+      </w:pPr>
+      <w:r>
+        <w:rPr>
+          <w:b/>
+          <w:bCs/>
+          <w:lang w:val="en-GH"/>
+        </w:rPr>
+        <w:t>Dellics Travels LLC is not a travel provider</w:t>
+      </w:r>
+      <w:r>
+        <w:rPr>
+          <w:lang w:val="en-GH"/>
+        </w:rPr>
+        <w:t xml:space="preserve"> and, unless expressly stated otherwise, is not responsible for providing, setting, or controlling the prices applicable to travel options or products that you find or book through our Services (the </w:t>
+      </w:r>
+      <w:r>
+        <w:rPr>
+          <w:b/>
+          <w:bCs/>
+          <w:lang w:val="en-GH"/>
+        </w:rPr>
+        <w:t>“Third-Party Travel Products”</w:t>
+      </w:r>
+      <w:r>
+        <w:rPr>
+          <w:lang w:val="en-GH"/>
+        </w:rPr>
+        <w:t>).</w:t>
+      </w:r>
+    </w:p>
+    <w:p>
+      <w:pPr>
+        <w:rPr>
+          <w:lang w:val="en-GH"/>
+        </w:rPr>
+      </w:pPr>
+      <w:r>
+        <w:rPr>
+          <w:lang w:val="en-GH"/>
+        </w:rPr>
+        <w:t xml:space="preserve">Third-Party Travel Products are provided by independent airlines, hotels, travel agents, tour operators, transportation providers, eSIM providers, and other third parties (the </w:t>
+      </w:r>
+      <w:r>
+        <w:rPr>
+          <w:b/>
+          <w:bCs/>
+          <w:lang w:val="en-GH"/>
+        </w:rPr>
+        <w:t>“Travel Providers”</w:t>
+      </w:r>
+      <w:r>
+        <w:rPr>
+          <w:lang w:val="en-GH"/>
+        </w:rPr>
+        <w:t>) and are subject to the terms and conditions of those third parties.</w:t>
+      </w:r>
+    </w:p>
+    <w:p>
+      <w:pPr>
+        <w:rPr>
+          <w:lang w:val="en-GH"/>
+        </w:rPr>
+      </w:pPr>
+      <w:r>
+        <w:rPr>
+          <w:lang w:val="en-GH"/>
+        </w:rPr>
+        <w:pict w14:anchorId="5AF9E728">
+          <v:rect id="_x0000_i1169" style="width:0;height:1.5pt" o:hralign="center" o:hrstd="t" o:hr="t" fillcolor="#a0a0a0" stroked="f"/>
+        </w:pict>
+      </w:r>
+    </w:p>
+    <w:p>
+      <w:pPr>
+        <w:rPr>
+          <w:b/>
+          <w:bCs/>
+          <w:lang w:val="en-GH"/>
+        </w:rPr>
+      </w:pPr>
+      <w:r>
+        <w:rPr>
+          <w:b/>
+          <w:bCs/>
+          <w:lang w:val="en-GH"/>
+        </w:rPr>
+        <w:t>2. Our Companies</w:t>
+      </w:r>
+    </w:p>
+    <w:p>
+      <w:pPr>
+        <w:rPr>
+          <w:lang w:val="en-GH"/>
+        </w:rPr>
+      </w:pPr>
+      <w:r>
+        <w:rPr>
+          <w:lang w:val="en-GH"/>
+        </w:rPr>
         <w:t xml:space="preserve">Our Services and Platforms are provided by </w:t>
       </w:r>
-      <w:proofErr w:type="spellStart"/>
-      <w:r>
-        <w:t>Dellics</w:t>
-      </w:r>
-      <w:proofErr w:type="spellEnd"/>
-      <w:r>
-        <w:t xml:space="preserve"> Travels LLC</w:t>
-      </w:r>
-      <w:r>
-        <w:t>, a limited</w:t>
-      </w:r>
-      <w:r>
-        <w:t xml:space="preserve"> </w:t>
-      </w:r>
-      <w:proofErr w:type="spellStart"/>
-      <w:r>
-        <w:t>liabity</w:t>
-      </w:r>
-      <w:proofErr w:type="spellEnd"/>
-      <w:r>
-        <w:t xml:space="preserve"> company incorporated and registered in </w:t>
-      </w:r>
-      <w:r>
-        <w:t>Wyoming at United States</w:t>
-      </w:r>
-      <w:r>
-        <w:t xml:space="preserve"> and </w:t>
-      </w:r>
-      <w:proofErr w:type="spellStart"/>
-      <w:r>
-        <w:t>Dellics</w:t>
-      </w:r>
-      <w:proofErr w:type="spellEnd"/>
-      <w:r>
-        <w:t xml:space="preserve"> Travels incorporated and with registered number BN076061024 in Ghana</w:t>
-      </w:r>
-      <w:r>
-        <w:t xml:space="preserve">. Other entities that directly or indirectly control, are controlled by, or are under common control with </w:t>
-      </w:r>
-      <w:proofErr w:type="spellStart"/>
-      <w:r>
-        <w:t>Dellics</w:t>
-      </w:r>
-      <w:proofErr w:type="spellEnd"/>
-      <w:r>
-        <w:t xml:space="preserve"> </w:t>
-      </w:r>
-      <w:r>
-        <w:t xml:space="preserve">Travels </w:t>
-      </w:r>
-      <w:r>
-        <w:t>and</w:t>
-      </w:r>
-      <w:r>
-        <w:t xml:space="preserve"> referred to in these terms as “</w:t>
-      </w:r>
-      <w:proofErr w:type="spellStart"/>
-      <w:r>
-        <w:t>Dellics</w:t>
-      </w:r>
-      <w:proofErr w:type="spellEnd"/>
-      <w:r>
-        <w:t xml:space="preserve"> Group”. You can find our details, including correspondence address and registered office, on our </w:t>
+      <w:r>
+        <w:rPr>
+          <w:b/>
+          <w:bCs/>
+          <w:lang w:val="en-GH"/>
+        </w:rPr>
+        <w:t>Dellics Travels LLC</w:t>
+      </w:r>
+      <w:r>
+        <w:rPr>
+          <w:lang w:val="en-GH"/>
+        </w:rPr>
+        <w:t xml:space="preserve">, a limited liability company incorporated and registered in Wyoming, United States, and </w:t>
+      </w:r>
+      <w:r>
+        <w:rPr>
+          <w:b/>
+          <w:bCs/>
+          <w:lang w:val="en-GH"/>
+        </w:rPr>
+        <w:t>Dellics Travels</w:t>
+      </w:r>
+      <w:r>
+        <w:rPr>
+          <w:lang w:val="en-GH"/>
+        </w:rPr>
+        <w:t xml:space="preserve">, a business registered in Ghana under registration number </w:t>
+      </w:r>
+      <w:r>
+        <w:rPr>
+          <w:b/>
+          <w:bCs/>
+          <w:lang w:val="en-GH"/>
+        </w:rPr>
+        <w:t>BN076061024</w:t>
+      </w:r>
+      <w:r>
+        <w:rPr>
+          <w:lang w:val="en-GH"/>
+        </w:rPr>
+        <w:t>.</w:t>
+      </w:r>
+    </w:p>
+    <w:p>
+      <w:pPr>
+        <w:rPr>
+          <w:lang w:val="en-GH"/>
+        </w:rPr>
+      </w:pPr>
+      <w:r>
+        <w:rPr>
+          <w:lang w:val="en-GH"/>
+        </w:rPr>
+        <w:t>Other entities that directly or indirectly control, are controlled by, or are under common control with Dellics Travels may also provide or support certain Services.</w:t>
+      </w:r>
+    </w:p>
+    <w:p>
+      <w:pPr>
+        <w:rPr>
+          <w:b/>
+          <w:bCs/>
+          <w:lang w:val="en-GH"/>
+        </w:rPr>
+      </w:pPr>
+      <w:r>
+        <w:rPr>
+          <w:b/>
+          <w:bCs/>
+          <w:lang w:val="en-GH"/>
+        </w:rPr>
+        <w:t>Company Details</w:t>
+      </w:r>
+    </w:p>
+    <w:p>
+      <w:pPr>
+        <w:rPr>
+          <w:lang w:val="en-GH"/>
+        </w:rPr>
+      </w:pPr>
+      <w:r>
+        <w:rPr>
+          <w:b/>
+          <w:bCs/>
+          <w:lang w:val="en-GH"/>
+        </w:rPr>
+        <w:t>Dellics Travels LLC</w:t>
+      </w:r>
+      <w:r>
+        <w:rPr>
+          <w:lang w:val="en-GH"/>
+        </w:rPr>
+        <w:br/>
+        <w:t>30 N Gould St</w:t>
+      </w:r>
+      <w:r>
+        <w:rPr>
+          <w:lang w:val="en-GH"/>
+        </w:rPr>
+        <w:br/>
+        <w:t>Sheridan, WY 82801</w:t>
+      </w:r>
+      <w:r>
+        <w:rPr>
+          <w:lang w:val="en-GH"/>
+        </w:rPr>
+        <w:br/>
+        <w:t>United States</w:t>
+      </w:r>
+    </w:p>
+    <w:p>
+      <w:pPr>
+        <w:rPr>
+          <w:lang w:val="en-GH"/>
+        </w:rPr>
+      </w:pPr>
+      <w:r>
+        <w:rPr>
+          <w:b/>
+          <w:bCs/>
+          <w:lang w:val="en-GH"/>
+        </w:rPr>
+        <w:t>Dellics Travels – Ghana</w:t>
+      </w:r>
+      <w:r>
+        <w:rPr>
+          <w:lang w:val="en-GH"/>
+        </w:rPr>
+        <w:br/>
+        <w:t xml:space="preserve">Registration Number: </w:t>
+      </w:r>
+      <w:r>
+        <w:rPr>
+          <w:b/>
+          <w:bCs/>
+          <w:lang w:val="en-GH"/>
+        </w:rPr>
+        <w:t>BN076061024</w:t>
+      </w:r>
+      <w:r>
+        <w:rPr>
+          <w:lang w:val="en-GH"/>
+        </w:rPr>
+        <w:br/>
+        <w:t xml:space="preserve">Registered Office: </w:t>
+      </w:r>
+      <w:r>
+        <w:rPr>
+          <w:b/>
+          <w:bCs/>
+          <w:lang w:val="en-GH"/>
+        </w:rPr>
+        <w:t>GN-0490-2450, Tema, Greater Accra, Ghana</w:t>
+      </w:r>
+    </w:p>
+    <w:p>
+      <w:pPr>
+        <w:rPr>
+          <w:lang w:val="en-GH"/>
+        </w:rPr>
+      </w:pPr>
+      <w:r>
+        <w:rPr>
+          <w:lang w:val="en-GH"/>
+        </w:rPr>
+        <w:t xml:space="preserve">For more information, visit the </w:t>
       </w:r>
       <w:hyperlink r:id="rId5" w:history="1">
         <w:r>
           <w:rPr>
             <w:rStyle w:val="Hyperlink"/>
+            <w:b/>
+            <w:bCs/>
+            <w:lang w:val="en-GH"/>
           </w:rPr>
-          <w:t>Company Details</w:t>
+          <w:t>Dellics Travels website</w:t>
         </w:r>
       </w:hyperlink>
       <w:r>
-        <w:t xml:space="preserve"> page.</w:t>
-      </w:r>
-    </w:p>
-    <w:p>
-      <w:r>
-        <w:t>These Terms</w:t>
-      </w:r>
-    </w:p>
-    <w:p>
-      <w:r>
-        <w:t xml:space="preserve">These terms and conditions (“Terms”) govern your access to and use of our Services and Platforms, together with our </w:t>
+        <w:rPr>
+          <w:lang w:val="en-GH"/>
+        </w:rPr>
+        <w:t>.</w:t>
+      </w:r>
+    </w:p>
+    <w:p>
+      <w:pPr>
+        <w:rPr>
+          <w:lang w:val="en-GH"/>
+        </w:rPr>
+      </w:pPr>
+      <w:r>
+        <w:rPr>
+          <w:lang w:val="en-GH"/>
+        </w:rPr>
+        <w:pict w14:anchorId="4025C279">
+          <v:rect id="_x0000_i1170" style="width:0;height:1.5pt" o:hralign="center" o:hrstd="t" o:hr="t" fillcolor="#a0a0a0" stroked="f"/>
+        </w:pict>
+      </w:r>
+    </w:p>
+    <w:p>
+      <w:pPr>
+        <w:rPr>
+          <w:b/>
+          <w:bCs/>
+          <w:lang w:val="en-GH"/>
+        </w:rPr>
+      </w:pPr>
+      <w:r>
+        <w:rPr>
+          <w:b/>
+          <w:bCs/>
+          <w:lang w:val="en-GH"/>
+        </w:rPr>
+        <w:t>3. These Terms</w:t>
+      </w:r>
+    </w:p>
+    <w:p>
+      <w:pPr>
+        <w:rPr>
+          <w:lang w:val="en-GH"/>
+        </w:rPr>
+      </w:pPr>
+      <w:r>
+        <w:rPr>
+          <w:lang w:val="en-GH"/>
+        </w:rPr>
+        <w:lastRenderedPageBreak/>
+        <w:t xml:space="preserve">These Terms of Service (the </w:t>
+      </w:r>
+      <w:r>
+        <w:rPr>
+          <w:b/>
+          <w:bCs/>
+          <w:lang w:val="en-GH"/>
+        </w:rPr>
+        <w:t>“Terms”</w:t>
+      </w:r>
+      <w:r>
+        <w:rPr>
+          <w:lang w:val="en-GH"/>
+        </w:rPr>
+        <w:t>) govern your access to and use of our Services and Platforms.</w:t>
+      </w:r>
+    </w:p>
+    <w:p>
+      <w:pPr>
+        <w:rPr>
+          <w:lang w:val="en-GH"/>
+        </w:rPr>
+      </w:pPr>
+      <w:r>
+        <w:rPr>
+          <w:lang w:val="en-GH"/>
+        </w:rPr>
+        <w:t xml:space="preserve">By accessing or using the </w:t>
       </w:r>
       <w:hyperlink r:id="rId6" w:history="1">
         <w:r>
           <w:rPr>
             <w:rStyle w:val="Hyperlink"/>
+            <w:b/>
+            <w:bCs/>
+            <w:lang w:val="en-GH"/>
           </w:rPr>
-          <w:t>privacy policy</w:t>
+          <w:t>Dellics Travels website</w:t>
         </w:r>
       </w:hyperlink>
       <w:r>
-        <w:t xml:space="preserve">, </w:t>
-      </w:r>
+        <w:rPr>
+          <w:lang w:val="en-GH"/>
+        </w:rPr>
+        <w:t xml:space="preserve"> or any of our Services, you confirm that you have read, understood, and agreed to these Terms, our Privacy Policy, and our Cookie Policy.</w:t>
+      </w:r>
+    </w:p>
+    <w:p>
+      <w:pPr>
+        <w:rPr>
+          <w:lang w:val="en-GH"/>
+        </w:rPr>
+      </w:pPr>
+      <w:r>
+        <w:rPr>
+          <w:lang w:val="en-GH"/>
+        </w:rPr>
+        <w:t>We may provide additional Services or Platforms that are subject to different terms and conditions. Where this applies, we will notify you and those additional terms may apply to your use of the relevant Service.</w:t>
+      </w:r>
+    </w:p>
+    <w:p>
+      <w:pPr>
+        <w:rPr>
+          <w:lang w:val="en-GH"/>
+        </w:rPr>
+      </w:pPr>
+      <w:r>
+        <w:rPr>
+          <w:lang w:val="en-GH"/>
+        </w:rPr>
+        <w:t>We may amend these Terms from time to time. When we make changes, we will publish the revised Terms on our website. Your continued use of our Services after the revised Terms have been published constitutes acceptance of the updated Terms.</w:t>
+      </w:r>
+    </w:p>
+    <w:p>
+      <w:pPr>
+        <w:rPr>
+          <w:lang w:val="en-GH"/>
+        </w:rPr>
+      </w:pPr>
+      <w:r>
+        <w:rPr>
+          <w:lang w:val="en-GH"/>
+        </w:rPr>
+        <w:t>If you do not agree with these Terms, you should not use our Services or Platforms.</w:t>
+      </w:r>
+    </w:p>
+    <w:p>
+      <w:pPr>
+        <w:rPr>
+          <w:lang w:val="en-GH"/>
+        </w:rPr>
+      </w:pPr>
+      <w:r>
+        <w:rPr>
+          <w:lang w:val="en-GH"/>
+        </w:rPr>
+        <w:pict w14:anchorId="03A266BD">
+          <v:rect id="_x0000_i1171" style="width:0;height:1.5pt" o:hralign="center" o:hrstd="t" o:hr="t" fillcolor="#a0a0a0" stroked="f"/>
+        </w:pict>
+      </w:r>
+    </w:p>
+    <w:p>
+      <w:pPr>
+        <w:rPr>
+          <w:b/>
+          <w:bCs/>
+          <w:lang w:val="en-GH"/>
+        </w:rPr>
+      </w:pPr>
+      <w:r>
+        <w:rPr>
+          <w:b/>
+          <w:bCs/>
+          <w:lang w:val="en-GH"/>
+        </w:rPr>
+        <w:t>4. Using Our Services</w:t>
+      </w:r>
+    </w:p>
+    <w:p>
+      <w:pPr>
+        <w:rPr>
+          <w:lang w:val="en-GH"/>
+        </w:rPr>
+      </w:pPr>
+      <w:r>
+        <w:rPr>
+          <w:lang w:val="en-GH"/>
+        </w:rPr>
+        <w:t>You may only use our Services and Platforms in compliance with applicable laws and for legitimate purposes.</w:t>
+      </w:r>
+    </w:p>
+    <w:p>
+      <w:pPr>
+        <w:rPr>
+          <w:lang w:val="en-GH"/>
+        </w:rPr>
+      </w:pPr>
+      <w:r>
+        <w:rPr>
+          <w:lang w:val="en-GH"/>
+        </w:rPr>
+        <w:t>Subject to your agreement to these Terms, we grant you a limited, non-transferable, non-exclusive licence to access and use our Services and Platforms for your personal, non-commercial purposes, unless we expressly authorise another use.</w:t>
+      </w:r>
+    </w:p>
+    <w:p>
+      <w:pPr>
+        <w:rPr>
+          <w:lang w:val="en-GH"/>
+        </w:rPr>
+      </w:pPr>
+      <w:r>
+        <w:rPr>
+          <w:lang w:val="en-GH"/>
+        </w:rPr>
+        <w:t>You agree that you will not:</w:t>
+      </w:r>
+    </w:p>
+    <w:p>
+      <w:pPr>
+        <w:numPr>
+          <w:ilvl w:val="0"/>
+          <w:numId w:val="4"/>
+        </w:numPr>
+        <w:rPr>
+          <w:lang w:val="en-GH"/>
+        </w:rPr>
+      </w:pPr>
+      <w:r>
+        <w:rPr>
+          <w:lang w:val="en-GH"/>
+        </w:rPr>
+        <w:t>Use our Services or Platforms for any improper or unlawful purpose, or post, share, or transmit material that:</w:t>
+      </w:r>
+    </w:p>
+    <w:p>
+      <w:pPr>
+        <w:numPr>
+          <w:ilvl w:val="1"/>
+          <w:numId w:val="4"/>
+        </w:numPr>
+        <w:rPr>
+          <w:lang w:val="en-GH"/>
+        </w:rPr>
+      </w:pPr>
+      <w:r>
+        <w:rPr>
+          <w:lang w:val="en-GH"/>
+        </w:rPr>
+        <w:t>is illegal, harmful, defamatory, offensive, obscene, or otherwise objectionable;</w:t>
+      </w:r>
+    </w:p>
+    <w:p>
+      <w:pPr>
+        <w:numPr>
+          <w:ilvl w:val="1"/>
+          <w:numId w:val="4"/>
+        </w:numPr>
+        <w:rPr>
+          <w:lang w:val="en-GH"/>
+        </w:rPr>
+      </w:pPr>
+      <w:r>
+        <w:rPr>
+          <w:lang w:val="en-GH"/>
+        </w:rPr>
+        <w:t>breaches confidentiality, privacy, copyright, trademarks, or other third-party rights;</w:t>
+      </w:r>
+    </w:p>
+    <w:p>
+      <w:pPr>
+        <w:numPr>
+          <w:ilvl w:val="1"/>
+          <w:numId w:val="4"/>
+        </w:numPr>
+        <w:rPr>
+          <w:lang w:val="en-GH"/>
+        </w:rPr>
+      </w:pPr>
+      <w:r>
+        <w:rPr>
+          <w:lang w:val="en-GH"/>
+        </w:rPr>
+        <w:t>is intended to advertise or promote yourself or a third party without our permission;</w:t>
+      </w:r>
+    </w:p>
+    <w:p>
+      <w:pPr>
+        <w:numPr>
+          <w:ilvl w:val="1"/>
+          <w:numId w:val="4"/>
+        </w:numPr>
+        <w:rPr>
+          <w:lang w:val="en-GH"/>
+        </w:rPr>
+      </w:pPr>
+      <w:r>
+        <w:rPr>
+          <w:lang w:val="en-GH"/>
+        </w:rPr>
+        <w:t>is misleading or falsely represents your identity or suggests that you are sponsored, affiliated with, or connected to Dellics Travels; or</w:t>
+      </w:r>
+    </w:p>
+    <w:p>
+      <w:pPr>
+        <w:numPr>
+          <w:ilvl w:val="1"/>
+          <w:numId w:val="4"/>
+        </w:numPr>
+        <w:rPr>
+          <w:lang w:val="en-GH"/>
+        </w:rPr>
+      </w:pPr>
+      <w:r>
+        <w:rPr>
+          <w:lang w:val="en-GH"/>
+        </w:rPr>
+        <w:t>you do not have the necessary rights or permissions to provide.</w:t>
+      </w:r>
+    </w:p>
+    <w:p>
+      <w:pPr>
+        <w:numPr>
+          <w:ilvl w:val="0"/>
+          <w:numId w:val="4"/>
+        </w:numPr>
+        <w:rPr>
+          <w:lang w:val="en-GH"/>
+        </w:rPr>
+      </w:pPr>
+      <w:r>
+        <w:rPr>
+          <w:lang w:val="en-GH"/>
+        </w:rPr>
+        <w:lastRenderedPageBreak/>
+        <w:t>Use our Services or Platforms for an unauthorised commercial purpose or in a manner that may damage Dellics Travels or bring the company into disrepute.</w:t>
+      </w:r>
+    </w:p>
+    <w:p>
+      <w:pPr>
+        <w:numPr>
+          <w:ilvl w:val="0"/>
+          <w:numId w:val="4"/>
+        </w:numPr>
+        <w:rPr>
+          <w:lang w:val="en-GH"/>
+        </w:rPr>
+      </w:pPr>
+      <w:r>
+        <w:rPr>
+          <w:lang w:val="en-GH"/>
+        </w:rPr>
+        <w:t>Disassemble, reverse engineer, decompile, or otherwise attempt to derive the source code of software, applications, updates, or hardware made available through our Services, except where legally permitted.</w:t>
+      </w:r>
+    </w:p>
+    <w:p>
+      <w:pPr>
+        <w:numPr>
+          <w:ilvl w:val="0"/>
+          <w:numId w:val="4"/>
+        </w:numPr>
+        <w:rPr>
+          <w:lang w:val="en-GH"/>
+        </w:rPr>
+      </w:pPr>
+      <w:r>
+        <w:rPr>
+          <w:lang w:val="en-GH"/>
+        </w:rPr>
+        <w:t>Copy, distribute, sell, rent, lend, reproduce, or otherwise exploit our Services or Platforms without our permission.</w:t>
+      </w:r>
+    </w:p>
+    <w:p>
+      <w:pPr>
+        <w:numPr>
+          <w:ilvl w:val="0"/>
+          <w:numId w:val="4"/>
+        </w:numPr>
+        <w:rPr>
+          <w:lang w:val="en-GH"/>
+        </w:rPr>
+      </w:pPr>
+      <w:r>
+        <w:rPr>
+          <w:lang w:val="en-GH"/>
+        </w:rPr>
+        <w:t>Circumvent or attempt to bypass security measures or access restrictions.</w:t>
+      </w:r>
+    </w:p>
+    <w:p>
+      <w:pPr>
+        <w:numPr>
+          <w:ilvl w:val="0"/>
+          <w:numId w:val="4"/>
+        </w:numPr>
+        <w:rPr>
+          <w:lang w:val="en-GH"/>
+        </w:rPr>
+      </w:pPr>
+      <w:r>
+        <w:rPr>
+          <w:lang w:val="en-GH"/>
+        </w:rPr>
+        <w:t>Use or interfere with our Services or Platforms in a way that could damage, disable, overburden, impair, or compromise our systems or security or interfere with other users.</w:t>
+      </w:r>
+    </w:p>
+    <w:p>
+      <w:pPr>
+        <w:numPr>
+          <w:ilvl w:val="0"/>
+          <w:numId w:val="4"/>
+        </w:numPr>
+        <w:rPr>
+          <w:lang w:val="en-GH"/>
+        </w:rPr>
+      </w:pPr>
+      <w:r>
+        <w:rPr>
+          <w:lang w:val="en-GH"/>
+        </w:rPr>
+        <w:t>Introduce or transmit malicious code, viruses, worms, Trojan horses, denial-of-service attacks, spam, or other harmful material.</w:t>
+      </w:r>
+    </w:p>
+    <w:p>
+      <w:pPr>
+        <w:numPr>
+          <w:ilvl w:val="0"/>
+          <w:numId w:val="4"/>
+        </w:numPr>
+        <w:rPr>
+          <w:lang w:val="en-GH"/>
+        </w:rPr>
+      </w:pPr>
+      <w:r>
+        <w:rPr>
+          <w:lang w:val="en-GH"/>
+        </w:rPr>
+        <w:t>Remove, alter, or replace copyright notices, trademarks, business names, logos, or other identifying information displayed on our Services or Platforms.</w:t>
+      </w:r>
+    </w:p>
+    <w:p>
+      <w:pPr>
+        <w:numPr>
+          <w:ilvl w:val="0"/>
+          <w:numId w:val="4"/>
+        </w:numPr>
+        <w:rPr>
+          <w:lang w:val="en-GH"/>
+        </w:rPr>
+      </w:pPr>
+      <w:r>
+        <w:rPr>
+          <w:lang w:val="en-GH"/>
+        </w:rPr>
+        <w:t>Represent our Services or Platforms as being operated by anyone other than Dellics Travels.</w:t>
+      </w:r>
+    </w:p>
+    <w:p>
+      <w:pPr>
+        <w:rPr>
+          <w:lang w:val="en-GH"/>
+        </w:rPr>
+      </w:pPr>
+      <w:r>
+        <w:rPr>
+          <w:lang w:val="en-GH"/>
+        </w:rPr>
+        <w:pict w14:anchorId="084C1EC8">
+          <v:rect id="_x0000_i1172" style="width:0;height:1.5pt" o:hralign="center" o:hrstd="t" o:hr="t" fillcolor="#a0a0a0" stroked="f"/>
+        </w:pict>
+      </w:r>
+    </w:p>
+    <w:p>
+      <w:pPr>
+        <w:rPr>
+          <w:b/>
+          <w:bCs/>
+          <w:lang w:val="en-GH"/>
+        </w:rPr>
+      </w:pPr>
+      <w:r>
+        <w:rPr>
+          <w:b/>
+          <w:bCs/>
+          <w:lang w:val="en-GH"/>
+        </w:rPr>
+        <w:t>5. Automated Access</w:t>
+      </w:r>
+    </w:p>
+    <w:p>
+      <w:pPr>
+        <w:rPr>
+          <w:lang w:val="en-GH"/>
+        </w:rPr>
+      </w:pPr>
+      <w:r>
+        <w:rPr>
+          <w:lang w:val="en-GH"/>
+        </w:rPr>
+        <w:t>You must not use any unauthorised automated computer program, software agent, bot, spider, crawler, scraper, or other software or application to scan, copy, index, sort, collect, or otherwise exploit our Services, Platforms, or the data contained on them.</w:t>
+      </w:r>
+    </w:p>
+    <w:p>
+      <w:pPr>
+        <w:rPr>
+          <w:lang w:val="en-GH"/>
+        </w:rPr>
+      </w:pPr>
+      <w:r>
+        <w:rPr>
+          <w:lang w:val="en-GH"/>
+        </w:rPr>
+        <w:t>Dellics Travels invests significant resources in collecting, processing, organising, and presenting travel information from third-party suppliers.</w:t>
+      </w:r>
+    </w:p>
+    <w:p>
+      <w:pPr>
+        <w:rPr>
+          <w:lang w:val="en-GH"/>
+        </w:rPr>
+      </w:pPr>
+      <w:r>
+        <w:rPr>
+          <w:lang w:val="en-GH"/>
+        </w:rPr>
+        <w:t>We reserve the right to take reasonable technical or legal action to detect, prevent, and restrict unauthorised automated access to our Services and Platforms.</w:t>
+      </w:r>
+    </w:p>
+    <w:p>
+      <w:pPr>
+        <w:rPr>
+          <w:lang w:val="en-GH"/>
+        </w:rPr>
+      </w:pPr>
+      <w:r>
+        <w:rPr>
+          <w:lang w:val="en-GH"/>
+        </w:rPr>
+        <w:pict w14:anchorId="6B458205">
+          <v:rect id="_x0000_i1173" style="width:0;height:1.5pt" o:hralign="center" o:hrstd="t" o:hr="t" fillcolor="#a0a0a0" stroked="f"/>
+        </w:pict>
+      </w:r>
+    </w:p>
+    <w:p>
+      <w:pPr>
+        <w:rPr>
+          <w:b/>
+          <w:bCs/>
+          <w:lang w:val="en-GH"/>
+        </w:rPr>
+      </w:pPr>
+      <w:r>
+        <w:rPr>
+          <w:b/>
+          <w:bCs/>
+          <w:lang w:val="en-GH"/>
+        </w:rPr>
+        <w:t>6. Accounts and Passwords</w:t>
+      </w:r>
+    </w:p>
+    <w:p>
+      <w:pPr>
+        <w:rPr>
+          <w:lang w:val="en-GH"/>
+        </w:rPr>
+      </w:pPr>
+      <w:r>
+        <w:rPr>
+          <w:lang w:val="en-GH"/>
+        </w:rPr>
+        <w:t>Where you create an account with Dellics Travels, you are responsible for keeping your login credentials and password confidential and secure.</w:t>
+      </w:r>
+    </w:p>
+    <w:p>
+      <w:pPr>
+        <w:rPr>
+          <w:lang w:val="en-GH"/>
+        </w:rPr>
+      </w:pPr>
+      <w:r>
+        <w:rPr>
+          <w:lang w:val="en-GH"/>
+        </w:rPr>
+        <w:lastRenderedPageBreak/>
+        <w:t>You must notify us immediately if you believe that your account or login information has been compromised.</w:t>
+      </w:r>
+    </w:p>
+    <w:p>
+      <w:pPr>
+        <w:rPr>
+          <w:lang w:val="en-GH"/>
+        </w:rPr>
+      </w:pPr>
+      <w:r>
+        <w:rPr>
+          <w:lang w:val="en-GH"/>
+        </w:rPr>
+        <w:t>You can contact us at:</w:t>
+      </w:r>
+    </w:p>
+    <w:p>
+      <w:pPr>
+        <w:rPr>
+          <w:lang w:val="en-GH"/>
+        </w:rPr>
+      </w:pPr>
       <w:hyperlink r:id="rId7" w:history="1">
         <w:r>
           <w:rPr>
             <w:rStyle w:val="Hyperlink"/>
+            <w:b/>
+            <w:bCs/>
+            <w:lang w:val="en-GH"/>
           </w:rPr>
-          <w:t>cookie policy</w:t>
+          <w:t>help@dellicstravels.com</w:t>
         </w:r>
       </w:hyperlink>
-      <w:r>
-        <w:t xml:space="preserve"> and </w:t>
+    </w:p>
+    <w:p>
+      <w:pPr>
+        <w:rPr>
+          <w:lang w:val="en-GH"/>
+        </w:rPr>
+      </w:pPr>
+      <w:r>
+        <w:rPr>
+          <w:lang w:val="en-GH"/>
+        </w:rPr>
+        <w:pict w14:anchorId="6499EFD4">
+          <v:rect id="_x0000_i1174" style="width:0;height:1.5pt" o:hralign="center" o:hrstd="t" o:hr="t" fillcolor="#a0a0a0" stroked="f"/>
+        </w:pict>
+      </w:r>
+    </w:p>
+    <w:p>
+      <w:pPr>
+        <w:rPr>
+          <w:b/>
+          <w:bCs/>
+          <w:lang w:val="en-GH"/>
+        </w:rPr>
+      </w:pPr>
+      <w:r>
+        <w:rPr>
+          <w:b/>
+          <w:bCs/>
+          <w:lang w:val="en-GH"/>
+        </w:rPr>
+        <w:t>7. Age Requirements</w:t>
+      </w:r>
+    </w:p>
+    <w:p>
+      <w:pPr>
+        <w:rPr>
+          <w:lang w:val="en-GH"/>
+        </w:rPr>
+      </w:pPr>
+      <w:r>
+        <w:rPr>
+          <w:lang w:val="en-GH"/>
+        </w:rPr>
+        <w:t>Our Services are not intended for children under the age of 18 unless permitted with appropriate parental or legal consent under applicable law.</w:t>
+      </w:r>
+    </w:p>
+    <w:p>
+      <w:pPr>
+        <w:rPr>
+          <w:lang w:val="en-GH"/>
+        </w:rPr>
+      </w:pPr>
+      <w:r>
+        <w:rPr>
+          <w:lang w:val="en-GH"/>
+        </w:rPr>
+        <w:t>You must not knowingly provide false information about your age when using our Services.</w:t>
+      </w:r>
+    </w:p>
+    <w:p>
+      <w:pPr>
+        <w:rPr>
+          <w:lang w:val="en-GH"/>
+        </w:rPr>
+      </w:pPr>
+      <w:r>
+        <w:rPr>
+          <w:lang w:val="en-GH"/>
+        </w:rPr>
+        <w:t>If we become aware that we have collected personal information from a child in circumstances where such collection is not permitted, we may take appropriate steps to delete the information in accordance with our Privacy Policy and applicable law.</w:t>
+      </w:r>
+    </w:p>
+    <w:p>
+      <w:pPr>
+        <w:rPr>
+          <w:lang w:val="en-GH"/>
+        </w:rPr>
+      </w:pPr>
+      <w:r>
+        <w:rPr>
+          <w:lang w:val="en-GH"/>
+        </w:rPr>
+        <w:pict w14:anchorId="00927528">
+          <v:rect id="_x0000_i1175" style="width:0;height:1.5pt" o:hralign="center" o:hrstd="t" o:hr="t" fillcolor="#a0a0a0" stroked="f"/>
+        </w:pict>
+      </w:r>
+    </w:p>
+    <w:p>
+      <w:pPr>
+        <w:rPr>
+          <w:b/>
+          <w:bCs/>
+          <w:lang w:val="en-GH"/>
+        </w:rPr>
+      </w:pPr>
+      <w:r>
+        <w:rPr>
+          <w:b/>
+          <w:bCs/>
+          <w:lang w:val="en-GH"/>
+        </w:rPr>
+        <w:t>8. Third-Party Platforms</w:t>
+      </w:r>
+    </w:p>
+    <w:p>
+      <w:pPr>
+        <w:rPr>
+          <w:lang w:val="en-GH"/>
+        </w:rPr>
+      </w:pPr>
+      <w:r>
+        <w:rPr>
+          <w:lang w:val="en-GH"/>
+        </w:rPr>
+        <w:t>Some of our Services may contain links to or integrations with third-party websites, applications, social media platforms, payment providers, travel providers, or other services.</w:t>
+      </w:r>
+    </w:p>
+    <w:p>
+      <w:pPr>
+        <w:rPr>
+          <w:lang w:val="en-GH"/>
+        </w:rPr>
+      </w:pPr>
+      <w:r>
+        <w:rPr>
+          <w:lang w:val="en-GH"/>
+        </w:rPr>
+        <w:t>Where third-party terms apply, you agree to comply with those terms in addition to these Terms.</w:t>
+      </w:r>
+    </w:p>
+    <w:p>
+      <w:pPr>
+        <w:rPr>
+          <w:lang w:val="en-GH"/>
+        </w:rPr>
+      </w:pPr>
+      <w:r>
+        <w:rPr>
+          <w:lang w:val="en-GH"/>
+        </w:rPr>
+        <w:t>Dellics Travels is not responsible for the content, availability, security, or privacy practices of third-party platforms.</w:t>
+      </w:r>
+    </w:p>
+    <w:p>
+      <w:pPr>
+        <w:rPr>
+          <w:lang w:val="en-GH"/>
+        </w:rPr>
+      </w:pPr>
+      <w:r>
+        <w:rPr>
+          <w:lang w:val="en-GH"/>
+        </w:rPr>
+        <w:pict w14:anchorId="0DA52A8B">
+          <v:rect id="_x0000_i1176" style="width:0;height:1.5pt" o:hralign="center" o:hrstd="t" o:hr="t" fillcolor="#a0a0a0" stroked="f"/>
+        </w:pict>
+      </w:r>
+    </w:p>
+    <w:p>
+      <w:pPr>
+        <w:rPr>
+          <w:b/>
+          <w:bCs/>
+          <w:lang w:val="en-GH"/>
+        </w:rPr>
+      </w:pPr>
+      <w:r>
+        <w:rPr>
+          <w:b/>
+          <w:bCs/>
+          <w:lang w:val="en-GH"/>
+        </w:rPr>
+        <w:t>9. Sharing Information With Us</w:t>
+      </w:r>
+    </w:p>
+    <w:p>
+      <w:pPr>
+        <w:rPr>
+          <w:lang w:val="en-GH"/>
+        </w:rPr>
+      </w:pPr>
+      <w:r>
+        <w:rPr>
+          <w:lang w:val="en-GH"/>
+        </w:rPr>
+        <w:t xml:space="preserve">We take your privacy seriously and handle personal information in accordance with applicable data protection laws and our </w:t>
+      </w:r>
+      <w:r>
+        <w:rPr>
+          <w:b/>
+          <w:bCs/>
+          <w:lang w:val="en-GH"/>
+        </w:rPr>
+        <w:t>Privacy Policy</w:t>
+      </w:r>
+      <w:r>
+        <w:rPr>
+          <w:lang w:val="en-GH"/>
+        </w:rPr>
+        <w:t>.</w:t>
+      </w:r>
+    </w:p>
+    <w:p>
+      <w:pPr>
+        <w:rPr>
+          <w:lang w:val="en-GH"/>
+        </w:rPr>
+      </w:pPr>
+      <w:r>
+        <w:rPr>
+          <w:lang w:val="en-GH"/>
+        </w:rPr>
+        <w:t>Personal information that you submit to or through our Services may be used in accordance with our Privacy Policy.</w:t>
+      </w:r>
+    </w:p>
+    <w:p>
+      <w:pPr>
+        <w:rPr>
+          <w:lang w:val="en-GH"/>
+        </w:rPr>
+      </w:pPr>
+      <w:r>
+        <w:rPr>
+          <w:lang w:val="en-GH"/>
+        </w:rPr>
+        <w:t>You agree to provide information that is accurate and up to date and, where necessary, to ensure that you have the appropriate permissions or consent to provide information relating to another person.</w:t>
+      </w:r>
+    </w:p>
+    <w:p>
+      <w:pPr>
+        <w:rPr>
+          <w:lang w:val="en-GH"/>
+        </w:rPr>
+      </w:pPr>
+      <w:r>
+        <w:rPr>
+          <w:lang w:val="en-GH"/>
+        </w:rPr>
+        <w:lastRenderedPageBreak/>
+        <w:t xml:space="preserve">For more information, please review our </w:t>
       </w:r>
       <w:hyperlink r:id="rId8" w:history="1">
         <w:r>
           <w:rPr>
             <w:rStyle w:val="Hyperlink"/>
+            <w:b/>
+            <w:bCs/>
+            <w:lang w:val="en-GH"/>
           </w:rPr>
-          <w:t xml:space="preserve">How </w:t>
-        </w:r>
-        <w:proofErr w:type="spellStart"/>
-        <w:r>
-          <w:rPr>
-            <w:rStyle w:val="Hyperlink"/>
-          </w:rPr>
-          <w:t>Dellics</w:t>
-        </w:r>
-        <w:proofErr w:type="spellEnd"/>
-        <w:r>
-          <w:rPr>
-            <w:rStyle w:val="Hyperlink"/>
-          </w:rPr>
-          <w:t xml:space="preserve"> Travels </w:t>
-        </w:r>
-        <w:r>
-          <w:rPr>
-            <w:rStyle w:val="Hyperlink"/>
-          </w:rPr>
-          <w:t>Works</w:t>
+          <w:t>Privacy Policy</w:t>
         </w:r>
       </w:hyperlink>
       <w:r>
-        <w:t xml:space="preserve">. By accessing or using the Services or Platforms, you are confirming that you have read, understood and agreed to these Terms and those of the privacy policy, cookie policy and </w:t>
-      </w:r>
+        <w:rPr>
+          <w:lang w:val="en-GH"/>
+        </w:rPr>
+        <w:t xml:space="preserve"> or contact:</w:t>
+      </w:r>
+    </w:p>
+    <w:p>
+      <w:pPr>
+        <w:rPr>
+          <w:lang w:val="en-GH"/>
+        </w:rPr>
+      </w:pPr>
       <w:hyperlink r:id="rId9" w:history="1">
         <w:r>
           <w:rPr>
             <w:rStyle w:val="Hyperlink"/>
+            <w:b/>
+            <w:bCs/>
+            <w:lang w:val="en-GH"/>
           </w:rPr>
-          <w:t>How</w:t>
-        </w:r>
-        <w:r>
-          <w:rPr>
-            <w:rStyle w:val="Hyperlink"/>
-          </w:rPr>
-          <w:t xml:space="preserve"> </w:t>
-        </w:r>
-        <w:proofErr w:type="spellStart"/>
-        <w:r>
-          <w:rPr>
-            <w:rStyle w:val="Hyperlink"/>
-          </w:rPr>
-          <w:t>Dellics</w:t>
-        </w:r>
-        <w:proofErr w:type="spellEnd"/>
-        <w:r>
-          <w:rPr>
-            <w:rStyle w:val="Hyperlink"/>
-          </w:rPr>
-          <w:t xml:space="preserve"> Travels </w:t>
-        </w:r>
-        <w:r>
-          <w:rPr>
-            <w:rStyle w:val="Hyperlink"/>
-          </w:rPr>
-          <w:t>Works</w:t>
+          <w:t>help@dellicstravels.com</w:t>
         </w:r>
       </w:hyperlink>
-      <w:r>
-        <w:t>.</w:t>
-      </w:r>
-    </w:p>
-    <w:p>
-      <w:r>
-        <w:t>We may provide additional services or platforms which could impose different terms and conditions on your use of those services. Where that is the case, you will be clearly notified and those terms will operate in place of or together with these Terms as appropriate.</w:t>
-      </w:r>
-    </w:p>
-    <w:p>
-      <w:r>
-        <w:t>We may amend these Terms at any time at our discretion. If these Terms are amended, we will publish the revised terms and conditions and you will be deemed to have accepted any amendments if you continue using our Services or Platforms after the amendments are displayed. If you do not accept all of these Terms then you should not use our Services or Platforms.</w:t>
-      </w:r>
-    </w:p>
-    <w:p/>
-    <w:p/>
-    <w:p>
-      <w:r>
-        <w:t>Using our Services</w:t>
-      </w:r>
-    </w:p>
-    <w:p>
-      <w:r>
-        <w:t xml:space="preserve">You may only use our Services and Platforms in compliance with applicable laws and for legitimate purposes. In consideration of you agreeing to these Terms, we grant you a non-transferable, non-exclusive </w:t>
-      </w:r>
-      <w:proofErr w:type="spellStart"/>
-      <w:r>
-        <w:t>licence</w:t>
-      </w:r>
-      <w:proofErr w:type="spellEnd"/>
-      <w:r>
-        <w:t xml:space="preserve"> to download, access and use our Services and Platforms for your own personal, non-commercial purposes and for no other purpose. We grant this </w:t>
-      </w:r>
-      <w:proofErr w:type="spellStart"/>
-      <w:r>
-        <w:t>licence</w:t>
-      </w:r>
-      <w:proofErr w:type="spellEnd"/>
-      <w:r>
-        <w:t xml:space="preserve"> subject to you agreeing that you shall not:</w:t>
-      </w:r>
-    </w:p>
-    <w:p>
-      <w:pPr>
-        <w:numPr>
-          <w:ilvl w:val="0"/>
-          <w:numId w:val="1"/>
-        </w:numPr>
-      </w:pPr>
-      <w:r>
-        <w:t>use our Services or Platforms for any purpose that is improper, unlawful, or to post, share or transmit any material that: (</w:t>
-      </w:r>
-      <w:proofErr w:type="spellStart"/>
-      <w:r>
-        <w:t>i</w:t>
-      </w:r>
-      <w:proofErr w:type="spellEnd"/>
-      <w:r>
-        <w:t xml:space="preserve">) is illegal, harmful, defamatory, offensive, obscene or otherwise objectionable; (ii) is in breach of confidence or privacy or of any third party’s rights including copyright, trade mark or other intellectual property rights; (iii) is posted, shared or transmitted for the purpose of advertising or promoting yourself or any third party; or (iv) is misleading or misrepresentative as to your identity or which in any way suggests that you are sponsored, affiliated or connected with </w:t>
-      </w:r>
-      <w:proofErr w:type="spellStart"/>
-      <w:r>
-        <w:t>Dellics</w:t>
-      </w:r>
-      <w:proofErr w:type="spellEnd"/>
-      <w:r>
-        <w:t xml:space="preserve"> Travels LLC</w:t>
-      </w:r>
-      <w:r>
-        <w:t>; or (v) you do not otherwise have any rights or the permissions you need to make available</w:t>
-      </w:r>
-      <w:r>
-        <w:t>.</w:t>
-      </w:r>
-    </w:p>
-    <w:p>
-      <w:pPr>
-        <w:numPr>
-          <w:ilvl w:val="0"/>
-          <w:numId w:val="1"/>
-        </w:numPr>
-      </w:pPr>
-      <w:r>
-        <w:t xml:space="preserve">use our Services or Platforms for any commercial purpose or in any manner which may cause damage to </w:t>
-      </w:r>
-      <w:proofErr w:type="spellStart"/>
-      <w:r>
-        <w:t>Dellics</w:t>
-      </w:r>
-      <w:proofErr w:type="spellEnd"/>
-      <w:r>
-        <w:t xml:space="preserve"> </w:t>
-      </w:r>
-      <w:r>
-        <w:t xml:space="preserve">Travels </w:t>
-      </w:r>
-      <w:r>
-        <w:t>or</w:t>
-      </w:r>
-      <w:r>
-        <w:t xml:space="preserve"> bring </w:t>
-      </w:r>
-      <w:proofErr w:type="spellStart"/>
-      <w:r>
-        <w:t>Dellics</w:t>
-      </w:r>
-      <w:proofErr w:type="spellEnd"/>
-      <w:r>
-        <w:t xml:space="preserve"> Travels</w:t>
-      </w:r>
-      <w:r>
-        <w:t xml:space="preserve"> into disrepute;</w:t>
-      </w:r>
-    </w:p>
-    <w:p>
-      <w:pPr>
-        <w:numPr>
-          <w:ilvl w:val="0"/>
-          <w:numId w:val="1"/>
-        </w:numPr>
-      </w:pPr>
-      <w:r>
-        <w:t>disassemble, reverse engineer or otherwise decompile any software, applications, updates or hardware contained in or available via our Services or Platforms, except as legally permitted;</w:t>
-      </w:r>
-    </w:p>
-    <w:p>
-      <w:pPr>
-        <w:numPr>
-          <w:ilvl w:val="0"/>
-          <w:numId w:val="1"/>
-        </w:numPr>
-      </w:pPr>
-      <w:r>
-        <w:t>copy, distribute, communicate to the public, sell, rent, lend or otherwise use our Services or Platforms, or seek to violate or circumvent any security measures in place to restrict your access to or use of our Services or Platforms;</w:t>
-      </w:r>
-    </w:p>
-    <w:p>
-      <w:pPr>
-        <w:numPr>
-          <w:ilvl w:val="0"/>
-          <w:numId w:val="1"/>
-        </w:numPr>
-      </w:pPr>
-      <w:r>
-        <w:t>use or interfere with our Services or Platforms in a way that could damage, disable, overburden, impair or compromise our systems or security or interfere with other users;</w:t>
-      </w:r>
-    </w:p>
-    <w:p>
-      <w:pPr>
-        <w:numPr>
-          <w:ilvl w:val="0"/>
-          <w:numId w:val="1"/>
-        </w:numPr>
-      </w:pPr>
-      <w:r>
-        <w:t>introduce onto, or transmit via our Services or Platforms any disruptive or malicious code, virus, worm, or trojan horse, or a ‘denial of service’ or ‘spam’ attack; or</w:t>
-      </w:r>
-    </w:p>
-    <w:p>
-      <w:pPr>
-        <w:numPr>
-          <w:ilvl w:val="0"/>
-          <w:numId w:val="1"/>
-        </w:numPr>
-      </w:pPr>
-      <w:r>
-        <w:t xml:space="preserve">remove, alter or replace any notices of authorship, </w:t>
-      </w:r>
-      <w:r>
-        <w:t>trademarks</w:t>
-      </w:r>
-      <w:r>
-        <w:t xml:space="preserve">, business names, logos or other designations of origin on our Services or Platforms, or pass off or attempt to pass off our Services or Platforms as the product of anyone other than </w:t>
-      </w:r>
-      <w:proofErr w:type="spellStart"/>
-      <w:r>
-        <w:t>Dellics</w:t>
-      </w:r>
-      <w:proofErr w:type="spellEnd"/>
-      <w:r>
-        <w:t xml:space="preserve"> Travels</w:t>
-      </w:r>
-      <w:r>
-        <w:t>.</w:t>
-      </w:r>
-    </w:p>
-    <w:p>
-      <w:r>
-        <w:lastRenderedPageBreak/>
-        <w:t xml:space="preserve">You also agree not to use any </w:t>
-      </w:r>
-      <w:proofErr w:type="spellStart"/>
-      <w:r>
-        <w:t>unauthorised</w:t>
-      </w:r>
-      <w:proofErr w:type="spellEnd"/>
-      <w:r>
-        <w:t xml:space="preserve"> automated computer program, software agent, bot, spider or other software or application to scan, copy, index, sort or otherwise exploit our Services or Platforms or the data contained on them. </w:t>
-      </w:r>
-      <w:proofErr w:type="spellStart"/>
-      <w:r>
-        <w:t>Dellics</w:t>
-      </w:r>
-      <w:proofErr w:type="spellEnd"/>
-      <w:r>
-        <w:t xml:space="preserve"> Travels</w:t>
-      </w:r>
-      <w:r>
-        <w:t xml:space="preserve"> has made a substantial investment in collecting, processing and presenting thousands of travel data suppliers, and offers access to travel data on a commercial API basis, so any breach of this provision is a material breach of these terms and </w:t>
-      </w:r>
-      <w:proofErr w:type="spellStart"/>
-      <w:r>
-        <w:t>Dellics</w:t>
-      </w:r>
-      <w:proofErr w:type="spellEnd"/>
-      <w:r>
-        <w:t xml:space="preserve"> Travels</w:t>
-      </w:r>
-      <w:r>
-        <w:t xml:space="preserve"> reserves the right to take any technical or legal action to detect and restrict </w:t>
-      </w:r>
-      <w:proofErr w:type="spellStart"/>
-      <w:r>
-        <w:t>unauthorised</w:t>
-      </w:r>
-      <w:proofErr w:type="spellEnd"/>
-      <w:r>
-        <w:t xml:space="preserve"> automated access to our Services and Platforms.</w:t>
-      </w:r>
-    </w:p>
-    <w:p>
-      <w:r>
-        <w:t xml:space="preserve">Where you sign up to our Services or Platforms with a log-in account or password, you are responsible for keeping those password and log-in details confidential and secure. If you become aware, or suspect for any reason, that the security of your log-in details has been compromised, please let us know via our </w:t>
-      </w:r>
+    </w:p>
+    <w:p>
+      <w:pPr>
+        <w:rPr>
+          <w:lang w:val="en-GH"/>
+        </w:rPr>
+      </w:pPr>
+      <w:r>
+        <w:rPr>
+          <w:lang w:val="en-GH"/>
+        </w:rPr>
+        <w:pict w14:anchorId="145DD404">
+          <v:rect id="_x0000_i1177" style="width:0;height:1.5pt" o:hralign="center" o:hrstd="t" o:hr="t" fillcolor="#a0a0a0" stroked="f"/>
+        </w:pict>
+      </w:r>
+    </w:p>
+    <w:p>
+      <w:pPr>
+        <w:rPr>
+          <w:b/>
+          <w:bCs/>
+          <w:lang w:val="en-GH"/>
+        </w:rPr>
+      </w:pPr>
+      <w:r>
+        <w:rPr>
+          <w:b/>
+          <w:bCs/>
+          <w:lang w:val="en-GH"/>
+        </w:rPr>
+        <w:t>10. Feedback</w:t>
+      </w:r>
+    </w:p>
+    <w:p>
+      <w:pPr>
+        <w:rPr>
+          <w:lang w:val="en-GH"/>
+        </w:rPr>
+      </w:pPr>
+      <w:r>
+        <w:rPr>
+          <w:lang w:val="en-GH"/>
+        </w:rPr>
+        <w:t>If you provide us with suggestions, comments, improvements, ideas, or other feedback (</w:t>
+      </w:r>
+      <w:r>
+        <w:rPr>
+          <w:b/>
+          <w:bCs/>
+          <w:lang w:val="en-GH"/>
+        </w:rPr>
+        <w:t>“Feedback”</w:t>
+      </w:r>
+      <w:r>
+        <w:rPr>
+          <w:lang w:val="en-GH"/>
+        </w:rPr>
+        <w:t>), you acknowledge that we may use that Feedback to improve our Services and business.</w:t>
+      </w:r>
+    </w:p>
+    <w:p>
+      <w:pPr>
+        <w:rPr>
+          <w:lang w:val="en-GH"/>
+        </w:rPr>
+      </w:pPr>
+      <w:r>
+        <w:rPr>
+          <w:lang w:val="en-GH"/>
+        </w:rPr>
+        <w:t>Where permitted by law, you grant Dellics Travels the right to use, reproduce, modify, and share such Feedback without compensation to you.</w:t>
+      </w:r>
+    </w:p>
+    <w:p>
+      <w:pPr>
+        <w:rPr>
+          <w:lang w:val="en-GH"/>
+        </w:rPr>
+      </w:pPr>
+      <w:r>
+        <w:rPr>
+          <w:lang w:val="en-GH"/>
+        </w:rPr>
+        <w:t>You can provide Feedback by contacting:</w:t>
+      </w:r>
+    </w:p>
+    <w:p>
+      <w:pPr>
+        <w:rPr>
+          <w:lang w:val="en-GH"/>
+        </w:rPr>
+      </w:pPr>
       <w:hyperlink r:id="rId10" w:history="1">
         <w:r>
           <w:rPr>
             <w:rStyle w:val="Hyperlink"/>
+            <w:b/>
+            <w:bCs/>
+            <w:lang w:val="en-GH"/>
           </w:rPr>
-          <w:t>Helpdesk</w:t>
+          <w:t>help@dellicstravels.com</w:t>
         </w:r>
       </w:hyperlink>
-      <w:r>
-        <w:t xml:space="preserve"> immediately.</w:t>
-      </w:r>
-    </w:p>
-    <w:p>
-      <w:r>
-        <w:t xml:space="preserve">Our Services and Platforms are not intended for children under 18 years of age, and no one under the age of 18 may provide any information to or via our Services or Platforms. We do not knowingly collect personal information from children under 18, and if we learn that we have collected or received personal information from a child under 18, we will delete that information in accordance with our </w:t>
-      </w:r>
+    </w:p>
+    <w:p>
+      <w:pPr>
+        <w:rPr>
+          <w:lang w:val="en-GH"/>
+        </w:rPr>
+      </w:pPr>
+      <w:r>
+        <w:rPr>
+          <w:lang w:val="en-GH"/>
+        </w:rPr>
+        <w:pict w14:anchorId="6E9B614C">
+          <v:rect id="_x0000_i1178" style="width:0;height:1.5pt" o:hralign="center" o:hrstd="t" o:hr="t" fillcolor="#a0a0a0" stroked="f"/>
+        </w:pict>
+      </w:r>
+    </w:p>
+    <w:p>
+      <w:pPr>
+        <w:rPr>
+          <w:b/>
+          <w:bCs/>
+          <w:lang w:val="en-GH"/>
+        </w:rPr>
+      </w:pPr>
+      <w:r>
+        <w:rPr>
+          <w:b/>
+          <w:bCs/>
+          <w:lang w:val="en-GH"/>
+        </w:rPr>
+        <w:t>11. Dellics Travels' Property</w:t>
+      </w:r>
+    </w:p>
+    <w:p>
+      <w:pPr>
+        <w:rPr>
+          <w:lang w:val="en-GH"/>
+        </w:rPr>
+      </w:pPr>
+      <w:r>
+        <w:rPr>
+          <w:lang w:val="en-GH"/>
+        </w:rPr>
+        <w:t>Except where expressly stated otherwise, all intellectual property rights relating to our Services and Platforms are owned by or licensed to Dellics Travels.</w:t>
+      </w:r>
+    </w:p>
+    <w:p>
+      <w:pPr>
+        <w:rPr>
+          <w:lang w:val="en-GH"/>
+        </w:rPr>
+      </w:pPr>
+      <w:r>
+        <w:rPr>
+          <w:lang w:val="en-GH"/>
+        </w:rPr>
+        <w:t>This includes:</w:t>
+      </w:r>
+    </w:p>
+    <w:p>
+      <w:pPr>
+        <w:numPr>
+          <w:ilvl w:val="0"/>
+          <w:numId w:val="5"/>
+        </w:numPr>
+        <w:rPr>
+          <w:lang w:val="en-GH"/>
+        </w:rPr>
+      </w:pPr>
+      <w:r>
+        <w:rPr>
+          <w:lang w:val="en-GH"/>
+        </w:rPr>
+        <w:t>Copyright</w:t>
+      </w:r>
+    </w:p>
+    <w:p>
+      <w:pPr>
+        <w:numPr>
+          <w:ilvl w:val="0"/>
+          <w:numId w:val="5"/>
+        </w:numPr>
+        <w:rPr>
+          <w:lang w:val="en-GH"/>
+        </w:rPr>
+      </w:pPr>
+      <w:r>
+        <w:rPr>
+          <w:lang w:val="en-GH"/>
+        </w:rPr>
+        <w:t>Software</w:t>
+      </w:r>
+    </w:p>
+    <w:p>
+      <w:pPr>
+        <w:numPr>
+          <w:ilvl w:val="0"/>
+          <w:numId w:val="5"/>
+        </w:numPr>
+        <w:rPr>
+          <w:lang w:val="en-GH"/>
+        </w:rPr>
+      </w:pPr>
+      <w:r>
+        <w:rPr>
+          <w:lang w:val="en-GH"/>
+        </w:rPr>
+        <w:t>Trademarks</w:t>
+      </w:r>
+    </w:p>
+    <w:p>
+      <w:pPr>
+        <w:numPr>
+          <w:ilvl w:val="0"/>
+          <w:numId w:val="5"/>
+        </w:numPr>
+        <w:rPr>
+          <w:lang w:val="en-GH"/>
+        </w:rPr>
+      </w:pPr>
+      <w:r>
+        <w:rPr>
+          <w:lang w:val="en-GH"/>
+        </w:rPr>
+        <w:t>Business names</w:t>
+      </w:r>
+    </w:p>
+    <w:p>
+      <w:pPr>
+        <w:numPr>
+          <w:ilvl w:val="0"/>
+          <w:numId w:val="5"/>
+        </w:numPr>
+        <w:rPr>
+          <w:lang w:val="en-GH"/>
+        </w:rPr>
+      </w:pPr>
+      <w:r>
+        <w:rPr>
+          <w:lang w:val="en-GH"/>
+        </w:rPr>
+        <w:t>Logos</w:t>
+      </w:r>
+    </w:p>
+    <w:p>
+      <w:pPr>
+        <w:numPr>
+          <w:ilvl w:val="0"/>
+          <w:numId w:val="5"/>
+        </w:numPr>
+        <w:rPr>
+          <w:lang w:val="en-GH"/>
+        </w:rPr>
+      </w:pPr>
+      <w:r>
+        <w:rPr>
+          <w:lang w:val="en-GH"/>
+        </w:rPr>
+        <w:t>Design rights</w:t>
+      </w:r>
+    </w:p>
+    <w:p>
+      <w:pPr>
+        <w:numPr>
+          <w:ilvl w:val="0"/>
+          <w:numId w:val="5"/>
+        </w:numPr>
+        <w:rPr>
+          <w:lang w:val="en-GH"/>
+        </w:rPr>
+      </w:pPr>
+      <w:r>
+        <w:rPr>
+          <w:lang w:val="en-GH"/>
+        </w:rPr>
+        <w:t>Database rights</w:t>
+      </w:r>
+    </w:p>
+    <w:p>
+      <w:pPr>
+        <w:numPr>
+          <w:ilvl w:val="0"/>
+          <w:numId w:val="5"/>
+        </w:numPr>
+        <w:rPr>
+          <w:lang w:val="en-GH"/>
+        </w:rPr>
+      </w:pPr>
+      <w:r>
+        <w:rPr>
+          <w:lang w:val="en-GH"/>
+        </w:rPr>
+        <w:t>Know-how</w:t>
+      </w:r>
+    </w:p>
+    <w:p>
+      <w:pPr>
+        <w:numPr>
+          <w:ilvl w:val="0"/>
+          <w:numId w:val="5"/>
+        </w:numPr>
+        <w:rPr>
+          <w:lang w:val="en-GH"/>
+        </w:rPr>
+      </w:pPr>
+      <w:r>
+        <w:rPr>
+          <w:lang w:val="en-GH"/>
+        </w:rPr>
+        <w:t>Trade secrets</w:t>
+      </w:r>
+    </w:p>
+    <w:p>
+      <w:pPr>
+        <w:numPr>
+          <w:ilvl w:val="0"/>
+          <w:numId w:val="5"/>
+        </w:numPr>
+        <w:rPr>
+          <w:lang w:val="en-GH"/>
+        </w:rPr>
+      </w:pPr>
+      <w:r>
+        <w:rPr>
+          <w:lang w:val="en-GH"/>
+        </w:rPr>
+        <w:t>Other intellectual property rights</w:t>
+      </w:r>
+    </w:p>
+    <w:p>
+      <w:pPr>
+        <w:rPr>
+          <w:lang w:val="en-GH"/>
+        </w:rPr>
+      </w:pPr>
+      <w:r>
+        <w:rPr>
+          <w:lang w:val="en-GH"/>
+        </w:rPr>
+        <w:t>Your use of our Services does not transfer ownership of any of these rights to you.</w:t>
+      </w:r>
+    </w:p>
+    <w:p>
+      <w:pPr>
+        <w:rPr>
+          <w:lang w:val="en-GH"/>
+        </w:rPr>
+      </w:pPr>
+      <w:r>
+        <w:rPr>
+          <w:lang w:val="en-GH"/>
+        </w:rPr>
+        <w:lastRenderedPageBreak/>
+        <w:t>You receive only the limited right to use our Services in accordance with these Terms.</w:t>
+      </w:r>
+    </w:p>
+    <w:p>
+      <w:pPr>
+        <w:rPr>
+          <w:lang w:val="en-GH"/>
+        </w:rPr>
+      </w:pPr>
+      <w:r>
+        <w:rPr>
+          <w:lang w:val="en-GH"/>
+        </w:rPr>
+        <w:t>You do not have the right to access our source code unless we expressly release it under a licence permitting such access.</w:t>
+      </w:r>
+    </w:p>
+    <w:p>
+      <w:pPr>
+        <w:rPr>
+          <w:lang w:val="en-GH"/>
+        </w:rPr>
+      </w:pPr>
+      <w:r>
+        <w:rPr>
+          <w:lang w:val="en-GH"/>
+        </w:rPr>
+        <w:pict w14:anchorId="59F09FE0">
+          <v:rect id="_x0000_i1179" style="width:0;height:1.5pt" o:hralign="center" o:hrstd="t" o:hr="t" fillcolor="#a0a0a0" stroked="f"/>
+        </w:pict>
+      </w:r>
+    </w:p>
+    <w:p>
+      <w:pPr>
+        <w:rPr>
+          <w:b/>
+          <w:bCs/>
+          <w:lang w:val="en-GH"/>
+        </w:rPr>
+      </w:pPr>
+      <w:r>
+        <w:rPr>
+          <w:b/>
+          <w:bCs/>
+          <w:lang w:val="en-GH"/>
+        </w:rPr>
+        <w:t>12. Other People's Property</w:t>
+      </w:r>
+    </w:p>
+    <w:p>
+      <w:pPr>
+        <w:rPr>
+          <w:lang w:val="en-GH"/>
+        </w:rPr>
+      </w:pPr>
+      <w:r>
+        <w:rPr>
+          <w:lang w:val="en-GH"/>
+        </w:rPr>
+        <w:t>We respect the intellectual property rights of others.</w:t>
+      </w:r>
+    </w:p>
+    <w:p>
+      <w:pPr>
+        <w:rPr>
+          <w:lang w:val="en-GH"/>
+        </w:rPr>
+      </w:pPr>
+      <w:r>
+        <w:rPr>
+          <w:lang w:val="en-GH"/>
+        </w:rPr>
+        <w:t>If you believe that content available through our Services infringes your copyright or other intellectual property rights, please contact us at:</w:t>
+      </w:r>
+    </w:p>
+    <w:p>
+      <w:pPr>
+        <w:rPr>
+          <w:lang w:val="en-GH"/>
+        </w:rPr>
+      </w:pPr>
       <w:hyperlink r:id="rId11" w:history="1">
         <w:r>
           <w:rPr>
             <w:rStyle w:val="Hyperlink"/>
+            <w:b/>
+            <w:bCs/>
+            <w:lang w:val="en-GH"/>
           </w:rPr>
-          <w:t>Privacy Policy</w:t>
+          <w:t>legal@dellicstravels.com</w:t>
         </w:r>
       </w:hyperlink>
-      <w:r>
-        <w:t>.</w:t>
-      </w:r>
-    </w:p>
-    <w:p>
-      <w:r>
-        <w:t xml:space="preserve">To the extent that any part of our Services or Platforms is hosted on a </w:t>
-      </w:r>
-      <w:r>
-        <w:t>third-party</w:t>
-      </w:r>
-      <w:r>
-        <w:t xml:space="preserve"> website (for example, Facebook or another social media website) and there are separate terms of use relating to that website, you agree to comply with those terms and conditions in addition to these Terms.</w:t>
-      </w:r>
-    </w:p>
-    <w:p>
-      <w:r>
-        <w:t>Sharing information with us</w:t>
-      </w:r>
-    </w:p>
-    <w:p>
-      <w:r>
-        <w:t>We take your privacy seriously and operate at all times in accordance with applicable data protection laws. You acknowledge that any personal data (as defined in our privacy policy) which you submit to or via our Services or Platforms may be used by us in accordance with our privacy policy. You agree to ensure that all personal data you provide to us is accurate and up to date and that you have all consents, licenses or approvals necessary to allow us to use that information in accordance with these Terms and our privacy policy.</w:t>
-      </w:r>
-    </w:p>
-    <w:p>
-      <w:r>
-        <w:t xml:space="preserve">If you provide us with any suggestions, comments, improvements, ideas or other feedback (“Feedback”), you hereby irrevocably assign ownership of all intellectual property rights subsisting in that feedback to us and acknowledge that we can use and share such Feedback for any purpose at our discretion. You can provide feedback to us by clicking on the ‘feedback’ tab or through our </w:t>
-      </w:r>
+    </w:p>
+    <w:p>
+      <w:pPr>
+        <w:rPr>
+          <w:b/>
+          <w:bCs/>
+          <w:lang w:val="en-GH"/>
+        </w:rPr>
+      </w:pPr>
+      <w:r>
+        <w:rPr>
+          <w:b/>
+          <w:bCs/>
+          <w:lang w:val="en-GH"/>
+        </w:rPr>
+        <w:t>Dellics Travels Legal Department</w:t>
+      </w:r>
+    </w:p>
+    <w:p>
+      <w:pPr>
+        <w:rPr>
+          <w:lang w:val="en-GH"/>
+        </w:rPr>
+      </w:pPr>
+      <w:r>
+        <w:rPr>
+          <w:lang w:val="en-GH"/>
+        </w:rPr>
+        <w:t>You may also contact us through:</w:t>
+      </w:r>
+    </w:p>
+    <w:p>
+      <w:pPr>
+        <w:rPr>
+          <w:lang w:val="en-GH"/>
+        </w:rPr>
+      </w:pPr>
       <w:hyperlink r:id="rId12" w:history="1">
         <w:r>
           <w:rPr>
             <w:rStyle w:val="Hyperlink"/>
+            <w:b/>
+            <w:bCs/>
+            <w:lang w:val="en-GH"/>
           </w:rPr>
-          <w:t>Helpdesk</w:t>
+          <w:t>help@dellicstravels.com</w:t>
         </w:r>
       </w:hyperlink>
-      <w:r>
-        <w:t>.</w:t>
-      </w:r>
-    </w:p>
-    <w:p>
-      <w:proofErr w:type="spellStart"/>
-      <w:r>
-        <w:t>Dellics</w:t>
-      </w:r>
-      <w:proofErr w:type="spellEnd"/>
-      <w:r>
-        <w:t xml:space="preserve"> </w:t>
-      </w:r>
-      <w:proofErr w:type="spellStart"/>
-      <w:r>
-        <w:t>Travels</w:t>
-      </w:r>
-      <w:r>
-        <w:t>’s</w:t>
-      </w:r>
-      <w:proofErr w:type="spellEnd"/>
-      <w:r>
-        <w:t xml:space="preserve"> property</w:t>
-      </w:r>
-    </w:p>
-    <w:p>
-      <w:r>
-        <w:lastRenderedPageBreak/>
-        <w:t xml:space="preserve">Except as set out elsewhere in these Terms, all intellectual property rights including copyright (including copyright in computer software), patents, </w:t>
-      </w:r>
-      <w:r>
-        <w:t>trademarks</w:t>
-      </w:r>
-      <w:r>
-        <w:t xml:space="preserve"> or business names, design rights, database rights, know-how, trade secrets and rights of confidence in our Services and Platforms (together, the “Intellectual Property Rights”) are owned by or licensed to </w:t>
-      </w:r>
-      <w:proofErr w:type="spellStart"/>
-      <w:r>
-        <w:t>Dellics</w:t>
-      </w:r>
-      <w:proofErr w:type="spellEnd"/>
-      <w:r>
-        <w:t xml:space="preserve"> Travels</w:t>
-      </w:r>
-      <w:r>
-        <w:t xml:space="preserve">. You acknowledge that by using the Services or Platforms, you will not acquire any right, title or interest in or to them except for the limited </w:t>
-      </w:r>
-      <w:proofErr w:type="spellStart"/>
-      <w:r>
-        <w:t>licence</w:t>
-      </w:r>
-      <w:proofErr w:type="spellEnd"/>
-      <w:r>
-        <w:t xml:space="preserve"> to use them granted to you by these Terms. You also acknowledge that you have no right to have access to any of the Services or Platforms in source-code form unless it is released under a license specifically permitting such access.</w:t>
-      </w:r>
-    </w:p>
-    <w:p>
-      <w:r>
-        <w:t>Other people’s property</w:t>
-      </w:r>
-    </w:p>
-    <w:p>
-      <w:r>
-        <w:t>We respect the intellectual property rights of others. If you have reason to believe that your copyright is being infringed by any content on our Services or Platforms, please submit a report of the alleged infringement through our</w:t>
-      </w:r>
-      <w:r>
-        <w:t xml:space="preserve"> </w:t>
-      </w:r>
-      <w:r>
-        <w:t>legal@dellicstravels.com</w:t>
-      </w:r>
-      <w:r>
-        <w:t>. Alternatively, you can contact us in writing at:</w:t>
-      </w:r>
-    </w:p>
-    <w:p>
-      <w:proofErr w:type="spellStart"/>
-      <w:r>
-        <w:t>Dellics</w:t>
-      </w:r>
-      <w:proofErr w:type="spellEnd"/>
-      <w:r>
-        <w:t xml:space="preserve"> Travels</w:t>
-      </w:r>
-      <w:r>
-        <w:t xml:space="preserve"> Headquarters</w:t>
-      </w:r>
-    </w:p>
-    <w:p>
-      <w:r>
-        <w:t>legal@dellicstravels.com</w:t>
-      </w:r>
-      <w:r>
-        <w:br/>
-      </w:r>
-    </w:p>
-    <w:p>
-      <w:r>
-        <w:t>To assist us with resolving any alleged infringement, and where applicable in order to make a valid notification under the Digital Millennium Copyright Act (for which purposes the Legal Department are the designated agent) please include the following information in your notice:</w:t>
+    </w:p>
+    <w:p>
+      <w:pPr>
+        <w:rPr>
+          <w:lang w:val="en-GH"/>
+        </w:rPr>
+      </w:pPr>
+      <w:r>
+        <w:rPr>
+          <w:lang w:val="en-GH"/>
+        </w:rPr>
+        <w:t>Where appropriate, your notice should include:</w:t>
       </w:r>
     </w:p>
     <w:p>
       <w:pPr>
         <w:numPr>
           <w:ilvl w:val="0"/>
-          <w:numId w:val="2"/>
+          <w:numId w:val="6"/>
         </w:numPr>
-      </w:pPr>
-      <w:r>
-        <w:t>identification of the copyrighted work claimed to have been infringed;</w:t>
+        <w:rPr>
+          <w:lang w:val="en-GH"/>
+        </w:rPr>
+      </w:pPr>
+      <w:r>
+        <w:rPr>
+          <w:lang w:val="en-GH"/>
+        </w:rPr>
+        <w:t>Identification of the copyrighted work or intellectual property claimed to have been infringed.</w:t>
       </w:r>
     </w:p>
     <w:p>
       <w:pPr>
         <w:numPr>
           <w:ilvl w:val="0"/>
-          <w:numId w:val="2"/>
+          <w:numId w:val="6"/>
         </w:numPr>
-      </w:pPr>
-      <w:r>
-        <w:t>identification of the claimed infringing material and enough information for us to reasonably locate it on our Services (providing the URL(s) of the materials is fine);</w:t>
+        <w:rPr>
+          <w:lang w:val="en-GH"/>
+        </w:rPr>
+      </w:pPr>
+      <w:r>
+        <w:rPr>
+          <w:lang w:val="en-GH"/>
+        </w:rPr>
+        <w:t>Identification of the allegedly infringing material and sufficient information for us to locate it, including the relevant URL where available.</w:t>
       </w:r>
     </w:p>
     <w:p>
       <w:pPr>
         <w:numPr>
           <w:ilvl w:val="0"/>
-          <w:numId w:val="2"/>
+          <w:numId w:val="6"/>
         </w:numPr>
-      </w:pPr>
-      <w:r>
-        <w:t xml:space="preserve">enough information for </w:t>
-      </w:r>
-      <w:proofErr w:type="spellStart"/>
-      <w:r>
-        <w:t>Dellics</w:t>
-      </w:r>
-      <w:proofErr w:type="spellEnd"/>
-      <w:r>
-        <w:t xml:space="preserve"> Travels</w:t>
-      </w:r>
-      <w:r>
-        <w:t xml:space="preserve"> to contact you, such as an address, telephone number, and, if available, an email address;</w:t>
+        <w:rPr>
+          <w:lang w:val="en-GH"/>
+        </w:rPr>
+      </w:pPr>
+      <w:r>
+        <w:rPr>
+          <w:lang w:val="en-GH"/>
+        </w:rPr>
+        <w:t>Your contact information, such as your name, address, telephone number, and email address.</w:t>
       </w:r>
     </w:p>
     <w:p>
       <w:pPr>
         <w:numPr>
           <w:ilvl w:val="0"/>
-          <w:numId w:val="2"/>
+          <w:numId w:val="6"/>
         </w:numPr>
-      </w:pPr>
-      <w:r>
-        <w:t>a statement by you that you have a good faith belief that the disputed use is not authorized by the copyright owner, its agent, or the law;</w:t>
+        <w:rPr>
+          <w:lang w:val="en-GH"/>
+        </w:rPr>
+      </w:pPr>
+      <w:r>
+        <w:rPr>
+          <w:lang w:val="en-GH"/>
+        </w:rPr>
+        <w:t>A statement that you have a good-faith belief that the disputed use is not authorised by the rights owner, its agent, or applicable law.</w:t>
       </w:r>
     </w:p>
     <w:p>
       <w:pPr>
         <w:numPr>
           <w:ilvl w:val="0"/>
-          <w:numId w:val="2"/>
+          <w:numId w:val="6"/>
         </w:numPr>
-      </w:pPr>
-      <w:r>
-        <w:t>for claims under the DMCA only, a statement by you, made under penalty of perjury, that the above information in your notification is accurate and that you are the copyright owner or are authorized to act on the copyright owner’s behalf, and your physical or electronic signature.</w:t>
-      </w:r>
-    </w:p>
-    <w:p>
-      <w:r>
-        <w:t>Illegal Content</w:t>
-      </w:r>
-    </w:p>
-    <w:p>
-      <w:proofErr w:type="spellStart"/>
-      <w:r>
+        <w:rPr>
+          <w:lang w:val="en-GH"/>
+        </w:rPr>
+      </w:pPr>
+      <w:r>
+        <w:rPr>
+          <w:lang w:val="en-GH"/>
+        </w:rPr>
+        <w:t>Where applicable, any additional information required for a valid notification under applicable copyright law, including the Digital Millennium Copyright Act where relevant.</w:t>
+      </w:r>
+    </w:p>
+    <w:p>
+      <w:pPr>
+        <w:rPr>
+          <w:lang w:val="en-GH"/>
+        </w:rPr>
+      </w:pPr>
+      <w:r>
+        <w:rPr>
+          <w:lang w:val="en-GH"/>
+        </w:rPr>
+        <w:pict w14:anchorId="7F322EF6">
+          <v:rect id="_x0000_i1180" style="width:0;height:1.5pt" o:hralign="center" o:hrstd="t" o:hr="t" fillcolor="#a0a0a0" stroked="f"/>
+        </w:pict>
+      </w:r>
+    </w:p>
+    <w:p>
+      <w:pPr>
+        <w:rPr>
+          <w:b/>
+          <w:bCs/>
+          <w:lang w:val="en-GH"/>
+        </w:rPr>
+      </w:pPr>
+      <w:r>
+        <w:rPr>
+          <w:b/>
+          <w:bCs/>
+          <w:lang w:val="en-GH"/>
+        </w:rPr>
+        <w:t>13. Illegal or Harmful Content</w:t>
+      </w:r>
+    </w:p>
+    <w:p>
+      <w:pPr>
+        <w:rPr>
+          <w:lang w:val="en-GH"/>
+        </w:rPr>
+      </w:pPr>
+      <w:r>
+        <w:rPr>
+          <w:lang w:val="en-GH"/>
+        </w:rPr>
+        <w:t>Dellics Travels works with third-party travel and service providers and may receive information, images, reviews, pricing, and other content from those providers.</w:t>
+      </w:r>
+    </w:p>
+    <w:p>
+      <w:pPr>
+        <w:rPr>
+          <w:lang w:val="en-GH"/>
+        </w:rPr>
+      </w:pPr>
+      <w:r>
+        <w:rPr>
+          <w:lang w:val="en-GH"/>
+        </w:rPr>
         <w:lastRenderedPageBreak/>
-        <w:t>Dellics</w:t>
-      </w:r>
-      <w:proofErr w:type="spellEnd"/>
-      <w:r>
-        <w:t xml:space="preserve"> Travels</w:t>
-      </w:r>
-      <w:r>
-        <w:t xml:space="preserve"> is primarily a price comparison site, and the vast majority of our content is pricing information which we receive from our trusted third-party partners. We also receive some image and review content from our hotel partners. The review content that we receive comes from trusted third parties who are leading players in the travel ecosystem and who have very strict guidelines that users who submit reviews must adhere to.</w:t>
-      </w:r>
-    </w:p>
-    <w:p>
-      <w:r>
-        <w:t>We will act promptly to any reports of content that is illegal or harmful. Examples of illegal content include illegal hate or harmful speech, discriminatory content, illegal products, fraud or intellectual property infringements.</w:t>
-      </w:r>
-    </w:p>
-    <w:p>
-      <w:r>
-        <w:t xml:space="preserve">Where you know of or reasonably suspect any illegal content on our Platform, please visit our </w:t>
-      </w:r>
+        <w:t>We will take reasonable steps to review and respond to reports of content that may be illegal or harmful.</w:t>
+      </w:r>
+    </w:p>
+    <w:p>
+      <w:pPr>
+        <w:rPr>
+          <w:lang w:val="en-GH"/>
+        </w:rPr>
+      </w:pPr>
+      <w:r>
+        <w:rPr>
+          <w:lang w:val="en-GH"/>
+        </w:rPr>
+        <w:t>Examples may include:</w:t>
+      </w:r>
+    </w:p>
+    <w:p>
+      <w:pPr>
+        <w:numPr>
+          <w:ilvl w:val="0"/>
+          <w:numId w:val="7"/>
+        </w:numPr>
+        <w:rPr>
+          <w:lang w:val="en-GH"/>
+        </w:rPr>
+      </w:pPr>
+      <w:r>
+        <w:rPr>
+          <w:lang w:val="en-GH"/>
+        </w:rPr>
+        <w:t>Fraudulent content</w:t>
+      </w:r>
+    </w:p>
+    <w:p>
+      <w:pPr>
+        <w:numPr>
+          <w:ilvl w:val="0"/>
+          <w:numId w:val="7"/>
+        </w:numPr>
+        <w:rPr>
+          <w:lang w:val="en-GH"/>
+        </w:rPr>
+      </w:pPr>
+      <w:r>
+        <w:rPr>
+          <w:lang w:val="en-GH"/>
+        </w:rPr>
+        <w:t>Illegal products or services</w:t>
+      </w:r>
+    </w:p>
+    <w:p>
+      <w:pPr>
+        <w:numPr>
+          <w:ilvl w:val="0"/>
+          <w:numId w:val="7"/>
+        </w:numPr>
+        <w:rPr>
+          <w:lang w:val="en-GH"/>
+        </w:rPr>
+      </w:pPr>
+      <w:r>
+        <w:rPr>
+          <w:lang w:val="en-GH"/>
+        </w:rPr>
+        <w:t>Discriminatory content</w:t>
+      </w:r>
+    </w:p>
+    <w:p>
+      <w:pPr>
+        <w:numPr>
+          <w:ilvl w:val="0"/>
+          <w:numId w:val="7"/>
+        </w:numPr>
+        <w:rPr>
+          <w:lang w:val="en-GH"/>
+        </w:rPr>
+      </w:pPr>
+      <w:r>
+        <w:rPr>
+          <w:lang w:val="en-GH"/>
+        </w:rPr>
+        <w:t>Unlawful hate or harmful speech</w:t>
+      </w:r>
+    </w:p>
+    <w:p>
+      <w:pPr>
+        <w:numPr>
+          <w:ilvl w:val="0"/>
+          <w:numId w:val="7"/>
+        </w:numPr>
+        <w:rPr>
+          <w:lang w:val="en-GH"/>
+        </w:rPr>
+      </w:pPr>
+      <w:r>
+        <w:rPr>
+          <w:lang w:val="en-GH"/>
+        </w:rPr>
+        <w:t>Intellectual property infringement</w:t>
+      </w:r>
+    </w:p>
+    <w:p>
+      <w:pPr>
+        <w:numPr>
+          <w:ilvl w:val="0"/>
+          <w:numId w:val="7"/>
+        </w:numPr>
+        <w:rPr>
+          <w:lang w:val="en-GH"/>
+        </w:rPr>
+      </w:pPr>
+      <w:r>
+        <w:rPr>
+          <w:lang w:val="en-GH"/>
+        </w:rPr>
+        <w:t>Other content that violates applicable laws</w:t>
+      </w:r>
+    </w:p>
+    <w:p>
+      <w:pPr>
+        <w:rPr>
+          <w:lang w:val="en-GH"/>
+        </w:rPr>
+      </w:pPr>
+      <w:r>
+        <w:rPr>
+          <w:lang w:val="en-GH"/>
+        </w:rPr>
+        <w:t>If you become aware of potentially illegal or harmful content on our Platforms, please report it to:</w:t>
+      </w:r>
+    </w:p>
+    <w:p>
+      <w:pPr>
+        <w:rPr>
+          <w:lang w:val="en-GH"/>
+        </w:rPr>
+      </w:pPr>
       <w:hyperlink r:id="rId13" w:history="1">
         <w:r>
           <w:rPr>
             <w:rStyle w:val="Hyperlink"/>
-            <w:u w:val="none"/>
+            <w:b/>
+            <w:bCs/>
+            <w:lang w:val="en-GH"/>
           </w:rPr>
-          <w:t>Privacy, Trust &amp; Online Safety hub</w:t>
+          <w:t>help@dellicstravels.com</w:t>
         </w:r>
       </w:hyperlink>
-      <w:r>
-        <w:t xml:space="preserve"> and make a report.</w:t>
-      </w:r>
-    </w:p>
-    <w:p>
-      <w:r>
-        <w:t>If you need to contact us in relation to something else, such as a query about a travel itinerary or one of our partners, please contact our</w:t>
-      </w:r>
-      <w:r>
+    </w:p>
+    <w:p>
+      <w:pPr>
+        <w:rPr>
+          <w:lang w:val="en-GH"/>
+        </w:rPr>
+      </w:pPr>
+      <w:r>
+        <w:rPr>
+          <w:lang w:val="en-GH"/>
+        </w:rPr>
+        <w:pict w14:anchorId="4340845C">
+          <v:rect id="_x0000_i1181" style="width:0;height:1.5pt" o:hralign="center" o:hrstd="t" o:hr="t" fillcolor="#a0a0a0" stroked="f"/>
+        </w:pict>
+      </w:r>
+    </w:p>
+    <w:p>
+      <w:pPr>
+        <w:rPr>
+          <w:b/>
+          <w:bCs/>
+          <w:lang w:val="en-GH"/>
+        </w:rPr>
+      </w:pPr>
+      <w:r>
+        <w:rPr>
+          <w:b/>
+          <w:bCs/>
+          <w:lang w:val="en-GH"/>
+        </w:rPr>
+        <w:t>14. Price Accuracy and Warranty Disclaimer</w:t>
+      </w:r>
+    </w:p>
+    <w:p>
+      <w:pPr>
+        <w:rPr>
+          <w:lang w:val="en-GH"/>
+        </w:rPr>
+      </w:pPr>
+      <w:r>
+        <w:rPr>
+          <w:lang w:val="en-GH"/>
+        </w:rPr>
+        <w:t>Your use of our Services and Platforms is at your own risk.</w:t>
+      </w:r>
+    </w:p>
+    <w:p>
+      <w:pPr>
+        <w:rPr>
+          <w:lang w:val="en-GH"/>
+        </w:rPr>
+      </w:pPr>
+      <w:r>
+        <w:rPr>
+          <w:lang w:val="en-GH"/>
+        </w:rPr>
+        <w:t>Although we take reasonable steps to ensure that information displayed through our Services is accurate and up to date, travel prices, availability, schedules, and other information may change and may be supplied by third-party Travel Providers.</w:t>
+      </w:r>
+    </w:p>
+    <w:p>
+      <w:pPr>
+        <w:rPr>
+          <w:lang w:val="en-GH"/>
+        </w:rPr>
+      </w:pPr>
+      <w:r>
+        <w:rPr>
+          <w:lang w:val="en-GH"/>
+        </w:rPr>
+        <w:t>We cannot guarantee that all information displayed through our Services will always be accurate, complete, current, or available.</w:t>
+      </w:r>
+    </w:p>
+    <w:p>
+      <w:pPr>
+        <w:rPr>
+          <w:lang w:val="en-GH"/>
+        </w:rPr>
+      </w:pPr>
+      <w:r>
+        <w:rPr>
+          <w:lang w:val="en-GH"/>
+        </w:rPr>
+        <w:t xml:space="preserve">We provide our Services and Platforms on an </w:t>
+      </w:r>
+      <w:r>
+        <w:rPr>
+          <w:b/>
+          <w:bCs/>
+          <w:lang w:val="en-GH"/>
+        </w:rPr>
+        <w:t>“as is”</w:t>
+      </w:r>
+      <w:r>
+        <w:rPr>
+          <w:lang w:val="en-GH"/>
+        </w:rPr>
+        <w:t xml:space="preserve"> and </w:t>
+      </w:r>
+      <w:r>
+        <w:rPr>
+          <w:b/>
+          <w:bCs/>
+          <w:lang w:val="en-GH"/>
+        </w:rPr>
+        <w:t>“as available”</w:t>
+      </w:r>
+      <w:r>
+        <w:rPr>
+          <w:lang w:val="en-GH"/>
+        </w:rPr>
+        <w:t xml:space="preserve"> basis to the maximum extent permitted by applicable law.</w:t>
+      </w:r>
+    </w:p>
+    <w:p>
+      <w:pPr>
+        <w:rPr>
+          <w:lang w:val="en-GH"/>
+        </w:rPr>
+      </w:pPr>
+      <w:r>
+        <w:rPr>
+          <w:lang w:val="en-GH"/>
+        </w:rPr>
+        <w:t>To the extent permitted by law, we disclaim warranties and guarantees, whether express or implied, including warranties relating to:</w:t>
+      </w:r>
+    </w:p>
+    <w:p>
+      <w:pPr>
+        <w:numPr>
+          <w:ilvl w:val="0"/>
+          <w:numId w:val="8"/>
+        </w:numPr>
+        <w:rPr>
+          <w:lang w:val="en-GH"/>
+        </w:rPr>
+      </w:pPr>
+      <w:r>
+        <w:rPr>
+          <w:lang w:val="en-GH"/>
+        </w:rPr>
+        <w:t>Accuracy</w:t>
+      </w:r>
+    </w:p>
+    <w:p>
+      <w:pPr>
+        <w:numPr>
+          <w:ilvl w:val="0"/>
+          <w:numId w:val="8"/>
+        </w:numPr>
+        <w:rPr>
+          <w:lang w:val="en-GH"/>
+        </w:rPr>
+      </w:pPr>
+      <w:r>
+        <w:rPr>
+          <w:lang w:val="en-GH"/>
+        </w:rPr>
+        <w:t>Availability</w:t>
+      </w:r>
+    </w:p>
+    <w:p>
+      <w:pPr>
+        <w:numPr>
+          <w:ilvl w:val="0"/>
+          <w:numId w:val="8"/>
+        </w:numPr>
+        <w:rPr>
+          <w:lang w:val="en-GH"/>
+        </w:rPr>
+      </w:pPr>
+      <w:r>
+        <w:rPr>
+          <w:lang w:val="en-GH"/>
+        </w:rPr>
+        <w:t>Fitness for a particular purpose</w:t>
+      </w:r>
+    </w:p>
+    <w:p>
+      <w:pPr>
+        <w:numPr>
+          <w:ilvl w:val="0"/>
+          <w:numId w:val="8"/>
+        </w:numPr>
+        <w:rPr>
+          <w:lang w:val="en-GH"/>
+        </w:rPr>
+      </w:pPr>
+      <w:r>
+        <w:rPr>
+          <w:lang w:val="en-GH"/>
+        </w:rPr>
+        <w:t>Merchantability</w:t>
+      </w:r>
+    </w:p>
+    <w:p>
+      <w:pPr>
+        <w:numPr>
+          <w:ilvl w:val="0"/>
+          <w:numId w:val="8"/>
+        </w:numPr>
+        <w:rPr>
+          <w:lang w:val="en-GH"/>
+        </w:rPr>
+      </w:pPr>
+      <w:r>
+        <w:rPr>
+          <w:lang w:val="en-GH"/>
+        </w:rPr>
+        <w:lastRenderedPageBreak/>
+        <w:t>Non-infringement</w:t>
+      </w:r>
+    </w:p>
+    <w:p>
+      <w:pPr>
+        <w:numPr>
+          <w:ilvl w:val="0"/>
+          <w:numId w:val="8"/>
+        </w:numPr>
+        <w:rPr>
+          <w:lang w:val="en-GH"/>
+        </w:rPr>
+      </w:pPr>
+      <w:r>
+        <w:rPr>
+          <w:lang w:val="en-GH"/>
+        </w:rPr>
+        <w:t>Reliability</w:t>
+      </w:r>
+    </w:p>
+    <w:p>
+      <w:pPr>
+        <w:numPr>
+          <w:ilvl w:val="0"/>
+          <w:numId w:val="8"/>
+        </w:numPr>
+        <w:rPr>
+          <w:lang w:val="en-GH"/>
+        </w:rPr>
+      </w:pPr>
+      <w:r>
+        <w:rPr>
+          <w:lang w:val="en-GH"/>
+        </w:rPr>
+        <w:t>Security</w:t>
+      </w:r>
+    </w:p>
+    <w:p>
+      <w:pPr>
+        <w:numPr>
+          <w:ilvl w:val="0"/>
+          <w:numId w:val="8"/>
+        </w:numPr>
+        <w:rPr>
+          <w:lang w:val="en-GH"/>
+        </w:rPr>
+      </w:pPr>
+      <w:r>
+        <w:rPr>
+          <w:lang w:val="en-GH"/>
+        </w:rPr>
+        <w:t>Freedom from errors, defects, viruses, or malware</w:t>
+      </w:r>
+    </w:p>
+    <w:p>
+      <w:pPr>
+        <w:rPr>
+          <w:lang w:val="en-GH"/>
+        </w:rPr>
+      </w:pPr>
+      <w:r>
+        <w:rPr>
+          <w:lang w:val="en-GH"/>
+        </w:rPr>
+        <w:t>Nothing in these Terms excludes or limits any warranty or right that cannot legally be excluded or limited.</w:t>
+      </w:r>
+    </w:p>
+    <w:p>
+      <w:pPr>
+        <w:rPr>
+          <w:lang w:val="en-GH"/>
+        </w:rPr>
+      </w:pPr>
+      <w:r>
+        <w:rPr>
+          <w:lang w:val="en-GH"/>
+        </w:rPr>
+        <w:pict w14:anchorId="1D2293F7">
+          <v:rect id="_x0000_i1182" style="width:0;height:1.5pt" o:hralign="center" o:hrstd="t" o:hr="t" fillcolor="#a0a0a0" stroked="f"/>
+        </w:pict>
+      </w:r>
+    </w:p>
+    <w:p>
+      <w:pPr>
+        <w:rPr>
+          <w:b/>
+          <w:bCs/>
+          <w:lang w:val="en-GH"/>
+        </w:rPr>
+      </w:pPr>
+      <w:r>
+        <w:rPr>
+          <w:b/>
+          <w:bCs/>
+          <w:lang w:val="en-GH"/>
+        </w:rPr>
+        <w:t>15. Price and Availability Information</w:t>
+      </w:r>
+    </w:p>
+    <w:p>
+      <w:pPr>
+        <w:rPr>
+          <w:lang w:val="en-GH"/>
+        </w:rPr>
+      </w:pPr>
+      <w:r>
+        <w:rPr>
+          <w:lang w:val="en-GH"/>
+        </w:rPr>
+        <w:t>Dellics Travels may display pricing, availability, comparisons, estimates, or other travel information provided by Travel Providers and other third-party suppliers.</w:t>
+      </w:r>
+    </w:p>
+    <w:p>
+      <w:pPr>
+        <w:rPr>
+          <w:lang w:val="en-GH"/>
+        </w:rPr>
+      </w:pPr>
+      <w:r>
+        <w:rPr>
+          <w:lang w:val="en-GH"/>
+        </w:rPr>
+        <w:t>Prices and availability may change at any time.</w:t>
+      </w:r>
+    </w:p>
+    <w:p>
+      <w:pPr>
+        <w:rPr>
+          <w:lang w:val="en-GH"/>
+        </w:rPr>
+      </w:pPr>
+      <w:r>
+        <w:rPr>
+          <w:lang w:val="en-GH"/>
+        </w:rPr>
+        <w:t>The final price, availability, terms, and conditions applicable to a booking are determined by the relevant Travel Provider at the time of booking.</w:t>
+      </w:r>
+    </w:p>
+    <w:p>
+      <w:pPr>
+        <w:rPr>
+          <w:lang w:val="en-GH"/>
+        </w:rPr>
+      </w:pPr>
+      <w:r>
+        <w:rPr>
+          <w:lang w:val="en-GH"/>
+        </w:rPr>
+        <w:t>Where we provide indicative pricing, estimates, or other travel information, such information should not be treated as a guarantee that the same price or availability will remain available.</w:t>
+      </w:r>
+    </w:p>
+    <w:p>
+      <w:pPr>
+        <w:rPr>
+          <w:lang w:val="en-GH"/>
+        </w:rPr>
+      </w:pPr>
+      <w:r>
+        <w:rPr>
+          <w:lang w:val="en-GH"/>
+        </w:rPr>
+        <w:pict w14:anchorId="52933CB4">
+          <v:rect id="_x0000_i1183" style="width:0;height:1.5pt" o:hralign="center" o:hrstd="t" o:hr="t" fillcolor="#a0a0a0" stroked="f"/>
+        </w:pict>
+      </w:r>
+    </w:p>
+    <w:p>
+      <w:pPr>
+        <w:rPr>
+          <w:b/>
+          <w:bCs/>
+          <w:lang w:val="en-GH"/>
+        </w:rPr>
+      </w:pPr>
+      <w:r>
+        <w:rPr>
+          <w:b/>
+          <w:bCs/>
+          <w:lang w:val="en-GH"/>
+        </w:rPr>
+        <w:t>16. Making Travel Bookings Through Dellics Travels</w:t>
+      </w:r>
+    </w:p>
+    <w:p>
+      <w:pPr>
+        <w:rPr>
+          <w:lang w:val="en-GH"/>
+        </w:rPr>
+      </w:pPr>
+      <w:r>
+        <w:rPr>
+          <w:lang w:val="en-GH"/>
+        </w:rPr>
+        <w:t>Unless expressly stated otherwise, Dellics Travels acts as a platform that helps users search for, compare, and arrange travel products and services provided by independent Travel Providers.</w:t>
+      </w:r>
+    </w:p>
+    <w:p>
+      <w:pPr>
+        <w:rPr>
+          <w:lang w:val="en-GH"/>
+        </w:rPr>
+      </w:pPr>
+      <w:r>
+        <w:rPr>
+          <w:lang w:val="en-GH"/>
+        </w:rPr>
+        <w:t>Third-Party Travel Products may be provided by:</w:t>
+      </w:r>
+    </w:p>
+    <w:p>
+      <w:pPr>
+        <w:numPr>
+          <w:ilvl w:val="0"/>
+          <w:numId w:val="9"/>
+        </w:numPr>
+        <w:rPr>
+          <w:lang w:val="en-GH"/>
+        </w:rPr>
+      </w:pPr>
+      <w:r>
+        <w:rPr>
+          <w:lang w:val="en-GH"/>
+        </w:rPr>
+        <w:t>Airlines</w:t>
+      </w:r>
+    </w:p>
+    <w:p>
+      <w:pPr>
+        <w:numPr>
+          <w:ilvl w:val="0"/>
+          <w:numId w:val="9"/>
+        </w:numPr>
+        <w:rPr>
+          <w:lang w:val="en-GH"/>
+        </w:rPr>
+      </w:pPr>
+      <w:r>
+        <w:rPr>
+          <w:lang w:val="en-GH"/>
+        </w:rPr>
+        <w:t>Hotels</w:t>
+      </w:r>
+    </w:p>
+    <w:p>
+      <w:pPr>
+        <w:numPr>
+          <w:ilvl w:val="0"/>
+          <w:numId w:val="9"/>
+        </w:numPr>
+        <w:rPr>
+          <w:lang w:val="en-GH"/>
+        </w:rPr>
+      </w:pPr>
+      <w:r>
+        <w:rPr>
+          <w:lang w:val="en-GH"/>
+        </w:rPr>
+        <w:t>Travel agents</w:t>
+      </w:r>
+    </w:p>
+    <w:p>
+      <w:pPr>
+        <w:numPr>
+          <w:ilvl w:val="0"/>
+          <w:numId w:val="9"/>
+        </w:numPr>
+        <w:rPr>
+          <w:lang w:val="en-GH"/>
+        </w:rPr>
+      </w:pPr>
+      <w:r>
+        <w:rPr>
+          <w:lang w:val="en-GH"/>
+        </w:rPr>
+        <w:t>Tour operators</w:t>
+      </w:r>
+    </w:p>
+    <w:p>
+      <w:pPr>
+        <w:numPr>
+          <w:ilvl w:val="0"/>
+          <w:numId w:val="9"/>
+        </w:numPr>
+        <w:rPr>
+          <w:lang w:val="en-GH"/>
+        </w:rPr>
+      </w:pPr>
+      <w:r>
+        <w:rPr>
+          <w:lang w:val="en-GH"/>
+        </w:rPr>
+        <w:t>Transportation providers</w:t>
+      </w:r>
+    </w:p>
+    <w:p>
+      <w:pPr>
+        <w:numPr>
+          <w:ilvl w:val="0"/>
+          <w:numId w:val="9"/>
+        </w:numPr>
+        <w:rPr>
+          <w:lang w:val="en-GH"/>
+        </w:rPr>
+      </w:pPr>
+      <w:r>
+        <w:rPr>
+          <w:lang w:val="en-GH"/>
+        </w:rPr>
+        <w:t>eSIM providers</w:t>
+      </w:r>
+    </w:p>
+    <w:p>
+      <w:pPr>
+        <w:numPr>
+          <w:ilvl w:val="0"/>
+          <w:numId w:val="9"/>
+        </w:numPr>
+        <w:rPr>
+          <w:lang w:val="en-GH"/>
+        </w:rPr>
+      </w:pPr>
+      <w:r>
+        <w:rPr>
+          <w:lang w:val="en-GH"/>
+        </w:rPr>
+        <w:lastRenderedPageBreak/>
+        <w:t>Other travel suppliers</w:t>
+      </w:r>
+    </w:p>
+    <w:p>
+      <w:pPr>
+        <w:rPr>
+          <w:lang w:val="en-GH"/>
+        </w:rPr>
+      </w:pPr>
+      <w:r>
+        <w:rPr>
+          <w:lang w:val="en-GH"/>
+        </w:rPr>
+        <w:t>The applicable Travel Provider and its terms and conditions will be identified during the booking process where applicable.</w:t>
+      </w:r>
+    </w:p>
+    <w:p>
+      <w:pPr>
+        <w:rPr>
+          <w:lang w:val="en-GH"/>
+        </w:rPr>
+      </w:pPr>
+      <w:r>
+        <w:rPr>
+          <w:lang w:val="en-GH"/>
+        </w:rPr>
+        <w:t>You should read and understand the relevant Travel Provider's terms before completing your booking.</w:t>
+      </w:r>
+    </w:p>
+    <w:p>
+      <w:pPr>
+        <w:rPr>
+          <w:lang w:val="en-GH"/>
+        </w:rPr>
+      </w:pPr>
+      <w:r>
+        <w:rPr>
+          <w:lang w:val="en-GH"/>
+        </w:rPr>
+        <w:pict w14:anchorId="758C944A">
+          <v:rect id="_x0000_i1184" style="width:0;height:1.5pt" o:hralign="center" o:hrstd="t" o:hr="t" fillcolor="#a0a0a0" stroked="f"/>
+        </w:pict>
+      </w:r>
+    </w:p>
+    <w:p>
+      <w:pPr>
+        <w:rPr>
+          <w:b/>
+          <w:bCs/>
+          <w:lang w:val="en-GH"/>
+        </w:rPr>
+      </w:pPr>
+      <w:r>
+        <w:rPr>
+          <w:b/>
+          <w:bCs/>
+          <w:lang w:val="en-GH"/>
+        </w:rPr>
+        <w:t>17. Travel Provider Terms</w:t>
+      </w:r>
+    </w:p>
+    <w:p>
+      <w:pPr>
+        <w:rPr>
+          <w:lang w:val="en-GH"/>
+        </w:rPr>
+      </w:pPr>
+      <w:r>
+        <w:rPr>
+          <w:lang w:val="en-GH"/>
+        </w:rPr>
+        <w:t>You agree to comply with all applicable Travel Provider terms relating to your booking.</w:t>
+      </w:r>
+    </w:p>
+    <w:p>
+      <w:pPr>
+        <w:rPr>
+          <w:lang w:val="en-GH"/>
+        </w:rPr>
+      </w:pPr>
+      <w:r>
+        <w:rPr>
+          <w:lang w:val="en-GH"/>
+        </w:rPr>
+        <w:t>A breach of Travel Provider terms may result in consequences such as:</w:t>
+      </w:r>
+    </w:p>
+    <w:p>
+      <w:pPr>
+        <w:numPr>
+          <w:ilvl w:val="0"/>
+          <w:numId w:val="10"/>
+        </w:numPr>
+        <w:rPr>
+          <w:lang w:val="en-GH"/>
+        </w:rPr>
+      </w:pPr>
+      <w:r>
+        <w:rPr>
+          <w:lang w:val="en-GH"/>
+        </w:rPr>
+        <w:t>Cancellation of tickets or reservations</w:t>
+      </w:r>
+    </w:p>
+    <w:p>
+      <w:pPr>
+        <w:numPr>
+          <w:ilvl w:val="0"/>
+          <w:numId w:val="10"/>
+        </w:numPr>
+        <w:rPr>
+          <w:lang w:val="en-GH"/>
+        </w:rPr>
+      </w:pPr>
+      <w:r>
+        <w:rPr>
+          <w:lang w:val="en-GH"/>
+        </w:rPr>
+        <w:t>Additional charges</w:t>
+      </w:r>
+    </w:p>
+    <w:p>
+      <w:pPr>
+        <w:numPr>
+          <w:ilvl w:val="0"/>
+          <w:numId w:val="10"/>
+        </w:numPr>
+        <w:rPr>
+          <w:lang w:val="en-GH"/>
+        </w:rPr>
+      </w:pPr>
+      <w:r>
+        <w:rPr>
+          <w:lang w:val="en-GH"/>
+        </w:rPr>
+        <w:t>Loss of benefits</w:t>
+      </w:r>
+    </w:p>
+    <w:p>
+      <w:pPr>
+        <w:numPr>
+          <w:ilvl w:val="0"/>
+          <w:numId w:val="10"/>
+        </w:numPr>
+        <w:rPr>
+          <w:lang w:val="en-GH"/>
+        </w:rPr>
+      </w:pPr>
+      <w:r>
+        <w:rPr>
+          <w:lang w:val="en-GH"/>
+        </w:rPr>
+        <w:t>Changes to your booking</w:t>
+      </w:r>
+    </w:p>
+    <w:p>
+      <w:pPr>
+        <w:numPr>
+          <w:ilvl w:val="0"/>
+          <w:numId w:val="10"/>
+        </w:numPr>
+        <w:rPr>
+          <w:lang w:val="en-GH"/>
+        </w:rPr>
+      </w:pPr>
+      <w:r>
+        <w:rPr>
+          <w:lang w:val="en-GH"/>
+        </w:rPr>
+        <w:t>Other remedies available to the Travel Provider</w:t>
+      </w:r>
+    </w:p>
+    <w:p>
+      <w:pPr>
+        <w:rPr>
+          <w:lang w:val="en-GH"/>
+        </w:rPr>
+      </w:pPr>
+      <w:r>
+        <w:rPr>
+          <w:lang w:val="en-GH"/>
+        </w:rPr>
+        <w:t>The Travel Provider is responsible for fulfilling the travel product or service you purchase from it, subject to the applicable agreement.</w:t>
+      </w:r>
+    </w:p>
+    <w:p>
+      <w:pPr>
+        <w:rPr>
+          <w:lang w:val="en-GH"/>
+        </w:rPr>
+      </w:pPr>
+      <w:r>
+        <w:rPr>
+          <w:lang w:val="en-GH"/>
+        </w:rPr>
+        <w:pict w14:anchorId="2D21BEFD">
+          <v:rect id="_x0000_i1185" style="width:0;height:1.5pt" o:hralign="center" o:hrstd="t" o:hr="t" fillcolor="#a0a0a0" stroked="f"/>
+        </w:pict>
+      </w:r>
+    </w:p>
+    <w:p>
+      <w:pPr>
+        <w:rPr>
+          <w:b/>
+          <w:bCs/>
+          <w:lang w:val="en-GH"/>
+        </w:rPr>
+      </w:pPr>
+      <w:r>
+        <w:rPr>
+          <w:b/>
+          <w:bCs/>
+          <w:lang w:val="en-GH"/>
+        </w:rPr>
+        <w:t>18. Linked Travel Arrangements</w:t>
+      </w:r>
+    </w:p>
+    <w:p>
+      <w:pPr>
+        <w:rPr>
+          <w:lang w:val="en-GH"/>
+        </w:rPr>
+      </w:pPr>
+      <w:r>
+        <w:rPr>
+          <w:lang w:val="en-GH"/>
+        </w:rPr>
+        <w:t xml:space="preserve">Depending on where you are located and the applicable consumer protection laws, booking two or more related travel products within a certain period may create a </w:t>
+      </w:r>
+      <w:r>
+        <w:rPr>
+          <w:b/>
+          <w:bCs/>
+          <w:lang w:val="en-GH"/>
+        </w:rPr>
+        <w:t>Linked Travel Arrangement</w:t>
+      </w:r>
+      <w:r>
+        <w:rPr>
+          <w:lang w:val="en-GH"/>
+        </w:rPr>
+        <w:t xml:space="preserve"> or another legally recognised travel arrangement.</w:t>
+      </w:r>
+    </w:p>
+    <w:p>
+      <w:pPr>
+        <w:rPr>
+          <w:lang w:val="en-GH"/>
+        </w:rPr>
+      </w:pPr>
+      <w:r>
+        <w:rPr>
+          <w:lang w:val="en-GH"/>
+        </w:rPr>
+        <w:t>The legal protections applicable to such arrangements may differ from those available when booking a package holiday through a single organiser.</w:t>
+      </w:r>
+    </w:p>
+    <w:p>
+      <w:pPr>
+        <w:rPr>
+          <w:lang w:val="en-GH"/>
+        </w:rPr>
+      </w:pPr>
+      <w:r>
+        <w:rPr>
+          <w:lang w:val="en-GH"/>
+        </w:rPr>
+        <w:t>You should review the terms applicable to each Travel Provider and the legal protections available in your jurisdiction before completing your bookings.</w:t>
+      </w:r>
+    </w:p>
+    <w:p>
+      <w:pPr>
+        <w:rPr>
+          <w:lang w:val="en-GH"/>
+        </w:rPr>
+      </w:pPr>
+      <w:r>
+        <w:rPr>
+          <w:lang w:val="en-GH"/>
+        </w:rPr>
+        <w:pict w14:anchorId="02A8BD2A">
+          <v:rect id="_x0000_i1186" style="width:0;height:1.5pt" o:hralign="center" o:hrstd="t" o:hr="t" fillcolor="#a0a0a0" stroked="f"/>
+        </w:pict>
+      </w:r>
+    </w:p>
+    <w:p>
+      <w:pPr>
+        <w:rPr>
+          <w:b/>
+          <w:bCs/>
+          <w:lang w:val="en-GH"/>
+        </w:rPr>
+      </w:pPr>
+      <w:r>
+        <w:rPr>
+          <w:b/>
+          <w:bCs/>
+          <w:lang w:val="en-GH"/>
+        </w:rPr>
+        <w:t>19. Limitations and Exclusions of Liability</w:t>
+      </w:r>
+    </w:p>
+    <w:p>
+      <w:pPr>
+        <w:rPr>
+          <w:lang w:val="en-GH"/>
+        </w:rPr>
+      </w:pPr>
+      <w:r>
+        <w:rPr>
+          <w:lang w:val="en-GH"/>
+        </w:rPr>
+        <w:lastRenderedPageBreak/>
+        <w:t>These Terms set out the extent of Dellics Travels' obligations and liabilities in relation to our Services and Platforms.</w:t>
+      </w:r>
+    </w:p>
+    <w:p>
+      <w:pPr>
+        <w:rPr>
+          <w:lang w:val="en-GH"/>
+        </w:rPr>
+      </w:pPr>
+      <w:r>
+        <w:rPr>
+          <w:lang w:val="en-GH"/>
+        </w:rPr>
+        <w:t>To the maximum extent permitted by law, Dellics Travels is not responsible for arrangements you make directly with third parties as a result of using our Services or Platforms.</w:t>
+      </w:r>
+    </w:p>
+    <w:p>
+      <w:pPr>
+        <w:rPr>
+          <w:lang w:val="en-GH"/>
+        </w:rPr>
+      </w:pPr>
+      <w:r>
+        <w:rPr>
+          <w:lang w:val="en-GH"/>
+        </w:rPr>
+        <w:t>If you experience a problem with a booking provided by a Travel Provider, you should generally contact the relevant Travel Provider in accordance with its applicable terms.</w:t>
+      </w:r>
+    </w:p>
+    <w:p>
+      <w:pPr>
+        <w:rPr>
+          <w:lang w:val="en-GH"/>
+        </w:rPr>
+      </w:pPr>
+      <w:r>
+        <w:rPr>
+          <w:lang w:val="en-GH"/>
+        </w:rPr>
+        <w:t>Where our Services contain links to third-party websites or resources, those links are provided for convenience or information. We do not control those third-party websites and are not responsible for their content, availability, security, or practices.</w:t>
+      </w:r>
+    </w:p>
+    <w:p>
+      <w:pPr>
+        <w:rPr>
+          <w:lang w:val="en-GH"/>
+        </w:rPr>
+      </w:pPr>
+      <w:r>
+        <w:rPr>
+          <w:lang w:val="en-GH"/>
+        </w:rPr>
+        <w:pict w14:anchorId="1E6DB227">
+          <v:rect id="_x0000_i1187" style="width:0;height:1.5pt" o:hralign="center" o:hrstd="t" o:hr="t" fillcolor="#a0a0a0" stroked="f"/>
+        </w:pict>
+      </w:r>
+    </w:p>
+    <w:p>
+      <w:pPr>
+        <w:rPr>
+          <w:b/>
+          <w:bCs/>
+          <w:lang w:val="en-GH"/>
+        </w:rPr>
+      </w:pPr>
+      <w:r>
+        <w:rPr>
+          <w:b/>
+          <w:bCs/>
+          <w:lang w:val="en-GH"/>
+        </w:rPr>
+        <w:t>20. Third-Party Advertising</w:t>
+      </w:r>
+    </w:p>
+    <w:p>
+      <w:pPr>
+        <w:rPr>
+          <w:lang w:val="en-GH"/>
+        </w:rPr>
+      </w:pPr>
+      <w:r>
+        <w:rPr>
+          <w:lang w:val="en-GH"/>
+        </w:rPr>
+        <w:t>You may see advertising or promotional material provided by third parties through our Services or Platforms.</w:t>
+      </w:r>
+    </w:p>
+    <w:p>
+      <w:pPr>
+        <w:rPr>
+          <w:lang w:val="en-GH"/>
+        </w:rPr>
+      </w:pPr>
+      <w:r>
+        <w:rPr>
+          <w:lang w:val="en-GH"/>
+        </w:rPr>
+        <w:t>Each advertiser is responsible for the accuracy, legality, and content of its advertising material.</w:t>
+      </w:r>
+    </w:p>
+    <w:p>
+      <w:pPr>
+        <w:rPr>
+          <w:lang w:val="en-GH"/>
+        </w:rPr>
+      </w:pPr>
+      <w:r>
+        <w:rPr>
+          <w:lang w:val="en-GH"/>
+        </w:rPr>
+        <w:t>To the maximum extent permitted by law, Dellics Travels is not responsible for third-party advertising content, including errors, omissions, or inaccuracies.</w:t>
+      </w:r>
+    </w:p>
+    <w:p>
+      <w:pPr>
+        <w:rPr>
+          <w:lang w:val="en-GH"/>
+        </w:rPr>
+      </w:pPr>
+      <w:r>
+        <w:rPr>
+          <w:lang w:val="en-GH"/>
+        </w:rPr>
+        <w:pict w14:anchorId="715836FE">
+          <v:rect id="_x0000_i1188" style="width:0;height:1.5pt" o:hralign="center" o:hrstd="t" o:hr="t" fillcolor="#a0a0a0" stroked="f"/>
+        </w:pict>
+      </w:r>
+    </w:p>
+    <w:p>
+      <w:pPr>
+        <w:rPr>
+          <w:b/>
+          <w:bCs/>
+          <w:lang w:val="en-GH"/>
+        </w:rPr>
+      </w:pPr>
+      <w:r>
+        <w:rPr>
+          <w:b/>
+          <w:bCs/>
+          <w:lang w:val="en-GH"/>
+        </w:rPr>
+        <w:t>21. Limitation of Liability</w:t>
+      </w:r>
+    </w:p>
+    <w:p>
+      <w:pPr>
+        <w:rPr>
+          <w:lang w:val="en-GH"/>
+        </w:rPr>
+      </w:pPr>
+      <w:r>
+        <w:rPr>
+          <w:lang w:val="en-GH"/>
+        </w:rPr>
+        <w:t>To the maximum extent permitted by applicable law, Dellics Travels, together with its officers, directors, employees, representatives, affiliates, service providers, and partners, will not be liable for:</w:t>
+      </w:r>
+    </w:p>
+    <w:p>
+      <w:pPr>
+        <w:numPr>
+          <w:ilvl w:val="0"/>
+          <w:numId w:val="11"/>
+        </w:numPr>
+        <w:rPr>
+          <w:lang w:val="en-GH"/>
+        </w:rPr>
+      </w:pPr>
+      <w:r>
+        <w:rPr>
+          <w:lang w:val="en-GH"/>
+        </w:rPr>
+        <w:t>Inaccuracies or omissions in information displayed through our Services;</w:t>
+      </w:r>
+    </w:p>
+    <w:p>
+      <w:pPr>
+        <w:numPr>
+          <w:ilvl w:val="0"/>
+          <w:numId w:val="11"/>
+        </w:numPr>
+        <w:rPr>
+          <w:lang w:val="en-GH"/>
+        </w:rPr>
+      </w:pPr>
+      <w:r>
+        <w:rPr>
+          <w:lang w:val="en-GH"/>
+        </w:rPr>
+        <w:t>Temporary interruptions or unavailability;</w:t>
+      </w:r>
+    </w:p>
+    <w:p>
+      <w:pPr>
+        <w:numPr>
+          <w:ilvl w:val="0"/>
+          <w:numId w:val="11"/>
+        </w:numPr>
+        <w:rPr>
+          <w:lang w:val="en-GH"/>
+        </w:rPr>
+      </w:pPr>
+      <w:r>
+        <w:rPr>
+          <w:lang w:val="en-GH"/>
+        </w:rPr>
+        <w:t>Delays;</w:t>
+      </w:r>
+    </w:p>
+    <w:p>
+      <w:pPr>
+        <w:numPr>
+          <w:ilvl w:val="0"/>
+          <w:numId w:val="11"/>
+        </w:numPr>
+        <w:rPr>
+          <w:lang w:val="en-GH"/>
+        </w:rPr>
+      </w:pPr>
+      <w:r>
+        <w:rPr>
+          <w:lang w:val="en-GH"/>
+        </w:rPr>
+        <w:t>Loss of profits or savings;</w:t>
+      </w:r>
+    </w:p>
+    <w:p>
+      <w:pPr>
+        <w:numPr>
+          <w:ilvl w:val="0"/>
+          <w:numId w:val="11"/>
+        </w:numPr>
+        <w:rPr>
+          <w:lang w:val="en-GH"/>
+        </w:rPr>
+      </w:pPr>
+      <w:r>
+        <w:rPr>
+          <w:lang w:val="en-GH"/>
+        </w:rPr>
+        <w:t>Indirect, incidental, special, exemplary, or consequential losses; or</w:t>
+      </w:r>
+    </w:p>
+    <w:p>
+      <w:pPr>
+        <w:numPr>
+          <w:ilvl w:val="0"/>
+          <w:numId w:val="11"/>
+        </w:numPr>
+        <w:rPr>
+          <w:lang w:val="en-GH"/>
+        </w:rPr>
+      </w:pPr>
+      <w:r>
+        <w:rPr>
+          <w:lang w:val="en-GH"/>
+        </w:rPr>
+        <w:t>Other losses arising from your access to or use of our Services or Platforms,</w:t>
+      </w:r>
+    </w:p>
+    <w:p>
+      <w:pPr>
+        <w:rPr>
+          <w:lang w:val="en-GH"/>
+        </w:rPr>
+      </w:pPr>
+      <w:r>
+        <w:rPr>
+          <w:lang w:val="en-GH"/>
+        </w:rPr>
+        <w:lastRenderedPageBreak/>
+        <w:t>except where such liability cannot legally be excluded.</w:t>
+      </w:r>
+    </w:p>
+    <w:p>
+      <w:pPr>
+        <w:rPr>
+          <w:lang w:val="en-GH"/>
+        </w:rPr>
+      </w:pPr>
+      <w:r>
+        <w:rPr>
+          <w:lang w:val="en-GH"/>
+        </w:rPr>
+        <w:t xml:space="preserve">Subject to applicable law, our maximum aggregate liability arising out of or relating to these Terms or your use of our Services will be limited to </w:t>
+      </w:r>
+      <w:r>
+        <w:rPr>
+          <w:b/>
+          <w:bCs/>
+          <w:lang w:val="en-GH"/>
+        </w:rPr>
+        <w:t>USD $100 (one hundred US dollars)</w:t>
+      </w:r>
+      <w:r>
+        <w:rPr>
+          <w:lang w:val="en-GH"/>
+        </w:rPr>
+        <w:t>.</w:t>
+      </w:r>
+    </w:p>
+    <w:p>
+      <w:pPr>
+        <w:rPr>
+          <w:lang w:val="en-GH"/>
+        </w:rPr>
+      </w:pPr>
+      <w:r>
+        <w:rPr>
+          <w:lang w:val="en-GH"/>
+        </w:rPr>
+        <w:t>Nothing in these Terms limits or excludes liability that cannot legally be limited or excluded, including liability for fraud, fraudulent misrepresentation, death or personal injury caused by negligence, or your statutory rights.</w:t>
+      </w:r>
+    </w:p>
+    <w:p>
+      <w:pPr>
+        <w:rPr>
+          <w:lang w:val="en-GH"/>
+        </w:rPr>
+      </w:pPr>
+      <w:r>
+        <w:rPr>
+          <w:lang w:val="en-GH"/>
+        </w:rPr>
+        <w:pict w14:anchorId="6042A149">
+          <v:rect id="_x0000_i1189" style="width:0;height:1.5pt" o:hralign="center" o:hrstd="t" o:hr="t" fillcolor="#a0a0a0" stroked="f"/>
+        </w:pict>
+      </w:r>
+    </w:p>
+    <w:p>
+      <w:pPr>
+        <w:rPr>
+          <w:b/>
+          <w:bCs/>
+          <w:lang w:val="en-GH"/>
+        </w:rPr>
+      </w:pPr>
+      <w:r>
+        <w:rPr>
+          <w:b/>
+          <w:bCs/>
+          <w:lang w:val="en-GH"/>
+        </w:rPr>
+        <w:t>22. Your Liability to Us</w:t>
+      </w:r>
+    </w:p>
+    <w:p>
+      <w:pPr>
+        <w:rPr>
+          <w:lang w:val="en-GH"/>
+        </w:rPr>
+      </w:pPr>
+      <w:r>
+        <w:rPr>
+          <w:lang w:val="en-GH"/>
+        </w:rPr>
+        <w:t>Subject to applicable law, you may be responsible for losses, claims, proceedings, costs, damages, and reasonable expenses incurred by Dellics Travels or its representatives arising from:</w:t>
+      </w:r>
+    </w:p>
+    <w:p>
+      <w:pPr>
+        <w:numPr>
+          <w:ilvl w:val="0"/>
+          <w:numId w:val="12"/>
+        </w:numPr>
+        <w:rPr>
+          <w:lang w:val="en-GH"/>
+        </w:rPr>
+      </w:pPr>
+      <w:r>
+        <w:rPr>
+          <w:lang w:val="en-GH"/>
+        </w:rPr>
+        <w:t>Your unlawful use of our Services;</w:t>
+      </w:r>
+    </w:p>
+    <w:p>
+      <w:pPr>
+        <w:numPr>
+          <w:ilvl w:val="0"/>
+          <w:numId w:val="12"/>
+        </w:numPr>
+        <w:rPr>
+          <w:lang w:val="en-GH"/>
+        </w:rPr>
+      </w:pPr>
+      <w:r>
+        <w:rPr>
+          <w:lang w:val="en-GH"/>
+        </w:rPr>
+        <w:t>Your violation of these Terms;</w:t>
+      </w:r>
+    </w:p>
+    <w:p>
+      <w:pPr>
+        <w:numPr>
+          <w:ilvl w:val="0"/>
+          <w:numId w:val="12"/>
+        </w:numPr>
+        <w:rPr>
+          <w:lang w:val="en-GH"/>
+        </w:rPr>
+      </w:pPr>
+      <w:r>
+        <w:rPr>
+          <w:lang w:val="en-GH"/>
+        </w:rPr>
+        <w:t>Your violation of third-party rights; or</w:t>
+      </w:r>
+    </w:p>
+    <w:p>
+      <w:pPr>
+        <w:numPr>
+          <w:ilvl w:val="0"/>
+          <w:numId w:val="12"/>
+        </w:numPr>
+        <w:rPr>
+          <w:lang w:val="en-GH"/>
+        </w:rPr>
+      </w:pPr>
+      <w:r>
+        <w:rPr>
+          <w:lang w:val="en-GH"/>
+        </w:rPr>
+        <w:t>Your misuse of our Platforms.</w:t>
+      </w:r>
+    </w:p>
+    <w:p>
+      <w:pPr>
+        <w:rPr>
+          <w:lang w:val="en-GH"/>
+        </w:rPr>
+      </w:pPr>
+      <w:r>
+        <w:rPr>
+          <w:lang w:val="en-GH"/>
+        </w:rPr>
+        <w:t>Nothing in this section requires you to indemnify us for liability caused by our own unlawful conduct where such liability cannot legally be transferred to you.</w:t>
+      </w:r>
+    </w:p>
+    <w:p>
+      <w:pPr>
+        <w:rPr>
+          <w:lang w:val="en-GH"/>
+        </w:rPr>
+      </w:pPr>
+      <w:r>
+        <w:rPr>
+          <w:lang w:val="en-GH"/>
+        </w:rPr>
+        <w:pict w14:anchorId="773266D3">
+          <v:rect id="_x0000_i1190" style="width:0;height:1.5pt" o:hralign="center" o:hrstd="t" o:hr="t" fillcolor="#a0a0a0" stroked="f"/>
+        </w:pict>
+      </w:r>
+    </w:p>
+    <w:p>
+      <w:pPr>
+        <w:rPr>
+          <w:b/>
+          <w:bCs/>
+          <w:lang w:val="en-GH"/>
+        </w:rPr>
+      </w:pPr>
+      <w:r>
+        <w:rPr>
+          <w:b/>
+          <w:bCs/>
+          <w:lang w:val="en-GH"/>
+        </w:rPr>
+        <w:t>23. Termination</w:t>
+      </w:r>
+    </w:p>
+    <w:p>
+      <w:pPr>
+        <w:rPr>
+          <w:lang w:val="en-GH"/>
+        </w:rPr>
+      </w:pPr>
+      <w:r>
+        <w:rPr>
+          <w:lang w:val="en-GH"/>
+        </w:rPr>
+        <w:t>Dellics Travels may suspend or terminate your access to our Services or Platforms where we reasonably believe that you have:</w:t>
+      </w:r>
+    </w:p>
+    <w:p>
+      <w:pPr>
+        <w:numPr>
+          <w:ilvl w:val="0"/>
+          <w:numId w:val="13"/>
+        </w:numPr>
+        <w:rPr>
+          <w:lang w:val="en-GH"/>
+        </w:rPr>
+      </w:pPr>
+      <w:r>
+        <w:rPr>
+          <w:lang w:val="en-GH"/>
+        </w:rPr>
+        <w:t>Violated these Terms;</w:t>
+      </w:r>
+    </w:p>
+    <w:p>
+      <w:pPr>
+        <w:numPr>
+          <w:ilvl w:val="0"/>
+          <w:numId w:val="13"/>
+        </w:numPr>
+        <w:rPr>
+          <w:lang w:val="en-GH"/>
+        </w:rPr>
+      </w:pPr>
+      <w:r>
+        <w:rPr>
+          <w:lang w:val="en-GH"/>
+        </w:rPr>
+        <w:t>Used our Services unlawfully;</w:t>
+      </w:r>
+    </w:p>
+    <w:p>
+      <w:pPr>
+        <w:numPr>
+          <w:ilvl w:val="0"/>
+          <w:numId w:val="13"/>
+        </w:numPr>
+        <w:rPr>
+          <w:lang w:val="en-GH"/>
+        </w:rPr>
+      </w:pPr>
+      <w:r>
+        <w:rPr>
+          <w:lang w:val="en-GH"/>
+        </w:rPr>
+        <w:t>Misused our Platforms;</w:t>
+      </w:r>
+    </w:p>
+    <w:p>
+      <w:pPr>
+        <w:numPr>
+          <w:ilvl w:val="0"/>
+          <w:numId w:val="13"/>
+        </w:numPr>
+        <w:rPr>
+          <w:lang w:val="en-GH"/>
+        </w:rPr>
+      </w:pPr>
+      <w:r>
+        <w:rPr>
+          <w:lang w:val="en-GH"/>
+        </w:rPr>
+        <w:t>Compromised the security of our Services; or</w:t>
+      </w:r>
+    </w:p>
+    <w:p>
+      <w:pPr>
+        <w:numPr>
+          <w:ilvl w:val="0"/>
+          <w:numId w:val="13"/>
+        </w:numPr>
+        <w:rPr>
+          <w:lang w:val="en-GH"/>
+        </w:rPr>
+      </w:pPr>
+      <w:r>
+        <w:rPr>
+          <w:lang w:val="en-GH"/>
+        </w:rPr>
+        <w:t>Engaged in conduct that may harm Dellics Travels, our users, or third parties.</w:t>
+      </w:r>
+    </w:p>
+    <w:p>
+      <w:pPr>
+        <w:rPr>
+          <w:lang w:val="en-GH"/>
+        </w:rPr>
+      </w:pPr>
+      <w:r>
+        <w:rPr>
+          <w:lang w:val="en-GH"/>
+        </w:rPr>
+        <w:t>Where appropriate, we may cancel or restrict your account and remove content that you have uploaded.</w:t>
+      </w:r>
+    </w:p>
+    <w:p>
+      <w:pPr>
+        <w:rPr>
+          <w:lang w:val="en-GH"/>
+        </w:rPr>
+      </w:pPr>
+      <w:r>
+        <w:rPr>
+          <w:lang w:val="en-GH"/>
+        </w:rPr>
+        <w:lastRenderedPageBreak/>
+        <w:t>Nothing in this section limits any rights or remedies available to you under applicable law.</w:t>
+      </w:r>
+    </w:p>
+    <w:p>
+      <w:pPr>
+        <w:rPr>
+          <w:lang w:val="en-GH"/>
+        </w:rPr>
+      </w:pPr>
+      <w:r>
+        <w:rPr>
+          <w:lang w:val="en-GH"/>
+        </w:rPr>
+        <w:pict w14:anchorId="639FAFC6">
+          <v:rect id="_x0000_i1191" style="width:0;height:1.5pt" o:hralign="center" o:hrstd="t" o:hr="t" fillcolor="#a0a0a0" stroked="f"/>
+        </w:pict>
+      </w:r>
+    </w:p>
+    <w:p>
+      <w:pPr>
+        <w:rPr>
+          <w:b/>
+          <w:bCs/>
+          <w:lang w:val="en-GH"/>
+        </w:rPr>
+      </w:pPr>
+      <w:r>
+        <w:rPr>
+          <w:b/>
+          <w:bCs/>
+          <w:lang w:val="en-GH"/>
+        </w:rPr>
+        <w:t>24. General Provisions</w:t>
+      </w:r>
+    </w:p>
+    <w:p>
+      <w:pPr>
+        <w:rPr>
+          <w:lang w:val="en-GH"/>
+        </w:rPr>
+      </w:pPr>
+      <w:r>
+        <w:rPr>
+          <w:lang w:val="en-GH"/>
+        </w:rPr>
+        <w:t>Your unauthorised use of our Services or Platforms may cause significant harm to Dellics Travels. Where appropriate, we may seek legal remedies, including injunctive relief, in addition to other remedies available under applicable law.</w:t>
+      </w:r>
+    </w:p>
+    <w:p>
+      <w:pPr>
+        <w:rPr>
+          <w:lang w:val="en-GH"/>
+        </w:rPr>
+      </w:pPr>
+      <w:r>
+        <w:rPr>
+          <w:lang w:val="en-GH"/>
+        </w:rPr>
+        <w:t>If any provision of these Terms is found to be invalid or unenforceable, the remaining provisions will continue to apply to the extent permitted by law.</w:t>
+      </w:r>
+    </w:p>
+    <w:p>
+      <w:pPr>
+        <w:rPr>
+          <w:lang w:val="en-GH"/>
+        </w:rPr>
+      </w:pPr>
+      <w:r>
+        <w:rPr>
+          <w:lang w:val="en-GH"/>
+        </w:rPr>
+        <w:t>These Terms are personal to you and may not be assigned or transferred to another party without our prior written consent, except where permitted by applicable law.</w:t>
+      </w:r>
+    </w:p>
+    <w:p>
+      <w:pPr>
+        <w:rPr>
+          <w:lang w:val="en-GH"/>
+        </w:rPr>
+      </w:pPr>
+      <w:r>
+        <w:rPr>
+          <w:lang w:val="en-GH"/>
+        </w:rPr>
+        <w:t>These Terms, together with our Privacy Policy, Cookie Policy, and any additional terms applicable to specific Services, constitute the agreement between you and Dellics Travels regarding your use of our Services.</w:t>
+      </w:r>
+    </w:p>
+    <w:p>
+      <w:pPr>
+        <w:rPr>
+          <w:lang w:val="en-GH"/>
+        </w:rPr>
+      </w:pPr>
+      <w:r>
+        <w:rPr>
+          <w:lang w:val="en-GH"/>
+        </w:rPr>
+        <w:t>Our failure to enforce any provision of these Terms does not waive our right to enforce that provision later.</w:t>
+      </w:r>
+    </w:p>
+    <w:p>
+      <w:pPr>
+        <w:rPr>
+          <w:lang w:val="en-GH"/>
+        </w:rPr>
+      </w:pPr>
+      <w:r>
+        <w:rPr>
+          <w:lang w:val="en-GH"/>
+        </w:rPr>
+        <w:t>Nothing in these Terms creates a partnership, joint venture, employment relationship, or agency relationship between you and Dellics Travels.</w:t>
+      </w:r>
+    </w:p>
+    <w:p>
+      <w:pPr>
+        <w:rPr>
+          <w:lang w:val="en-GH"/>
+        </w:rPr>
+      </w:pPr>
+      <w:r>
+        <w:rPr>
+          <w:lang w:val="en-GH"/>
+        </w:rPr>
+        <w:pict w14:anchorId="00273A57">
+          <v:rect id="_x0000_i1192" style="width:0;height:1.5pt" o:hralign="center" o:hrstd="t" o:hr="t" fillcolor="#a0a0a0" stroked="f"/>
+        </w:pict>
+      </w:r>
+    </w:p>
+    <w:p>
+      <w:pPr>
+        <w:rPr>
+          <w:b/>
+          <w:bCs/>
+          <w:lang w:val="en-GH"/>
+        </w:rPr>
+      </w:pPr>
+      <w:r>
+        <w:rPr>
+          <w:b/>
+          <w:bCs/>
+          <w:lang w:val="en-GH"/>
+        </w:rPr>
+        <w:t>25. Contact Us</w:t>
+      </w:r>
+    </w:p>
+    <w:p>
+      <w:pPr>
+        <w:rPr>
+          <w:lang w:val="en-GH"/>
+        </w:rPr>
+      </w:pPr>
+      <w:r>
+        <w:rPr>
+          <w:lang w:val="en-GH"/>
+        </w:rPr>
+        <w:t>If you require further information about Dellics Travels, have questions about these Terms, or have suggestions concerning our Services or Platforms, please contact us.</w:t>
+      </w:r>
+    </w:p>
+    <w:p>
+      <w:pPr>
+        <w:rPr>
+          <w:lang w:val="en-GH"/>
+        </w:rPr>
+      </w:pPr>
+      <w:r>
+        <w:rPr>
+          <w:b/>
+          <w:bCs/>
+          <w:lang w:val="en-GH"/>
+        </w:rPr>
+        <w:t>Dellics Travels</w:t>
+      </w:r>
+    </w:p>
+    <w:p>
+      <w:pPr>
+        <w:rPr>
+          <w:lang w:val="en-GH"/>
+        </w:rPr>
+      </w:pPr>
+      <w:r>
+        <w:rPr>
+          <w:b/>
+          <w:bCs/>
+          <w:lang w:val="en-GH"/>
+        </w:rPr>
+        <w:t>Email:</w:t>
+      </w:r>
+      <w:r>
+        <w:rPr>
+          <w:lang w:val="en-GH"/>
+        </w:rPr>
         <w:t xml:space="preserve"> </w:t>
       </w:r>
       <w:hyperlink r:id="rId14" w:history="1">
         <w:r>
           <w:rPr>
             <w:rStyle w:val="Hyperlink"/>
-            <w:u w:val="none"/>
+            <w:lang w:val="en-GH"/>
           </w:rPr>
-          <w:t>Helpdesk</w:t>
+          <w:t>help@dellicstravels.com</w:t>
         </w:r>
       </w:hyperlink>
-      <w:r>
-        <w:t xml:space="preserve"> or emai</w:t>
-      </w:r>
-      <w:r>
-        <w:t xml:space="preserve">l </w:t>
-      </w:r>
-      <w:r>
-        <w:t>help</w:t>
-      </w:r>
-      <w:r>
-        <w:t>@dellicstravels.com</w:t>
-      </w:r>
-      <w:r>
-        <w:t>.</w:t>
-      </w:r>
-    </w:p>
-    <w:p>
-      <w:r>
-        <w:t>Price accuracy and warranty disclaimer</w:t>
-      </w:r>
-    </w:p>
-    <w:p>
-      <w:r>
-        <w:t>Your use of the Services and Platforms is entirely at your own risk.</w:t>
-      </w:r>
-    </w:p>
-    <w:p>
-      <w:r>
-        <w:t>Although we enforce strict price accuracy policies with all Travel Providers who supply our travel data and do our best to ensure that the content displayed on or via our Services and Platforms is up to date and accurate, we cannot guarantee the reliability or accuracy of such content.</w:t>
-      </w:r>
-    </w:p>
-    <w:p>
-      <w:r>
-        <w:t>Likewise, our price forecasts are based on data that we hold that relates to past pricing trends, but there is no guarantee that our forecasts will be correct.</w:t>
-      </w:r>
-    </w:p>
-    <w:p>
-      <w:r>
-        <w:t>We provide the Services and Platforms on an ‘as is’ basis and expressly disclaim all warranties, conditions and guarantees of any kind, whether express or implied, including but not limited to, the implied warranties of title, non-infringement, merchantability and accuracy, as well as any warranties implied by usage of trade, course of dealing or course of performance. To the extent permitted by law, we make no representations and do not warrant to you that our Services or Platforms (a) are accurate, complete or up to date; (b) will always be available; (c) will meet your expectations; or (d) are secure or are free from errors, faults, defects, viruses or malware.</w:t>
-      </w:r>
-    </w:p>
-    <w:p>
-      <w:r>
-        <w:t>Price forecasting</w:t>
-      </w:r>
-    </w:p>
-    <w:p>
-      <w:proofErr w:type="spellStart"/>
-      <w:r>
-        <w:t>Dellics</w:t>
-      </w:r>
-      <w:proofErr w:type="spellEnd"/>
-      <w:r>
-        <w:t xml:space="preserve"> Travels</w:t>
-      </w:r>
-      <w:r>
-        <w:t xml:space="preserve"> may provide you with flight forecasting information if you choose to sign up to price alerts. Our price forecasts are the best guess that we can provide at any given time based on the data that we hold that relates to past trends. There is no guarantee that our </w:t>
-      </w:r>
-      <w:r>
-        <w:lastRenderedPageBreak/>
-        <w:t>forecasts will be correct, since pricing and availability depends on third parties, as explained above. While you may choose to rely on our forecasts, we do not and cannot guarantee their accuracy and accept no liability for any inaccuracy or unavailability of indicative prices.</w:t>
-      </w:r>
-    </w:p>
-    <w:p>
-      <w:r>
-        <w:t xml:space="preserve">Making travel bookings via </w:t>
-      </w:r>
-      <w:proofErr w:type="spellStart"/>
-      <w:r>
-        <w:t>Dellics</w:t>
-      </w:r>
-      <w:proofErr w:type="spellEnd"/>
-      <w:r>
-        <w:t xml:space="preserve"> Travels</w:t>
-      </w:r>
-    </w:p>
-    <w:p>
-      <w:proofErr w:type="spellStart"/>
-      <w:r>
-        <w:t>Dellics</w:t>
-      </w:r>
-      <w:proofErr w:type="spellEnd"/>
-      <w:r>
-        <w:t xml:space="preserve"> Travels</w:t>
-      </w:r>
-      <w:r>
-        <w:t xml:space="preserve"> is not a travel agent and is not responsible for providing any travel options displayed via the Services or Platforms or for setting or controlling the prices we display. Any </w:t>
-      </w:r>
-      <w:r>
-        <w:t>Third-Party</w:t>
-      </w:r>
-      <w:r>
-        <w:t xml:space="preserve"> Travel Products which you find and/or book via our Services or Platforms are provided by independent Travel Providers.</w:t>
-      </w:r>
-    </w:p>
-    <w:p>
-      <w:proofErr w:type="spellStart"/>
-      <w:r>
-        <w:t>Dellics</w:t>
-      </w:r>
-      <w:proofErr w:type="spellEnd"/>
-      <w:r>
-        <w:t xml:space="preserve"> Travels</w:t>
-      </w:r>
-      <w:r>
-        <w:t xml:space="preserve"> facilitates your bookings with Travel Providers but is not responsible and has no liability to you in respect of such bookings. The identity of the relevant Travel Provider and the terms and conditions applicable to your booking with them (“Travel Provider Terms”) will be notified to you at the time of booking and you should ensure that you read and fully understand them before completing your booking. The only exception to this is if you’ve booked with </w:t>
-      </w:r>
-      <w:proofErr w:type="spellStart"/>
-      <w:r>
-        <w:t>Dellics</w:t>
-      </w:r>
-      <w:proofErr w:type="spellEnd"/>
-      <w:r>
+    </w:p>
+    <w:p>
+      <w:pPr>
+        <w:rPr>
+          <w:lang w:val="en-GH"/>
+        </w:rPr>
+      </w:pPr>
+      <w:r>
+        <w:rPr>
+          <w:b/>
+          <w:bCs/>
+          <w:lang w:val="en-GH"/>
+        </w:rPr>
+        <w:t>Legal:</w:t>
+      </w:r>
+      <w:r>
+        <w:rPr>
+          <w:lang w:val="en-GH"/>
+        </w:rPr>
         <w:t xml:space="preserve"> </w:t>
-      </w:r>
-      <w:proofErr w:type="spellStart"/>
-      <w:r>
-        <w:t>Travels</w:t>
-      </w:r>
-      <w:r>
-        <w:t>’s</w:t>
-      </w:r>
-      <w:proofErr w:type="spellEnd"/>
-      <w:r>
-        <w:t xml:space="preserve"> Travel Service, which is subject to a different set of terms and conditions. Unless your booking confirmation has come from </w:t>
-      </w:r>
-      <w:proofErr w:type="spellStart"/>
-      <w:r>
-        <w:t>Dellics</w:t>
-      </w:r>
-      <w:proofErr w:type="spellEnd"/>
-      <w:r>
-        <w:t xml:space="preserve"> Travels</w:t>
-      </w:r>
-      <w:r>
-        <w:t>, then this is unlikely to affect you.</w:t>
-      </w:r>
-    </w:p>
-    <w:p>
-      <w:r>
-        <w:t>The Travel Provider Terms should set out what rights you have against the Travel Provider and will explain their liability to you in the event of anything going wrong.</w:t>
-      </w:r>
-    </w:p>
-    <w:p>
-      <w:r>
-        <w:t>You agree to comply in full with all applicable Travel Provider Terms. You acknowledge that breaching Travel Provider Terms could result in the cancellation of tickets or reservations, revocation of frequent flier miles and other benefits, and additional charges.</w:t>
-      </w:r>
-    </w:p>
-    <w:p>
-      <w:r>
-        <w:t xml:space="preserve">Where you have used our Platforms to book two or more related travel products within a 24-hour period (for example a flight and hotel booked separately but within 24 hours of each other) then this may be classified as a “Linked Travel Arrangement” depending on where you are located and the applicable consumer protection laws that apply. Where a Linked Travel Arrangement has been created, you will not have the same level of consumer protection that you would get where you book both a flight and hotel together through one single agent (where you may then get the benefits that apply to booking holiday packages). This means that you need to rely on each individual Travel Provider to perform their services, and do not have legal recourse to the </w:t>
-      </w:r>
-      <w:proofErr w:type="spellStart"/>
-      <w:r>
-        <w:t>organiser</w:t>
-      </w:r>
-      <w:proofErr w:type="spellEnd"/>
-      <w:r>
-        <w:t xml:space="preserve"> or the retailer of a package. In the event of the insolvency of one of the providers involved in the Linked Travel Arrangement, the protections available under the EU Package Travel Regulations will not apply.</w:t>
-      </w:r>
-    </w:p>
-    <w:p>
-      <w:r>
-        <w:t>Limitations and exclusions of liability</w:t>
-      </w:r>
-    </w:p>
-    <w:p>
-      <w:r>
-        <w:lastRenderedPageBreak/>
-        <w:t xml:space="preserve">These Terms set out the full extent of </w:t>
-      </w:r>
-      <w:proofErr w:type="spellStart"/>
-      <w:r>
-        <w:t>Dellics</w:t>
-      </w:r>
-      <w:proofErr w:type="spellEnd"/>
-      <w:r>
-        <w:t xml:space="preserve"> </w:t>
-      </w:r>
-      <w:proofErr w:type="spellStart"/>
-      <w:r>
-        <w:t>Travels</w:t>
-      </w:r>
-      <w:r>
-        <w:t>’s</w:t>
-      </w:r>
-      <w:proofErr w:type="spellEnd"/>
-      <w:r>
-        <w:t xml:space="preserve"> obligations and liabilities in respect of our Services and Platforms.</w:t>
-      </w:r>
-    </w:p>
-    <w:p>
-      <w:proofErr w:type="spellStart"/>
-      <w:r>
-        <w:t>Dellics</w:t>
-      </w:r>
-      <w:proofErr w:type="spellEnd"/>
-      <w:r>
-        <w:t xml:space="preserve"> Travels</w:t>
-      </w:r>
-      <w:r>
-        <w:t xml:space="preserve"> has no responsibility whatsoever for any arrangements you make with any third party as a result of your use of our Services or Platforms (including, without limitation, any Travel Provider). If you encounter any problems with any </w:t>
-      </w:r>
-      <w:r>
-        <w:t>booking,</w:t>
-      </w:r>
-      <w:r>
-        <w:t xml:space="preserve"> you make or attempt to make via </w:t>
-      </w:r>
-      <w:proofErr w:type="spellStart"/>
-      <w:r>
-        <w:t>Dellics</w:t>
-      </w:r>
-      <w:proofErr w:type="spellEnd"/>
-      <w:r>
-        <w:t xml:space="preserve"> Travels</w:t>
-      </w:r>
-      <w:r>
-        <w:t xml:space="preserve">, you acknowledge that you should resolve that issue with the relevant Travel Provider and that your sole remedy in such circumstances, including any refund, lies with the relevant Travel Provider and not with </w:t>
-      </w:r>
-      <w:proofErr w:type="spellStart"/>
-      <w:r>
-        <w:t>Dellics</w:t>
-      </w:r>
-      <w:proofErr w:type="spellEnd"/>
-      <w:r>
-        <w:t xml:space="preserve"> Travels</w:t>
-      </w:r>
-      <w:r>
-        <w:t>. Where our Services or Platforms contain links to other sites and resources provided by third parties, these links are provided for your information only. We have no control over the contents of those sites or resources and accept no responsibility for them or for any loss or damage that may arise from your use of them.</w:t>
-      </w:r>
-    </w:p>
-    <w:p>
-      <w:r>
-        <w:t xml:space="preserve">You may see advertising material submitted by third parties on our Services and Platforms. Each individual advertiser is solely responsible for the content of its advertising material and </w:t>
-      </w:r>
-      <w:proofErr w:type="spellStart"/>
-      <w:r>
-        <w:t>Dellics</w:t>
-      </w:r>
-      <w:proofErr w:type="spellEnd"/>
-      <w:r>
-        <w:t xml:space="preserve"> Travels</w:t>
-      </w:r>
-      <w:r>
-        <w:t xml:space="preserve"> accepts no responsibility for the content of advertising material, including, without limitation, any errors, omissions or inaccuracies.</w:t>
-      </w:r>
-    </w:p>
-    <w:p>
-      <w:r>
-        <w:t>To the maximum extent permitted by law, we (together with our officers, directors, employees, representatives, affiliates, providers and third parties) do not accept any liability for (a) any inaccuracies or omissions in the content displayed on or via our Services or Platforms; or (b) any act of god, accident, delay or any special, exemplary, punitive, indirect, incidental or consequential loss or damage of any kind (including, without limitation, lost profits or lost savings), whether based in contract, tort (including negligence), strict liability or otherwise, incurred by you arising out of or in connection with your access to, use of, or inability to access or use, our Services or Platforms or their contents.</w:t>
-      </w:r>
-    </w:p>
-    <w:p>
-      <w:r>
-        <w:t xml:space="preserve">Subject to these Terms and to the extent permitted by law, our maximum aggregate liability to you arising out of or in connection with these Terms or your access to, use of, or inability to access or use, our Services or Platforms shall be limited to the sum of </w:t>
-      </w:r>
-      <w:r>
-        <w:t>USD</w:t>
-      </w:r>
-      <w:r>
-        <w:t xml:space="preserve">100 (one hundred </w:t>
-      </w:r>
-      <w:r>
-        <w:t>Dollars</w:t>
-      </w:r>
-      <w:r>
-        <w:t>).</w:t>
-      </w:r>
-    </w:p>
-    <w:p>
-      <w:r>
-        <w:t>Nothing in these Terms shall limit or exclude (a) our liability in respect of death or personal injury caused by our negligence or for our fraud or fraudulent misrepresentation; (b) any other liability that cannot be excluded by law; or (c) your statutory rights.</w:t>
-      </w:r>
-    </w:p>
-    <w:p>
-      <w:r>
-        <w:t>Your liability to us</w:t>
-      </w:r>
-    </w:p>
-    <w:p>
-      <w:r>
-        <w:t xml:space="preserve">Subject to these Terms, you will be responsible and liable to us for all actions, claims, proceedings, costs, damages, losses and expenses (including, without limitation, legal </w:t>
-      </w:r>
-      <w:r>
-        <w:lastRenderedPageBreak/>
-        <w:t xml:space="preserve">fees) incurred by us or the </w:t>
-      </w:r>
-      <w:proofErr w:type="spellStart"/>
-      <w:r>
-        <w:t>Dellics</w:t>
-      </w:r>
-      <w:proofErr w:type="spellEnd"/>
-      <w:r>
-        <w:t xml:space="preserve"> Group, and each of our officers, directors, employees and agents, arising out of or in any way connected with your use of our Services or Platforms or breach of these Terms.</w:t>
-      </w:r>
-    </w:p>
-    <w:p>
-      <w:r>
-        <w:t>Termination</w:t>
-      </w:r>
-    </w:p>
-    <w:p>
-      <w:proofErr w:type="spellStart"/>
-      <w:r>
-        <w:t>Dellics</w:t>
-      </w:r>
-      <w:proofErr w:type="spellEnd"/>
-      <w:r>
-        <w:t xml:space="preserve"> Travels</w:t>
-      </w:r>
-      <w:r>
-        <w:t xml:space="preserve"> may in its absolute discretion immediately terminate any agreement with you under these Terms at any time upon notice to you and/or, if you have a log-in account, by cancelling your membership and your access to your account and removing any User Content you have uploaded to our Services or Platforms. </w:t>
-      </w:r>
-      <w:proofErr w:type="spellStart"/>
-      <w:r>
-        <w:t>Dellics</w:t>
-      </w:r>
-      <w:proofErr w:type="spellEnd"/>
-      <w:r>
-        <w:t xml:space="preserve"> Travels</w:t>
-      </w:r>
-      <w:r>
-        <w:t xml:space="preserve"> may suspend your access and use in whole or in part without notice at any time, for example to prevent you from uploading any User Content, without incurring any liability to you whatsoever.</w:t>
-      </w:r>
-    </w:p>
-    <w:p>
-      <w:r>
-        <w:t>General provisions</w:t>
-      </w:r>
-    </w:p>
-    <w:p>
-      <w:r>
-        <w:t xml:space="preserve">You acknowledge that your </w:t>
-      </w:r>
-      <w:proofErr w:type="spellStart"/>
-      <w:r>
-        <w:t>unauthorised</w:t>
-      </w:r>
-      <w:proofErr w:type="spellEnd"/>
-      <w:r>
-        <w:t xml:space="preserve"> use of our Services or Platforms may result in irreparable damage and injury to </w:t>
-      </w:r>
-      <w:proofErr w:type="spellStart"/>
-      <w:r>
-        <w:t>Dellics</w:t>
-      </w:r>
-      <w:proofErr w:type="spellEnd"/>
-      <w:r>
-        <w:t xml:space="preserve"> Travels</w:t>
-      </w:r>
-      <w:r>
-        <w:t xml:space="preserve"> and/or its affiliates or licensors for which money damages would be inadequate. Consequently, in the event of such </w:t>
-      </w:r>
-      <w:proofErr w:type="spellStart"/>
-      <w:r>
-        <w:t>unauthorised</w:t>
-      </w:r>
-      <w:proofErr w:type="spellEnd"/>
-      <w:r>
-        <w:t xml:space="preserve"> use, we and our affiliates and/or licensors (as applicable) shall have the right, in addition to any other legal remedies available, to seek an immediate injunction against you.</w:t>
-      </w:r>
-    </w:p>
-    <w:p>
-      <w:r>
-        <w:t>The invalidity or unenforceability of any provision (in whole or part) of these Terms shall not affect the validity or enforceability of the remaining provisions (in whole or part). The whole or part of any provision which is held by a court of competent jurisdiction to be invalid or unenforceable shall be deemed deleted from these Terms.</w:t>
-      </w:r>
-    </w:p>
-    <w:p>
-      <w:r>
-        <w:t>These Terms are personal to you. You shall not be entitled to assign these Terms in whole or in part to any third party without our prior written consent.</w:t>
-      </w:r>
-    </w:p>
-    <w:p>
-      <w:r>
-        <w:t>These Terms represent the entire agreement between us and you and supersede and replace all and any previous terms, conditions, agreements and arrangements in respect of your use of our Services or Platforms.</w:t>
-      </w:r>
-    </w:p>
-    <w:p>
-      <w:r>
-        <w:t>Any failure by us to enforce any of these Terms shall not be a waiver of them or limit the right to subsequently enforce any of these Terms.</w:t>
-      </w:r>
-    </w:p>
-    <w:p>
-      <w:r>
-        <w:t>A person who is not a party to these Terms shall have no right to enforce any provision of these Terms.</w:t>
-      </w:r>
-    </w:p>
-    <w:p>
-      <w:r>
-        <w:t>Contact us</w:t>
-      </w:r>
-    </w:p>
-    <w:p>
-      <w:r>
-        <w:t xml:space="preserve">If you require further information about </w:t>
-      </w:r>
-      <w:proofErr w:type="spellStart"/>
-      <w:r>
-        <w:t>Dellics</w:t>
-      </w:r>
-      <w:proofErr w:type="spellEnd"/>
-      <w:r>
-        <w:t xml:space="preserve"> Travels</w:t>
-      </w:r>
-      <w:r>
-        <w:t xml:space="preserve"> or have any suggestions concerning how to improve our Services or Platforms, please contact our </w:t>
       </w:r>
       <w:hyperlink r:id="rId15" w:history="1">
         <w:r>
           <w:rPr>
             <w:rStyle w:val="Hyperlink"/>
+            <w:lang w:val="en-GH"/>
           </w:rPr>
-          <w:t>helpdesk</w:t>
+          <w:t>legal@dellicstravels.com</w:t>
         </w:r>
       </w:hyperlink>
-      <w:r>
-        <w:t>. Alternatively, you can write to us at</w:t>
-      </w:r>
-      <w:r>
+    </w:p>
+    <w:p>
+      <w:pPr>
+        <w:rPr>
+          <w:lang w:val="en-GH"/>
+        </w:rPr>
+      </w:pPr>
+      <w:r>
+        <w:rPr>
+          <w:b/>
+          <w:bCs/>
+          <w:lang w:val="en-GH"/>
+        </w:rPr>
+        <w:t>Website:</w:t>
+      </w:r>
+      <w:r>
+        <w:rPr>
+          <w:lang w:val="en-GH"/>
+        </w:rPr>
         <w:t xml:space="preserve"> </w:t>
       </w:r>
-      <w:r>
-        <w:t>help</w:t>
-      </w:r>
-      <w:r>
-        <w:t>@dellicstravels.com</w:t>
-      </w:r>
-      <w:r>
-        <w:t>.</w:t>
-      </w:r>
-    </w:p>
-    <w:p>
-      <w:pPr>
-        <w:ind w:left="720"/>
-      </w:pPr>
+      <w:hyperlink r:id="rId16" w:history="1">
+        <w:r>
+          <w:rPr>
+            <w:rStyle w:val="Hyperlink"/>
+            <w:lang w:val="en-GH"/>
+          </w:rPr>
+          <w:t>www.dellicstravels.com</w:t>
+        </w:r>
+      </w:hyperlink>
+    </w:p>
+    <w:p>
+      <w:pPr>
+        <w:rPr>
+          <w:lang w:val="en-GH"/>
+        </w:rPr>
+      </w:pPr>
+      <w:r>
+        <w:rPr>
+          <w:b/>
+          <w:bCs/>
+          <w:lang w:val="en-GH"/>
+        </w:rPr>
+        <w:t>Ghana Office:</w:t>
+      </w:r>
+      <w:r>
+        <w:rPr>
+          <w:lang w:val="en-GH"/>
+        </w:rPr>
+        <w:br/>
+        <w:t>GN-0490-2450</w:t>
+      </w:r>
+      <w:r>
+        <w:rPr>
+          <w:lang w:val="en-GH"/>
+        </w:rPr>
+        <w:br/>
+        <w:t>Tema, Greater Accra</w:t>
+      </w:r>
+      <w:r>
+        <w:rPr>
+          <w:lang w:val="en-GH"/>
+        </w:rPr>
+        <w:br/>
+        <w:t>Ghana</w:t>
+      </w:r>
+    </w:p>
+    <w:p>
+      <w:pPr>
+        <w:rPr>
+          <w:lang w:val="en-GH"/>
+        </w:rPr>
+      </w:pPr>
+      <w:r>
+        <w:rPr>
+          <w:b/>
+          <w:bCs/>
+          <w:lang w:val="en-GH"/>
+        </w:rPr>
+        <w:lastRenderedPageBreak/>
+        <w:t>United States Registered Agent Address:</w:t>
+      </w:r>
+      <w:r>
+        <w:rPr>
+          <w:lang w:val="en-GH"/>
+        </w:rPr>
+        <w:br/>
+        <w:t>30 N Gould St</w:t>
+      </w:r>
+      <w:r>
+        <w:rPr>
+          <w:lang w:val="en-GH"/>
+        </w:rPr>
+        <w:br/>
+        <w:t>Sheridan, WY 82801</w:t>
+      </w:r>
+      <w:r>
+        <w:rPr>
+          <w:lang w:val="en-GH"/>
+        </w:rPr>
+        <w:br/>
+        <w:t>United States</w:t>
+      </w:r>
     </w:p>
     <w:p/>
     <w:sectPr>
@@ -1251,6 +3840,453 @@
 <file path=word/numbering.xml><?xml version="1.0" encoding="utf-8"?>
 <w:numbering xmlns:wpc="http://schemas.microsoft.com/office/word/2010/wordprocessingCanvas" xmlns:cx="http://schemas.microsoft.com/office/drawing/2014/chartex" xmlns:cx1="http://schemas.microsoft.com/office/drawing/2015/9/8/chartex" xmlns:cx2="http://schemas.microsoft.com/office/drawing/2015/10/21/chartex" xmlns:cx3="http://schemas.microsoft.com/office/drawing/2016/5/9/chartex" xmlns:cx4="http://schemas.microsoft.com/office/drawing/2016/5/10/chartex" xmlns:cx5="http://schemas.microsoft.com/office/drawing/2016/5/11/chartex" xmlns:cx6="http://schemas.microsoft.com/office/drawing/2016/5/12/chartex" xmlns:cx7="http://schemas.microsoft.com/office/drawing/2016/5/13/chartex" xmlns:cx8="http://schemas.microsoft.com/office/drawing/2016/5/14/chartex" xmlns:mc="http://schemas.openxmlformats.org/markup-compatibility/2006" xmlns:aink="http://schemas.microsoft.com/office/drawing/2016/ink" xmlns:am3d="http://schemas.microsoft.com/office/drawing/2017/model3d" xmlns:o="urn:schemas-microsoft-com:office:office" xmlns:oel="http://schemas.microsoft.com/office/2019/extlst" xmlns:r="http://schemas.openxmlformats.org/officeDocument/2006/relationships" xmlns:m="http://schemas.openxmlformats.org/officeDocument/2006/math" xmlns:v="urn:schemas-microsoft-com:vml" xmlns:wp14="http://schemas.microsoft.com/office/word/2010/wordprocessingDrawing" xmlns:wp="http://schemas.openxmlformats.org/drawingml/2006/wordprocessingDrawing" xmlns:w10="urn:schemas-microsoft-com:office:word" xmlns:w="http://schemas.openxmlformats.org/wordprocessingml/2006/main" xmlns:w14="http://schemas.microsoft.com/office/word/2010/wordml" xmlns:w15="http://schemas.microsoft.com/office/word/2012/wordml" xmlns:w16cex="http://schemas.microsoft.com/office/word/2018/wordml/cex" xmlns:w16cid="http://schemas.microsoft.com/office/word/2016/wordml/cid" xmlns:w16="http://schemas.microsoft.com/office/word/2018/wordml" xmlns:w16du="http://schemas.microsoft.com/office/word/2023/wordml/word16du" xmlns:w16sdtdh="http://schemas.microsoft.com/office/word/2020/wordml/sdtdatahash" xmlns:w16sdtfl="http://schemas.microsoft.com/office/word/2024/wordml/sdtformatlock" xmlns:w16se="http://schemas.microsoft.com/office/word/2015/wordml/symex" xmlns:wpg="http://schemas.microsoft.com/office/word/2010/wordprocessingGroup" xmlns:wpi="http://schemas.microsoft.com/office/word/2010/wordprocessingInk" xmlns:wne="http://schemas.microsoft.com/office/word/2006/wordml" xmlns:wps="http://schemas.microsoft.com/office/word/2010/wordprocessingShape" mc:Ignorable="w14 w15 w16se w16cid w16 w16cex w16sdtdh w16sdtfl w16du wp14">
   <w:abstractNum w:abstractNumId="0" w15:restartNumberingAfterBreak="0">
+    <w:nsid w:val="093C03B9"/>
+    <w:multiLevelType w:val="multilevel"/>
+    <w:tmpl w:val="020CF69A"/>
+    <w:lvl w:ilvl="0">
+      <w:start w:val="1"/>
+      <w:numFmt w:val="bullet"/>
+      <w:lvlText w:val=""/>
+      <w:lvlJc w:val="left"/>
+      <w:pPr>
+        <w:tabs>
+          <w:tab w:val="num" w:pos="720"/>
+        </w:tabs>
+        <w:ind w:left="720" w:hanging="360"/>
+      </w:pPr>
+      <w:rPr>
+        <w:rFonts w:ascii="Symbol" w:hAnsi="Symbol" w:hint="default"/>
+        <w:sz w:val="20"/>
+      </w:rPr>
+    </w:lvl>
+    <w:lvl w:ilvl="1" w:tentative="1">
+      <w:start w:val="1"/>
+      <w:numFmt w:val="bullet"/>
+      <w:lvlText w:val="o"/>
+      <w:lvlJc w:val="left"/>
+      <w:pPr>
+        <w:tabs>
+          <w:tab w:val="num" w:pos="1440"/>
+        </w:tabs>
+        <w:ind w:left="1440" w:hanging="360"/>
+      </w:pPr>
+      <w:rPr>
+        <w:rFonts w:ascii="Courier New" w:hAnsi="Courier New" w:hint="default"/>
+        <w:sz w:val="20"/>
+      </w:rPr>
+    </w:lvl>
+    <w:lvl w:ilvl="2" w:tentative="1">
+      <w:start w:val="1"/>
+      <w:numFmt w:val="bullet"/>
+      <w:lvlText w:val=""/>
+      <w:lvlJc w:val="left"/>
+      <w:pPr>
+        <w:tabs>
+          <w:tab w:val="num" w:pos="2160"/>
+        </w:tabs>
+        <w:ind w:left="2160" w:hanging="360"/>
+      </w:pPr>
+      <w:rPr>
+        <w:rFonts w:ascii="Wingdings" w:hAnsi="Wingdings" w:hint="default"/>
+        <w:sz w:val="20"/>
+      </w:rPr>
+    </w:lvl>
+    <w:lvl w:ilvl="3" w:tentative="1">
+      <w:start w:val="1"/>
+      <w:numFmt w:val="bullet"/>
+      <w:lvlText w:val=""/>
+      <w:lvlJc w:val="left"/>
+      <w:pPr>
+        <w:tabs>
+          <w:tab w:val="num" w:pos="2880"/>
+        </w:tabs>
+        <w:ind w:left="2880" w:hanging="360"/>
+      </w:pPr>
+      <w:rPr>
+        <w:rFonts w:ascii="Wingdings" w:hAnsi="Wingdings" w:hint="default"/>
+        <w:sz w:val="20"/>
+      </w:rPr>
+    </w:lvl>
+    <w:lvl w:ilvl="4" w:tentative="1">
+      <w:start w:val="1"/>
+      <w:numFmt w:val="bullet"/>
+      <w:lvlText w:val=""/>
+      <w:lvlJc w:val="left"/>
+      <w:pPr>
+        <w:tabs>
+          <w:tab w:val="num" w:pos="3600"/>
+        </w:tabs>
+        <w:ind w:left="3600" w:hanging="360"/>
+      </w:pPr>
+      <w:rPr>
+        <w:rFonts w:ascii="Wingdings" w:hAnsi="Wingdings" w:hint="default"/>
+        <w:sz w:val="20"/>
+      </w:rPr>
+    </w:lvl>
+    <w:lvl w:ilvl="5" w:tentative="1">
+      <w:start w:val="1"/>
+      <w:numFmt w:val="bullet"/>
+      <w:lvlText w:val=""/>
+      <w:lvlJc w:val="left"/>
+      <w:pPr>
+        <w:tabs>
+          <w:tab w:val="num" w:pos="4320"/>
+        </w:tabs>
+        <w:ind w:left="4320" w:hanging="360"/>
+      </w:pPr>
+      <w:rPr>
+        <w:rFonts w:ascii="Wingdings" w:hAnsi="Wingdings" w:hint="default"/>
+        <w:sz w:val="20"/>
+      </w:rPr>
+    </w:lvl>
+    <w:lvl w:ilvl="6" w:tentative="1">
+      <w:start w:val="1"/>
+      <w:numFmt w:val="bullet"/>
+      <w:lvlText w:val=""/>
+      <w:lvlJc w:val="left"/>
+      <w:pPr>
+        <w:tabs>
+          <w:tab w:val="num" w:pos="5040"/>
+        </w:tabs>
+        <w:ind w:left="5040" w:hanging="360"/>
+      </w:pPr>
+      <w:rPr>
+        <w:rFonts w:ascii="Wingdings" w:hAnsi="Wingdings" w:hint="default"/>
+        <w:sz w:val="20"/>
+      </w:rPr>
+    </w:lvl>
+    <w:lvl w:ilvl="7" w:tentative="1">
+      <w:start w:val="1"/>
+      <w:numFmt w:val="bullet"/>
+      <w:lvlText w:val=""/>
+      <w:lvlJc w:val="left"/>
+      <w:pPr>
+        <w:tabs>
+          <w:tab w:val="num" w:pos="5760"/>
+        </w:tabs>
+        <w:ind w:left="5760" w:hanging="360"/>
+      </w:pPr>
+      <w:rPr>
+        <w:rFonts w:ascii="Wingdings" w:hAnsi="Wingdings" w:hint="default"/>
+        <w:sz w:val="20"/>
+      </w:rPr>
+    </w:lvl>
+    <w:lvl w:ilvl="8" w:tentative="1">
+      <w:start w:val="1"/>
+      <w:numFmt w:val="bullet"/>
+      <w:lvlText w:val=""/>
+      <w:lvlJc w:val="left"/>
+      <w:pPr>
+        <w:tabs>
+          <w:tab w:val="num" w:pos="6480"/>
+        </w:tabs>
+        <w:ind w:left="6480" w:hanging="360"/>
+      </w:pPr>
+      <w:rPr>
+        <w:rFonts w:ascii="Wingdings" w:hAnsi="Wingdings" w:hint="default"/>
+        <w:sz w:val="20"/>
+      </w:rPr>
+    </w:lvl>
+  </w:abstractNum>
+  <w:abstractNum w:abstractNumId="1" w15:restartNumberingAfterBreak="0">
+    <w:nsid w:val="0B3C2766"/>
+    <w:multiLevelType w:val="multilevel"/>
+    <w:tmpl w:val="50C0352A"/>
+    <w:lvl w:ilvl="0">
+      <w:start w:val="1"/>
+      <w:numFmt w:val="bullet"/>
+      <w:lvlText w:val=""/>
+      <w:lvlJc w:val="left"/>
+      <w:pPr>
+        <w:tabs>
+          <w:tab w:val="num" w:pos="720"/>
+        </w:tabs>
+        <w:ind w:left="720" w:hanging="360"/>
+      </w:pPr>
+      <w:rPr>
+        <w:rFonts w:ascii="Symbol" w:hAnsi="Symbol" w:hint="default"/>
+        <w:sz w:val="20"/>
+      </w:rPr>
+    </w:lvl>
+    <w:lvl w:ilvl="1" w:tentative="1">
+      <w:start w:val="1"/>
+      <w:numFmt w:val="bullet"/>
+      <w:lvlText w:val="o"/>
+      <w:lvlJc w:val="left"/>
+      <w:pPr>
+        <w:tabs>
+          <w:tab w:val="num" w:pos="1440"/>
+        </w:tabs>
+        <w:ind w:left="1440" w:hanging="360"/>
+      </w:pPr>
+      <w:rPr>
+        <w:rFonts w:ascii="Courier New" w:hAnsi="Courier New" w:hint="default"/>
+        <w:sz w:val="20"/>
+      </w:rPr>
+    </w:lvl>
+    <w:lvl w:ilvl="2" w:tentative="1">
+      <w:start w:val="1"/>
+      <w:numFmt w:val="bullet"/>
+      <w:lvlText w:val=""/>
+      <w:lvlJc w:val="left"/>
+      <w:pPr>
+        <w:tabs>
+          <w:tab w:val="num" w:pos="2160"/>
+        </w:tabs>
+        <w:ind w:left="2160" w:hanging="360"/>
+      </w:pPr>
+      <w:rPr>
+        <w:rFonts w:ascii="Wingdings" w:hAnsi="Wingdings" w:hint="default"/>
+        <w:sz w:val="20"/>
+      </w:rPr>
+    </w:lvl>
+    <w:lvl w:ilvl="3" w:tentative="1">
+      <w:start w:val="1"/>
+      <w:numFmt w:val="bullet"/>
+      <w:lvlText w:val=""/>
+      <w:lvlJc w:val="left"/>
+      <w:pPr>
+        <w:tabs>
+          <w:tab w:val="num" w:pos="2880"/>
+        </w:tabs>
+        <w:ind w:left="2880" w:hanging="360"/>
+      </w:pPr>
+      <w:rPr>
+        <w:rFonts w:ascii="Wingdings" w:hAnsi="Wingdings" w:hint="default"/>
+        <w:sz w:val="20"/>
+      </w:rPr>
+    </w:lvl>
+    <w:lvl w:ilvl="4" w:tentative="1">
+      <w:start w:val="1"/>
+      <w:numFmt w:val="bullet"/>
+      <w:lvlText w:val=""/>
+      <w:lvlJc w:val="left"/>
+      <w:pPr>
+        <w:tabs>
+          <w:tab w:val="num" w:pos="3600"/>
+        </w:tabs>
+        <w:ind w:left="3600" w:hanging="360"/>
+      </w:pPr>
+      <w:rPr>
+        <w:rFonts w:ascii="Wingdings" w:hAnsi="Wingdings" w:hint="default"/>
+        <w:sz w:val="20"/>
+      </w:rPr>
+    </w:lvl>
+    <w:lvl w:ilvl="5" w:tentative="1">
+      <w:start w:val="1"/>
+      <w:numFmt w:val="bullet"/>
+      <w:lvlText w:val=""/>
+      <w:lvlJc w:val="left"/>
+      <w:pPr>
+        <w:tabs>
+          <w:tab w:val="num" w:pos="4320"/>
+        </w:tabs>
+        <w:ind w:left="4320" w:hanging="360"/>
+      </w:pPr>
+      <w:rPr>
+        <w:rFonts w:ascii="Wingdings" w:hAnsi="Wingdings" w:hint="default"/>
+        <w:sz w:val="20"/>
+      </w:rPr>
+    </w:lvl>
+    <w:lvl w:ilvl="6" w:tentative="1">
+      <w:start w:val="1"/>
+      <w:numFmt w:val="bullet"/>
+      <w:lvlText w:val=""/>
+      <w:lvlJc w:val="left"/>
+      <w:pPr>
+        <w:tabs>
+          <w:tab w:val="num" w:pos="5040"/>
+        </w:tabs>
+        <w:ind w:left="5040" w:hanging="360"/>
+      </w:pPr>
+      <w:rPr>
+        <w:rFonts w:ascii="Wingdings" w:hAnsi="Wingdings" w:hint="default"/>
+        <w:sz w:val="20"/>
+      </w:rPr>
+    </w:lvl>
+    <w:lvl w:ilvl="7" w:tentative="1">
+      <w:start w:val="1"/>
+      <w:numFmt w:val="bullet"/>
+      <w:lvlText w:val=""/>
+      <w:lvlJc w:val="left"/>
+      <w:pPr>
+        <w:tabs>
+          <w:tab w:val="num" w:pos="5760"/>
+        </w:tabs>
+        <w:ind w:left="5760" w:hanging="360"/>
+      </w:pPr>
+      <w:rPr>
+        <w:rFonts w:ascii="Wingdings" w:hAnsi="Wingdings" w:hint="default"/>
+        <w:sz w:val="20"/>
+      </w:rPr>
+    </w:lvl>
+    <w:lvl w:ilvl="8" w:tentative="1">
+      <w:start w:val="1"/>
+      <w:numFmt w:val="bullet"/>
+      <w:lvlText w:val=""/>
+      <w:lvlJc w:val="left"/>
+      <w:pPr>
+        <w:tabs>
+          <w:tab w:val="num" w:pos="6480"/>
+        </w:tabs>
+        <w:ind w:left="6480" w:hanging="360"/>
+      </w:pPr>
+      <w:rPr>
+        <w:rFonts w:ascii="Wingdings" w:hAnsi="Wingdings" w:hint="default"/>
+        <w:sz w:val="20"/>
+      </w:rPr>
+    </w:lvl>
+  </w:abstractNum>
+  <w:abstractNum w:abstractNumId="2" w15:restartNumberingAfterBreak="0">
+    <w:nsid w:val="11AB0319"/>
+    <w:multiLevelType w:val="multilevel"/>
+    <w:tmpl w:val="F24C0764"/>
+    <w:lvl w:ilvl="0">
+      <w:start w:val="1"/>
+      <w:numFmt w:val="bullet"/>
+      <w:lvlText w:val=""/>
+      <w:lvlJc w:val="left"/>
+      <w:pPr>
+        <w:tabs>
+          <w:tab w:val="num" w:pos="720"/>
+        </w:tabs>
+        <w:ind w:left="720" w:hanging="360"/>
+      </w:pPr>
+      <w:rPr>
+        <w:rFonts w:ascii="Symbol" w:hAnsi="Symbol" w:hint="default"/>
+        <w:sz w:val="20"/>
+      </w:rPr>
+    </w:lvl>
+    <w:lvl w:ilvl="1" w:tentative="1">
+      <w:start w:val="1"/>
+      <w:numFmt w:val="bullet"/>
+      <w:lvlText w:val="o"/>
+      <w:lvlJc w:val="left"/>
+      <w:pPr>
+        <w:tabs>
+          <w:tab w:val="num" w:pos="1440"/>
+        </w:tabs>
+        <w:ind w:left="1440" w:hanging="360"/>
+      </w:pPr>
+      <w:rPr>
+        <w:rFonts w:ascii="Courier New" w:hAnsi="Courier New" w:hint="default"/>
+        <w:sz w:val="20"/>
+      </w:rPr>
+    </w:lvl>
+    <w:lvl w:ilvl="2" w:tentative="1">
+      <w:start w:val="1"/>
+      <w:numFmt w:val="bullet"/>
+      <w:lvlText w:val=""/>
+      <w:lvlJc w:val="left"/>
+      <w:pPr>
+        <w:tabs>
+          <w:tab w:val="num" w:pos="2160"/>
+        </w:tabs>
+        <w:ind w:left="2160" w:hanging="360"/>
+      </w:pPr>
+      <w:rPr>
+        <w:rFonts w:ascii="Wingdings" w:hAnsi="Wingdings" w:hint="default"/>
+        <w:sz w:val="20"/>
+      </w:rPr>
+    </w:lvl>
+    <w:lvl w:ilvl="3" w:tentative="1">
+      <w:start w:val="1"/>
+      <w:numFmt w:val="bullet"/>
+      <w:lvlText w:val=""/>
+      <w:lvlJc w:val="left"/>
+      <w:pPr>
+        <w:tabs>
+          <w:tab w:val="num" w:pos="2880"/>
+        </w:tabs>
+        <w:ind w:left="2880" w:hanging="360"/>
+      </w:pPr>
+      <w:rPr>
+        <w:rFonts w:ascii="Wingdings" w:hAnsi="Wingdings" w:hint="default"/>
+        <w:sz w:val="20"/>
+      </w:rPr>
+    </w:lvl>
+    <w:lvl w:ilvl="4" w:tentative="1">
+      <w:start w:val="1"/>
+      <w:numFmt w:val="bullet"/>
+      <w:lvlText w:val=""/>
+      <w:lvlJc w:val="left"/>
+      <w:pPr>
+        <w:tabs>
+          <w:tab w:val="num" w:pos="3600"/>
+        </w:tabs>
+        <w:ind w:left="3600" w:hanging="360"/>
+      </w:pPr>
+      <w:rPr>
+        <w:rFonts w:ascii="Wingdings" w:hAnsi="Wingdings" w:hint="default"/>
+        <w:sz w:val="20"/>
+      </w:rPr>
+    </w:lvl>
+    <w:lvl w:ilvl="5" w:tentative="1">
+      <w:start w:val="1"/>
+      <w:numFmt w:val="bullet"/>
+      <w:lvlText w:val=""/>
+      <w:lvlJc w:val="left"/>
+      <w:pPr>
+        <w:tabs>
+          <w:tab w:val="num" w:pos="4320"/>
+        </w:tabs>
+        <w:ind w:left="4320" w:hanging="360"/>
+      </w:pPr>
+      <w:rPr>
+        <w:rFonts w:ascii="Wingdings" w:hAnsi="Wingdings" w:hint="default"/>
+        <w:sz w:val="20"/>
+      </w:rPr>
+    </w:lvl>
+    <w:lvl w:ilvl="6" w:tentative="1">
+      <w:start w:val="1"/>
+      <w:numFmt w:val="bullet"/>
+      <w:lvlText w:val=""/>
+      <w:lvlJc w:val="left"/>
+      <w:pPr>
+        <w:tabs>
+          <w:tab w:val="num" w:pos="5040"/>
+        </w:tabs>
+        <w:ind w:left="5040" w:hanging="360"/>
+      </w:pPr>
+      <w:rPr>
+        <w:rFonts w:ascii="Wingdings" w:hAnsi="Wingdings" w:hint="default"/>
+        <w:sz w:val="20"/>
+      </w:rPr>
+    </w:lvl>
+    <w:lvl w:ilvl="7" w:tentative="1">
+      <w:start w:val="1"/>
+      <w:numFmt w:val="bullet"/>
+      <w:lvlText w:val=""/>
+      <w:lvlJc w:val="left"/>
+      <w:pPr>
+        <w:tabs>
+          <w:tab w:val="num" w:pos="5760"/>
+        </w:tabs>
+        <w:ind w:left="5760" w:hanging="360"/>
+      </w:pPr>
+      <w:rPr>
+        <w:rFonts w:ascii="Wingdings" w:hAnsi="Wingdings" w:hint="default"/>
+        <w:sz w:val="20"/>
+      </w:rPr>
+    </w:lvl>
+    <w:lvl w:ilvl="8" w:tentative="1">
+      <w:start w:val="1"/>
+      <w:numFmt w:val="bullet"/>
+      <w:lvlText w:val=""/>
+      <w:lvlJc w:val="left"/>
+      <w:pPr>
+        <w:tabs>
+          <w:tab w:val="num" w:pos="6480"/>
+        </w:tabs>
+        <w:ind w:left="6480" w:hanging="360"/>
+      </w:pPr>
+      <w:rPr>
+        <w:rFonts w:ascii="Wingdings" w:hAnsi="Wingdings" w:hint="default"/>
+        <w:sz w:val="20"/>
+      </w:rPr>
+    </w:lvl>
+  </w:abstractNum>
+  <w:abstractNum w:abstractNumId="3" w15:restartNumberingAfterBreak="0">
     <w:nsid w:val="11C84F89"/>
     <w:multiLevelType w:val="multilevel"/>
     <w:tmpl w:val="0AF0FC9C"/>
@@ -1363,7 +4399,120 @@
       </w:pPr>
     </w:lvl>
   </w:abstractNum>
-  <w:abstractNum w:abstractNumId="1" w15:restartNumberingAfterBreak="0">
+  <w:abstractNum w:abstractNumId="4" w15:restartNumberingAfterBreak="0">
+    <w:nsid w:val="28160FAA"/>
+    <w:multiLevelType w:val="multilevel"/>
+    <w:tmpl w:val="4064B3EC"/>
+    <w:lvl w:ilvl="0">
+      <w:start w:val="1"/>
+      <w:numFmt w:val="decimal"/>
+      <w:lvlText w:val="%1."/>
+      <w:lvlJc w:val="left"/>
+      <w:pPr>
+        <w:tabs>
+          <w:tab w:val="num" w:pos="720"/>
+        </w:tabs>
+        <w:ind w:left="720" w:hanging="360"/>
+      </w:pPr>
+    </w:lvl>
+    <w:lvl w:ilvl="1" w:tentative="1">
+      <w:start w:val="1"/>
+      <w:numFmt w:val="decimal"/>
+      <w:lvlText w:val="%2."/>
+      <w:lvlJc w:val="left"/>
+      <w:pPr>
+        <w:tabs>
+          <w:tab w:val="num" w:pos="1440"/>
+        </w:tabs>
+        <w:ind w:left="1440" w:hanging="360"/>
+      </w:pPr>
+    </w:lvl>
+    <w:lvl w:ilvl="2" w:tentative="1">
+      <w:start w:val="1"/>
+      <w:numFmt w:val="decimal"/>
+      <w:lvlText w:val="%3."/>
+      <w:lvlJc w:val="left"/>
+      <w:pPr>
+        <w:tabs>
+          <w:tab w:val="num" w:pos="2160"/>
+        </w:tabs>
+        <w:ind w:left="2160" w:hanging="360"/>
+      </w:pPr>
+    </w:lvl>
+    <w:lvl w:ilvl="3" w:tentative="1">
+      <w:start w:val="1"/>
+      <w:numFmt w:val="decimal"/>
+      <w:lvlText w:val="%4."/>
+      <w:lvlJc w:val="left"/>
+      <w:pPr>
+        <w:tabs>
+          <w:tab w:val="num" w:pos="2880"/>
+        </w:tabs>
+        <w:ind w:left="2880" w:hanging="360"/>
+      </w:pPr>
+    </w:lvl>
+    <w:lvl w:ilvl="4" w:tentative="1">
+      <w:start w:val="1"/>
+      <w:numFmt w:val="decimal"/>
+      <w:lvlText w:val="%5."/>
+      <w:lvlJc w:val="left"/>
+      <w:pPr>
+        <w:tabs>
+          <w:tab w:val="num" w:pos="3600"/>
+        </w:tabs>
+        <w:ind w:left="3600" w:hanging="360"/>
+      </w:pPr>
+    </w:lvl>
+    <w:lvl w:ilvl="5" w:tentative="1">
+      <w:start w:val="1"/>
+      <w:numFmt w:val="decimal"/>
+      <w:lvlText w:val="%6."/>
+      <w:lvlJc w:val="left"/>
+      <w:pPr>
+        <w:tabs>
+          <w:tab w:val="num" w:pos="4320"/>
+        </w:tabs>
+        <w:ind w:left="4320" w:hanging="360"/>
+      </w:pPr>
+    </w:lvl>
+    <w:lvl w:ilvl="6" w:tentative="1">
+      <w:start w:val="1"/>
+      <w:numFmt w:val="decimal"/>
+      <w:lvlText w:val="%7."/>
+      <w:lvlJc w:val="left"/>
+      <w:pPr>
+        <w:tabs>
+          <w:tab w:val="num" w:pos="5040"/>
+        </w:tabs>
+        <w:ind w:left="5040" w:hanging="360"/>
+      </w:pPr>
+    </w:lvl>
+    <w:lvl w:ilvl="7" w:tentative="1">
+      <w:start w:val="1"/>
+      <w:numFmt w:val="decimal"/>
+      <w:lvlText w:val="%8."/>
+      <w:lvlJc w:val="left"/>
+      <w:pPr>
+        <w:tabs>
+          <w:tab w:val="num" w:pos="5760"/>
+        </w:tabs>
+        <w:ind w:left="5760" w:hanging="360"/>
+      </w:pPr>
+    </w:lvl>
+    <w:lvl w:ilvl="8" w:tentative="1">
+      <w:start w:val="1"/>
+      <w:numFmt w:val="decimal"/>
+      <w:lvlText w:val="%9."/>
+      <w:lvlJc w:val="left"/>
+      <w:pPr>
+        <w:tabs>
+          <w:tab w:val="num" w:pos="6480"/>
+        </w:tabs>
+        <w:ind w:left="6480" w:hanging="360"/>
+      </w:pPr>
+    </w:lvl>
+  </w:abstractNum>
+  <w:abstractNum w:abstractNumId="5" w15:restartNumberingAfterBreak="0">
     <w:nsid w:val="28AE598D"/>
     <w:multiLevelType w:val="multilevel"/>
     <w:tmpl w:val="800E0828"/>
@@ -1476,7 +4625,124 @@
       </w:pPr>
     </w:lvl>
   </w:abstractNum>
-  <w:abstractNum w:abstractNumId="2" w15:restartNumberingAfterBreak="0">
+  <w:abstractNum w:abstractNumId="6" w15:restartNumberingAfterBreak="0">
+    <w:nsid w:val="2BA063BF"/>
+    <w:multiLevelType w:val="multilevel"/>
+    <w:tmpl w:val="B46C1E4A"/>
+    <w:lvl w:ilvl="0">
+      <w:start w:val="1"/>
+      <w:numFmt w:val="decimal"/>
+      <w:lvlText w:val="%1."/>
+      <w:lvlJc w:val="left"/>
+      <w:pPr>
+        <w:tabs>
+          <w:tab w:val="num" w:pos="720"/>
+        </w:tabs>
+        <w:ind w:left="720" w:hanging="360"/>
+      </w:pPr>
+    </w:lvl>
+    <w:lvl w:ilvl="1">
+      <w:start w:val="1"/>
+      <w:numFmt w:val="bullet"/>
+      <w:lvlText w:val="o"/>
+      <w:lvlJc w:val="left"/>
+      <w:pPr>
+        <w:tabs>
+          <w:tab w:val="num" w:pos="1440"/>
+        </w:tabs>
+        <w:ind w:left="1440" w:hanging="360"/>
+      </w:pPr>
+      <w:rPr>
+        <w:rFonts w:ascii="Courier New" w:hAnsi="Courier New" w:hint="default"/>
+        <w:sz w:val="20"/>
+      </w:rPr>
+    </w:lvl>
+    <w:lvl w:ilvl="2" w:tentative="1">
+      <w:start w:val="1"/>
+      <w:numFmt w:val="decimal"/>
+      <w:lvlText w:val="%3."/>
+      <w:lvlJc w:val="left"/>
+      <w:pPr>
+        <w:tabs>
+          <w:tab w:val="num" w:pos="2160"/>
+        </w:tabs>
+        <w:ind w:left="2160" w:hanging="360"/>
+      </w:pPr>
+    </w:lvl>
+    <w:lvl w:ilvl="3" w:tentative="1">
+      <w:start w:val="1"/>
+      <w:numFmt w:val="decimal"/>
+      <w:lvlText w:val="%4."/>
+      <w:lvlJc w:val="left"/>
+      <w:pPr>
+        <w:tabs>
+          <w:tab w:val="num" w:pos="2880"/>
+        </w:tabs>
+        <w:ind w:left="2880" w:hanging="360"/>
+      </w:pPr>
+    </w:lvl>
+    <w:lvl w:ilvl="4" w:tentative="1">
+      <w:start w:val="1"/>
+      <w:numFmt w:val="decimal"/>
+      <w:lvlText w:val="%5."/>
+      <w:lvlJc w:val="left"/>
+      <w:pPr>
+        <w:tabs>
+          <w:tab w:val="num" w:pos="3600"/>
+        </w:tabs>
+        <w:ind w:left="3600" w:hanging="360"/>
+      </w:pPr>
+    </w:lvl>
+    <w:lvl w:ilvl="5" w:tentative="1">
+      <w:start w:val="1"/>
+      <w:numFmt w:val="decimal"/>
+      <w:lvlText w:val="%6."/>
+      <w:lvlJc w:val="left"/>
+      <w:pPr>
+        <w:tabs>
+          <w:tab w:val="num" w:pos="4320"/>
+        </w:tabs>
+        <w:ind w:left="4320" w:hanging="360"/>
+      </w:pPr>
+    </w:lvl>
+    <w:lvl w:ilvl="6" w:tentative="1">
+      <w:start w:val="1"/>
+      <w:numFmt w:val="decimal"/>
+      <w:lvlText w:val="%7."/>
+      <w:lvlJc w:val="left"/>
+      <w:pPr>
+        <w:tabs>
+          <w:tab w:val="num" w:pos="5040"/>
+        </w:tabs>
+        <w:ind w:left="5040" w:hanging="360"/>
+      </w:pPr>
+    </w:lvl>
+    <w:lvl w:ilvl="7" w:tentative="1">
+      <w:start w:val="1"/>
+      <w:numFmt w:val="decimal"/>
+      <w:lvlText w:val="%8."/>
+      <w:lvlJc w:val="left"/>
+      <w:pPr>
+        <w:tabs>
+          <w:tab w:val="num" w:pos="5760"/>
+        </w:tabs>
+        <w:ind w:left="5760" w:hanging="360"/>
+      </w:pPr>
+    </w:lvl>
+    <w:lvl w:ilvl="8" w:tentative="1">
+      <w:start w:val="1"/>
+      <w:numFmt w:val="decimal"/>
+      <w:lvlText w:val="%9."/>
+      <w:lvlJc w:val="left"/>
+      <w:pPr>
+        <w:tabs>
+          <w:tab w:val="num" w:pos="6480"/>
+        </w:tabs>
+        <w:ind w:left="6480" w:hanging="360"/>
+      </w:pPr>
+    </w:lvl>
+  </w:abstractNum>
+  <w:abstractNum w:abstractNumId="7" w15:restartNumberingAfterBreak="0">
     <w:nsid w:val="2C6E36E3"/>
     <w:multiLevelType w:val="multilevel"/>
     <w:tmpl w:val="C2806218"/>
@@ -1625,14 +4891,789 @@
       </w:rPr>
     </w:lvl>
   </w:abstractNum>
+  <w:abstractNum w:abstractNumId="8" w15:restartNumberingAfterBreak="0">
+    <w:nsid w:val="39215F8A"/>
+    <w:multiLevelType w:val="multilevel"/>
+    <w:tmpl w:val="08E4781A"/>
+    <w:lvl w:ilvl="0">
+      <w:start w:val="1"/>
+      <w:numFmt w:val="bullet"/>
+      <w:lvlText w:val=""/>
+      <w:lvlJc w:val="left"/>
+      <w:pPr>
+        <w:tabs>
+          <w:tab w:val="num" w:pos="720"/>
+        </w:tabs>
+        <w:ind w:left="720" w:hanging="360"/>
+      </w:pPr>
+      <w:rPr>
+        <w:rFonts w:ascii="Symbol" w:hAnsi="Symbol" w:hint="default"/>
+        <w:sz w:val="20"/>
+      </w:rPr>
+    </w:lvl>
+    <w:lvl w:ilvl="1" w:tentative="1">
+      <w:start w:val="1"/>
+      <w:numFmt w:val="bullet"/>
+      <w:lvlText w:val="o"/>
+      <w:lvlJc w:val="left"/>
+      <w:pPr>
+        <w:tabs>
+          <w:tab w:val="num" w:pos="1440"/>
+        </w:tabs>
+        <w:ind w:left="1440" w:hanging="360"/>
+      </w:pPr>
+      <w:rPr>
+        <w:rFonts w:ascii="Courier New" w:hAnsi="Courier New" w:hint="default"/>
+        <w:sz w:val="20"/>
+      </w:rPr>
+    </w:lvl>
+    <w:lvl w:ilvl="2" w:tentative="1">
+      <w:start w:val="1"/>
+      <w:numFmt w:val="bullet"/>
+      <w:lvlText w:val=""/>
+      <w:lvlJc w:val="left"/>
+      <w:pPr>
+        <w:tabs>
+          <w:tab w:val="num" w:pos="2160"/>
+        </w:tabs>
+        <w:ind w:left="2160" w:hanging="360"/>
+      </w:pPr>
+      <w:rPr>
+        <w:rFonts w:ascii="Wingdings" w:hAnsi="Wingdings" w:hint="default"/>
+        <w:sz w:val="20"/>
+      </w:rPr>
+    </w:lvl>
+    <w:lvl w:ilvl="3" w:tentative="1">
+      <w:start w:val="1"/>
+      <w:numFmt w:val="bullet"/>
+      <w:lvlText w:val=""/>
+      <w:lvlJc w:val="left"/>
+      <w:pPr>
+        <w:tabs>
+          <w:tab w:val="num" w:pos="2880"/>
+        </w:tabs>
+        <w:ind w:left="2880" w:hanging="360"/>
+      </w:pPr>
+      <w:rPr>
+        <w:rFonts w:ascii="Wingdings" w:hAnsi="Wingdings" w:hint="default"/>
+        <w:sz w:val="20"/>
+      </w:rPr>
+    </w:lvl>
+    <w:lvl w:ilvl="4" w:tentative="1">
+      <w:start w:val="1"/>
+      <w:numFmt w:val="bullet"/>
+      <w:lvlText w:val=""/>
+      <w:lvlJc w:val="left"/>
+      <w:pPr>
+        <w:tabs>
+          <w:tab w:val="num" w:pos="3600"/>
+        </w:tabs>
+        <w:ind w:left="3600" w:hanging="360"/>
+      </w:pPr>
+      <w:rPr>
+        <w:rFonts w:ascii="Wingdings" w:hAnsi="Wingdings" w:hint="default"/>
+        <w:sz w:val="20"/>
+      </w:rPr>
+    </w:lvl>
+    <w:lvl w:ilvl="5" w:tentative="1">
+      <w:start w:val="1"/>
+      <w:numFmt w:val="bullet"/>
+      <w:lvlText w:val=""/>
+      <w:lvlJc w:val="left"/>
+      <w:pPr>
+        <w:tabs>
+          <w:tab w:val="num" w:pos="4320"/>
+        </w:tabs>
+        <w:ind w:left="4320" w:hanging="360"/>
+      </w:pPr>
+      <w:rPr>
+        <w:rFonts w:ascii="Wingdings" w:hAnsi="Wingdings" w:hint="default"/>
+        <w:sz w:val="20"/>
+      </w:rPr>
+    </w:lvl>
+    <w:lvl w:ilvl="6" w:tentative="1">
+      <w:start w:val="1"/>
+      <w:numFmt w:val="bullet"/>
+      <w:lvlText w:val=""/>
+      <w:lvlJc w:val="left"/>
+      <w:pPr>
+        <w:tabs>
+          <w:tab w:val="num" w:pos="5040"/>
+        </w:tabs>
+        <w:ind w:left="5040" w:hanging="360"/>
+      </w:pPr>
+      <w:rPr>
+        <w:rFonts w:ascii="Wingdings" w:hAnsi="Wingdings" w:hint="default"/>
+        <w:sz w:val="20"/>
+      </w:rPr>
+    </w:lvl>
+    <w:lvl w:ilvl="7" w:tentative="1">
+      <w:start w:val="1"/>
+      <w:numFmt w:val="bullet"/>
+      <w:lvlText w:val=""/>
+      <w:lvlJc w:val="left"/>
+      <w:pPr>
+        <w:tabs>
+          <w:tab w:val="num" w:pos="5760"/>
+        </w:tabs>
+        <w:ind w:left="5760" w:hanging="360"/>
+      </w:pPr>
+      <w:rPr>
+        <w:rFonts w:ascii="Wingdings" w:hAnsi="Wingdings" w:hint="default"/>
+        <w:sz w:val="20"/>
+      </w:rPr>
+    </w:lvl>
+    <w:lvl w:ilvl="8" w:tentative="1">
+      <w:start w:val="1"/>
+      <w:numFmt w:val="bullet"/>
+      <w:lvlText w:val=""/>
+      <w:lvlJc w:val="left"/>
+      <w:pPr>
+        <w:tabs>
+          <w:tab w:val="num" w:pos="6480"/>
+        </w:tabs>
+        <w:ind w:left="6480" w:hanging="360"/>
+      </w:pPr>
+      <w:rPr>
+        <w:rFonts w:ascii="Wingdings" w:hAnsi="Wingdings" w:hint="default"/>
+        <w:sz w:val="20"/>
+      </w:rPr>
+    </w:lvl>
+  </w:abstractNum>
+  <w:abstractNum w:abstractNumId="9" w15:restartNumberingAfterBreak="0">
+    <w:nsid w:val="5620505D"/>
+    <w:multiLevelType w:val="multilevel"/>
+    <w:tmpl w:val="B19C5090"/>
+    <w:lvl w:ilvl="0">
+      <w:start w:val="1"/>
+      <w:numFmt w:val="bullet"/>
+      <w:lvlText w:val=""/>
+      <w:lvlJc w:val="left"/>
+      <w:pPr>
+        <w:tabs>
+          <w:tab w:val="num" w:pos="720"/>
+        </w:tabs>
+        <w:ind w:left="720" w:hanging="360"/>
+      </w:pPr>
+      <w:rPr>
+        <w:rFonts w:ascii="Symbol" w:hAnsi="Symbol" w:hint="default"/>
+        <w:sz w:val="20"/>
+      </w:rPr>
+    </w:lvl>
+    <w:lvl w:ilvl="1" w:tentative="1">
+      <w:start w:val="1"/>
+      <w:numFmt w:val="bullet"/>
+      <w:lvlText w:val="o"/>
+      <w:lvlJc w:val="left"/>
+      <w:pPr>
+        <w:tabs>
+          <w:tab w:val="num" w:pos="1440"/>
+        </w:tabs>
+        <w:ind w:left="1440" w:hanging="360"/>
+      </w:pPr>
+      <w:rPr>
+        <w:rFonts w:ascii="Courier New" w:hAnsi="Courier New" w:hint="default"/>
+        <w:sz w:val="20"/>
+      </w:rPr>
+    </w:lvl>
+    <w:lvl w:ilvl="2" w:tentative="1">
+      <w:start w:val="1"/>
+      <w:numFmt w:val="bullet"/>
+      <w:lvlText w:val=""/>
+      <w:lvlJc w:val="left"/>
+      <w:pPr>
+        <w:tabs>
+          <w:tab w:val="num" w:pos="2160"/>
+        </w:tabs>
+        <w:ind w:left="2160" w:hanging="360"/>
+      </w:pPr>
+      <w:rPr>
+        <w:rFonts w:ascii="Wingdings" w:hAnsi="Wingdings" w:hint="default"/>
+        <w:sz w:val="20"/>
+      </w:rPr>
+    </w:lvl>
+    <w:lvl w:ilvl="3" w:tentative="1">
+      <w:start w:val="1"/>
+      <w:numFmt w:val="bullet"/>
+      <w:lvlText w:val=""/>
+      <w:lvlJc w:val="left"/>
+      <w:pPr>
+        <w:tabs>
+          <w:tab w:val="num" w:pos="2880"/>
+        </w:tabs>
+        <w:ind w:left="2880" w:hanging="360"/>
+      </w:pPr>
+      <w:rPr>
+        <w:rFonts w:ascii="Wingdings" w:hAnsi="Wingdings" w:hint="default"/>
+        <w:sz w:val="20"/>
+      </w:rPr>
+    </w:lvl>
+    <w:lvl w:ilvl="4" w:tentative="1">
+      <w:start w:val="1"/>
+      <w:numFmt w:val="bullet"/>
+      <w:lvlText w:val=""/>
+      <w:lvlJc w:val="left"/>
+      <w:pPr>
+        <w:tabs>
+          <w:tab w:val="num" w:pos="3600"/>
+        </w:tabs>
+        <w:ind w:left="3600" w:hanging="360"/>
+      </w:pPr>
+      <w:rPr>
+        <w:rFonts w:ascii="Wingdings" w:hAnsi="Wingdings" w:hint="default"/>
+        <w:sz w:val="20"/>
+      </w:rPr>
+    </w:lvl>
+    <w:lvl w:ilvl="5" w:tentative="1">
+      <w:start w:val="1"/>
+      <w:numFmt w:val="bullet"/>
+      <w:lvlText w:val=""/>
+      <w:lvlJc w:val="left"/>
+      <w:pPr>
+        <w:tabs>
+          <w:tab w:val="num" w:pos="4320"/>
+        </w:tabs>
+        <w:ind w:left="4320" w:hanging="360"/>
+      </w:pPr>
+      <w:rPr>
+        <w:rFonts w:ascii="Wingdings" w:hAnsi="Wingdings" w:hint="default"/>
+        <w:sz w:val="20"/>
+      </w:rPr>
+    </w:lvl>
+    <w:lvl w:ilvl="6" w:tentative="1">
+      <w:start w:val="1"/>
+      <w:numFmt w:val="bullet"/>
+      <w:lvlText w:val=""/>
+      <w:lvlJc w:val="left"/>
+      <w:pPr>
+        <w:tabs>
+          <w:tab w:val="num" w:pos="5040"/>
+        </w:tabs>
+        <w:ind w:left="5040" w:hanging="360"/>
+      </w:pPr>
+      <w:rPr>
+        <w:rFonts w:ascii="Wingdings" w:hAnsi="Wingdings" w:hint="default"/>
+        <w:sz w:val="20"/>
+      </w:rPr>
+    </w:lvl>
+    <w:lvl w:ilvl="7" w:tentative="1">
+      <w:start w:val="1"/>
+      <w:numFmt w:val="bullet"/>
+      <w:lvlText w:val=""/>
+      <w:lvlJc w:val="left"/>
+      <w:pPr>
+        <w:tabs>
+          <w:tab w:val="num" w:pos="5760"/>
+        </w:tabs>
+        <w:ind w:left="5760" w:hanging="360"/>
+      </w:pPr>
+      <w:rPr>
+        <w:rFonts w:ascii="Wingdings" w:hAnsi="Wingdings" w:hint="default"/>
+        <w:sz w:val="20"/>
+      </w:rPr>
+    </w:lvl>
+    <w:lvl w:ilvl="8" w:tentative="1">
+      <w:start w:val="1"/>
+      <w:numFmt w:val="bullet"/>
+      <w:lvlText w:val=""/>
+      <w:lvlJc w:val="left"/>
+      <w:pPr>
+        <w:tabs>
+          <w:tab w:val="num" w:pos="6480"/>
+        </w:tabs>
+        <w:ind w:left="6480" w:hanging="360"/>
+      </w:pPr>
+      <w:rPr>
+        <w:rFonts w:ascii="Wingdings" w:hAnsi="Wingdings" w:hint="default"/>
+        <w:sz w:val="20"/>
+      </w:rPr>
+    </w:lvl>
+  </w:abstractNum>
+  <w:abstractNum w:abstractNumId="10" w15:restartNumberingAfterBreak="0">
+    <w:nsid w:val="5FD52DEE"/>
+    <w:multiLevelType w:val="multilevel"/>
+    <w:tmpl w:val="A4DCF7DA"/>
+    <w:lvl w:ilvl="0">
+      <w:start w:val="1"/>
+      <w:numFmt w:val="bullet"/>
+      <w:lvlText w:val=""/>
+      <w:lvlJc w:val="left"/>
+      <w:pPr>
+        <w:tabs>
+          <w:tab w:val="num" w:pos="720"/>
+        </w:tabs>
+        <w:ind w:left="720" w:hanging="360"/>
+      </w:pPr>
+      <w:rPr>
+        <w:rFonts w:ascii="Symbol" w:hAnsi="Symbol" w:hint="default"/>
+        <w:sz w:val="20"/>
+      </w:rPr>
+    </w:lvl>
+    <w:lvl w:ilvl="1" w:tentative="1">
+      <w:start w:val="1"/>
+      <w:numFmt w:val="bullet"/>
+      <w:lvlText w:val="o"/>
+      <w:lvlJc w:val="left"/>
+      <w:pPr>
+        <w:tabs>
+          <w:tab w:val="num" w:pos="1440"/>
+        </w:tabs>
+        <w:ind w:left="1440" w:hanging="360"/>
+      </w:pPr>
+      <w:rPr>
+        <w:rFonts w:ascii="Courier New" w:hAnsi="Courier New" w:hint="default"/>
+        <w:sz w:val="20"/>
+      </w:rPr>
+    </w:lvl>
+    <w:lvl w:ilvl="2" w:tentative="1">
+      <w:start w:val="1"/>
+      <w:numFmt w:val="bullet"/>
+      <w:lvlText w:val=""/>
+      <w:lvlJc w:val="left"/>
+      <w:pPr>
+        <w:tabs>
+          <w:tab w:val="num" w:pos="2160"/>
+        </w:tabs>
+        <w:ind w:left="2160" w:hanging="360"/>
+      </w:pPr>
+      <w:rPr>
+        <w:rFonts w:ascii="Wingdings" w:hAnsi="Wingdings" w:hint="default"/>
+        <w:sz w:val="20"/>
+      </w:rPr>
+    </w:lvl>
+    <w:lvl w:ilvl="3" w:tentative="1">
+      <w:start w:val="1"/>
+      <w:numFmt w:val="bullet"/>
+      <w:lvlText w:val=""/>
+      <w:lvlJc w:val="left"/>
+      <w:pPr>
+        <w:tabs>
+          <w:tab w:val="num" w:pos="2880"/>
+        </w:tabs>
+        <w:ind w:left="2880" w:hanging="360"/>
+      </w:pPr>
+      <w:rPr>
+        <w:rFonts w:ascii="Wingdings" w:hAnsi="Wingdings" w:hint="default"/>
+        <w:sz w:val="20"/>
+      </w:rPr>
+    </w:lvl>
+    <w:lvl w:ilvl="4" w:tentative="1">
+      <w:start w:val="1"/>
+      <w:numFmt w:val="bullet"/>
+      <w:lvlText w:val=""/>
+      <w:lvlJc w:val="left"/>
+      <w:pPr>
+        <w:tabs>
+          <w:tab w:val="num" w:pos="3600"/>
+        </w:tabs>
+        <w:ind w:left="3600" w:hanging="360"/>
+      </w:pPr>
+      <w:rPr>
+        <w:rFonts w:ascii="Wingdings" w:hAnsi="Wingdings" w:hint="default"/>
+        <w:sz w:val="20"/>
+      </w:rPr>
+    </w:lvl>
+    <w:lvl w:ilvl="5" w:tentative="1">
+      <w:start w:val="1"/>
+      <w:numFmt w:val="bullet"/>
+      <w:lvlText w:val=""/>
+      <w:lvlJc w:val="left"/>
+      <w:pPr>
+        <w:tabs>
+          <w:tab w:val="num" w:pos="4320"/>
+        </w:tabs>
+        <w:ind w:left="4320" w:hanging="360"/>
+      </w:pPr>
+      <w:rPr>
+        <w:rFonts w:ascii="Wingdings" w:hAnsi="Wingdings" w:hint="default"/>
+        <w:sz w:val="20"/>
+      </w:rPr>
+    </w:lvl>
+    <w:lvl w:ilvl="6" w:tentative="1">
+      <w:start w:val="1"/>
+      <w:numFmt w:val="bullet"/>
+      <w:lvlText w:val=""/>
+      <w:lvlJc w:val="left"/>
+      <w:pPr>
+        <w:tabs>
+          <w:tab w:val="num" w:pos="5040"/>
+        </w:tabs>
+        <w:ind w:left="5040" w:hanging="360"/>
+      </w:pPr>
+      <w:rPr>
+        <w:rFonts w:ascii="Wingdings" w:hAnsi="Wingdings" w:hint="default"/>
+        <w:sz w:val="20"/>
+      </w:rPr>
+    </w:lvl>
+    <w:lvl w:ilvl="7" w:tentative="1">
+      <w:start w:val="1"/>
+      <w:numFmt w:val="bullet"/>
+      <w:lvlText w:val=""/>
+      <w:lvlJc w:val="left"/>
+      <w:pPr>
+        <w:tabs>
+          <w:tab w:val="num" w:pos="5760"/>
+        </w:tabs>
+        <w:ind w:left="5760" w:hanging="360"/>
+      </w:pPr>
+      <w:rPr>
+        <w:rFonts w:ascii="Wingdings" w:hAnsi="Wingdings" w:hint="default"/>
+        <w:sz w:val="20"/>
+      </w:rPr>
+    </w:lvl>
+    <w:lvl w:ilvl="8" w:tentative="1">
+      <w:start w:val="1"/>
+      <w:numFmt w:val="bullet"/>
+      <w:lvlText w:val=""/>
+      <w:lvlJc w:val="left"/>
+      <w:pPr>
+        <w:tabs>
+          <w:tab w:val="num" w:pos="6480"/>
+        </w:tabs>
+        <w:ind w:left="6480" w:hanging="360"/>
+      </w:pPr>
+      <w:rPr>
+        <w:rFonts w:ascii="Wingdings" w:hAnsi="Wingdings" w:hint="default"/>
+        <w:sz w:val="20"/>
+      </w:rPr>
+    </w:lvl>
+  </w:abstractNum>
+  <w:abstractNum w:abstractNumId="11" w15:restartNumberingAfterBreak="0">
+    <w:nsid w:val="74FA5971"/>
+    <w:multiLevelType w:val="multilevel"/>
+    <w:tmpl w:val="FDA89A8E"/>
+    <w:lvl w:ilvl="0">
+      <w:start w:val="1"/>
+      <w:numFmt w:val="bullet"/>
+      <w:lvlText w:val=""/>
+      <w:lvlJc w:val="left"/>
+      <w:pPr>
+        <w:tabs>
+          <w:tab w:val="num" w:pos="720"/>
+        </w:tabs>
+        <w:ind w:left="720" w:hanging="360"/>
+      </w:pPr>
+      <w:rPr>
+        <w:rFonts w:ascii="Symbol" w:hAnsi="Symbol" w:hint="default"/>
+        <w:sz w:val="20"/>
+      </w:rPr>
+    </w:lvl>
+    <w:lvl w:ilvl="1" w:tentative="1">
+      <w:start w:val="1"/>
+      <w:numFmt w:val="bullet"/>
+      <w:lvlText w:val="o"/>
+      <w:lvlJc w:val="left"/>
+      <w:pPr>
+        <w:tabs>
+          <w:tab w:val="num" w:pos="1440"/>
+        </w:tabs>
+        <w:ind w:left="1440" w:hanging="360"/>
+      </w:pPr>
+      <w:rPr>
+        <w:rFonts w:ascii="Courier New" w:hAnsi="Courier New" w:hint="default"/>
+        <w:sz w:val="20"/>
+      </w:rPr>
+    </w:lvl>
+    <w:lvl w:ilvl="2" w:tentative="1">
+      <w:start w:val="1"/>
+      <w:numFmt w:val="bullet"/>
+      <w:lvlText w:val=""/>
+      <w:lvlJc w:val="left"/>
+      <w:pPr>
+        <w:tabs>
+          <w:tab w:val="num" w:pos="2160"/>
+        </w:tabs>
+        <w:ind w:left="2160" w:hanging="360"/>
+      </w:pPr>
+      <w:rPr>
+        <w:rFonts w:ascii="Wingdings" w:hAnsi="Wingdings" w:hint="default"/>
+        <w:sz w:val="20"/>
+      </w:rPr>
+    </w:lvl>
+    <w:lvl w:ilvl="3" w:tentative="1">
+      <w:start w:val="1"/>
+      <w:numFmt w:val="bullet"/>
+      <w:lvlText w:val=""/>
+      <w:lvlJc w:val="left"/>
+      <w:pPr>
+        <w:tabs>
+          <w:tab w:val="num" w:pos="2880"/>
+        </w:tabs>
+        <w:ind w:left="2880" w:hanging="360"/>
+      </w:pPr>
+      <w:rPr>
+        <w:rFonts w:ascii="Wingdings" w:hAnsi="Wingdings" w:hint="default"/>
+        <w:sz w:val="20"/>
+      </w:rPr>
+    </w:lvl>
+    <w:lvl w:ilvl="4" w:tentative="1">
+      <w:start w:val="1"/>
+      <w:numFmt w:val="bullet"/>
+      <w:lvlText w:val=""/>
+      <w:lvlJc w:val="left"/>
+      <w:pPr>
+        <w:tabs>
+          <w:tab w:val="num" w:pos="3600"/>
+        </w:tabs>
+        <w:ind w:left="3600" w:hanging="360"/>
+      </w:pPr>
+      <w:rPr>
+        <w:rFonts w:ascii="Wingdings" w:hAnsi="Wingdings" w:hint="default"/>
+        <w:sz w:val="20"/>
+      </w:rPr>
+    </w:lvl>
+    <w:lvl w:ilvl="5" w:tentative="1">
+      <w:start w:val="1"/>
+      <w:numFmt w:val="bullet"/>
+      <w:lvlText w:val=""/>
+      <w:lvlJc w:val="left"/>
+      <w:pPr>
+        <w:tabs>
+          <w:tab w:val="num" w:pos="4320"/>
+        </w:tabs>
+        <w:ind w:left="4320" w:hanging="360"/>
+      </w:pPr>
+      <w:rPr>
+        <w:rFonts w:ascii="Wingdings" w:hAnsi="Wingdings" w:hint="default"/>
+        <w:sz w:val="20"/>
+      </w:rPr>
+    </w:lvl>
+    <w:lvl w:ilvl="6" w:tentative="1">
+      <w:start w:val="1"/>
+      <w:numFmt w:val="bullet"/>
+      <w:lvlText w:val=""/>
+      <w:lvlJc w:val="left"/>
+      <w:pPr>
+        <w:tabs>
+          <w:tab w:val="num" w:pos="5040"/>
+        </w:tabs>
+        <w:ind w:left="5040" w:hanging="360"/>
+      </w:pPr>
+      <w:rPr>
+        <w:rFonts w:ascii="Wingdings" w:hAnsi="Wingdings" w:hint="default"/>
+        <w:sz w:val="20"/>
+      </w:rPr>
+    </w:lvl>
+    <w:lvl w:ilvl="7" w:tentative="1">
+      <w:start w:val="1"/>
+      <w:numFmt w:val="bullet"/>
+      <w:lvlText w:val=""/>
+      <w:lvlJc w:val="left"/>
+      <w:pPr>
+        <w:tabs>
+          <w:tab w:val="num" w:pos="5760"/>
+        </w:tabs>
+        <w:ind w:left="5760" w:hanging="360"/>
+      </w:pPr>
+      <w:rPr>
+        <w:rFonts w:ascii="Wingdings" w:hAnsi="Wingdings" w:hint="default"/>
+        <w:sz w:val="20"/>
+      </w:rPr>
+    </w:lvl>
+    <w:lvl w:ilvl="8" w:tentative="1">
+      <w:start w:val="1"/>
+      <w:numFmt w:val="bullet"/>
+      <w:lvlText w:val=""/>
+      <w:lvlJc w:val="left"/>
+      <w:pPr>
+        <w:tabs>
+          <w:tab w:val="num" w:pos="6480"/>
+        </w:tabs>
+        <w:ind w:left="6480" w:hanging="360"/>
+      </w:pPr>
+      <w:rPr>
+        <w:rFonts w:ascii="Wingdings" w:hAnsi="Wingdings" w:hint="default"/>
+        <w:sz w:val="20"/>
+      </w:rPr>
+    </w:lvl>
+  </w:abstractNum>
+  <w:abstractNum w:abstractNumId="12" w15:restartNumberingAfterBreak="0">
+    <w:nsid w:val="7CD5393C"/>
+    <w:multiLevelType w:val="multilevel"/>
+    <w:tmpl w:val="05DE5080"/>
+    <w:lvl w:ilvl="0">
+      <w:start w:val="1"/>
+      <w:numFmt w:val="bullet"/>
+      <w:lvlText w:val=""/>
+      <w:lvlJc w:val="left"/>
+      <w:pPr>
+        <w:tabs>
+          <w:tab w:val="num" w:pos="720"/>
+        </w:tabs>
+        <w:ind w:left="720" w:hanging="360"/>
+      </w:pPr>
+      <w:rPr>
+        <w:rFonts w:ascii="Symbol" w:hAnsi="Symbol" w:hint="default"/>
+        <w:sz w:val="20"/>
+      </w:rPr>
+    </w:lvl>
+    <w:lvl w:ilvl="1" w:tentative="1">
+      <w:start w:val="1"/>
+      <w:numFmt w:val="bullet"/>
+      <w:lvlText w:val="o"/>
+      <w:lvlJc w:val="left"/>
+      <w:pPr>
+        <w:tabs>
+          <w:tab w:val="num" w:pos="1440"/>
+        </w:tabs>
+        <w:ind w:left="1440" w:hanging="360"/>
+      </w:pPr>
+      <w:rPr>
+        <w:rFonts w:ascii="Courier New" w:hAnsi="Courier New" w:hint="default"/>
+        <w:sz w:val="20"/>
+      </w:rPr>
+    </w:lvl>
+    <w:lvl w:ilvl="2" w:tentative="1">
+      <w:start w:val="1"/>
+      <w:numFmt w:val="bullet"/>
+      <w:lvlText w:val=""/>
+      <w:lvlJc w:val="left"/>
+      <w:pPr>
+        <w:tabs>
+          <w:tab w:val="num" w:pos="2160"/>
+        </w:tabs>
+        <w:ind w:left="2160" w:hanging="360"/>
+      </w:pPr>
+      <w:rPr>
+        <w:rFonts w:ascii="Wingdings" w:hAnsi="Wingdings" w:hint="default"/>
+        <w:sz w:val="20"/>
+      </w:rPr>
+    </w:lvl>
+    <w:lvl w:ilvl="3" w:tentative="1">
+      <w:start w:val="1"/>
+      <w:numFmt w:val="bullet"/>
+      <w:lvlText w:val=""/>
+      <w:lvlJc w:val="left"/>
+      <w:pPr>
+        <w:tabs>
+          <w:tab w:val="num" w:pos="2880"/>
+        </w:tabs>
+        <w:ind w:left="2880" w:hanging="360"/>
+      </w:pPr>
+      <w:rPr>
+        <w:rFonts w:ascii="Wingdings" w:hAnsi="Wingdings" w:hint="default"/>
+        <w:sz w:val="20"/>
+      </w:rPr>
+    </w:lvl>
+    <w:lvl w:ilvl="4" w:tentative="1">
+      <w:start w:val="1"/>
+      <w:numFmt w:val="bullet"/>
+      <w:lvlText w:val=""/>
+      <w:lvlJc w:val="left"/>
+      <w:pPr>
+        <w:tabs>
+          <w:tab w:val="num" w:pos="3600"/>
+        </w:tabs>
+        <w:ind w:left="3600" w:hanging="360"/>
+      </w:pPr>
+      <w:rPr>
+        <w:rFonts w:ascii="Wingdings" w:hAnsi="Wingdings" w:hint="default"/>
+        <w:sz w:val="20"/>
+      </w:rPr>
+    </w:lvl>
+    <w:lvl w:ilvl="5" w:tentative="1">
+      <w:start w:val="1"/>
+      <w:numFmt w:val="bullet"/>
+      <w:lvlText w:val=""/>
+      <w:lvlJc w:val="left"/>
+      <w:pPr>
+        <w:tabs>
+          <w:tab w:val="num" w:pos="4320"/>
+        </w:tabs>
+        <w:ind w:left="4320" w:hanging="360"/>
+      </w:pPr>
+      <w:rPr>
+        <w:rFonts w:ascii="Wingdings" w:hAnsi="Wingdings" w:hint="default"/>
+        <w:sz w:val="20"/>
+      </w:rPr>
+    </w:lvl>
+    <w:lvl w:ilvl="6" w:tentative="1">
+      <w:start w:val="1"/>
+      <w:numFmt w:val="bullet"/>
+      <w:lvlText w:val=""/>
+      <w:lvlJc w:val="left"/>
+      <w:pPr>
+        <w:tabs>
+          <w:tab w:val="num" w:pos="5040"/>
+        </w:tabs>
+        <w:ind w:left="5040" w:hanging="360"/>
+      </w:pPr>
+      <w:rPr>
+        <w:rFonts w:ascii="Wingdings" w:hAnsi="Wingdings" w:hint="default"/>
+        <w:sz w:val="20"/>
+      </w:rPr>
+    </w:lvl>
+    <w:lvl w:ilvl="7" w:tentative="1">
+      <w:start w:val="1"/>
+      <w:numFmt w:val="bullet"/>
+      <w:lvlText w:val=""/>
+      <w:lvlJc w:val="left"/>
+      <w:pPr>
+        <w:tabs>
+          <w:tab w:val="num" w:pos="5760"/>
+        </w:tabs>
+        <w:ind w:left="5760" w:hanging="360"/>
+      </w:pPr>
+      <w:rPr>
+        <w:rFonts w:ascii="Wingdings" w:hAnsi="Wingdings" w:hint="default"/>
+        <w:sz w:val="20"/>
+      </w:rPr>
+    </w:lvl>
+    <w:lvl w:ilvl="8" w:tentative="1">
+      <w:start w:val="1"/>
+      <w:numFmt w:val="bullet"/>
+      <w:lvlText w:val=""/>
+      <w:lvlJc w:val="left"/>
+      <w:pPr>
+        <w:tabs>
+          <w:tab w:val="num" w:pos="6480"/>
+        </w:tabs>
+        <w:ind w:left="6480" w:hanging="360"/>
+      </w:pPr>
+      <w:rPr>
+        <w:rFonts w:ascii="Wingdings" w:hAnsi="Wingdings" w:hint="default"/>
+        <w:sz w:val="20"/>
+      </w:rPr>
+    </w:lvl>
+  </w:abstractNum>
   <w:num w:numId="1" w16cid:durableId="815102847">
-    <w:abstractNumId w:val="1"/>
+    <w:abstractNumId w:val="5"/>
   </w:num>
   <w:num w:numId="2" w16cid:durableId="1274632605">
+    <w:abstractNumId w:val="3"/>
+  </w:num>
+  <w:num w:numId="3" w16cid:durableId="1603031124">
+    <w:abstractNumId w:val="7"/>
+  </w:num>
+  <w:num w:numId="4" w16cid:durableId="998922519">
+    <w:abstractNumId w:val="6"/>
+  </w:num>
+  <w:num w:numId="5" w16cid:durableId="1771312790">
+    <w:abstractNumId w:val="2"/>
+  </w:num>
+  <w:num w:numId="6" w16cid:durableId="1942838617">
+    <w:abstractNumId w:val="4"/>
+  </w:num>
+  <w:num w:numId="7" w16cid:durableId="95566465">
+    <w:abstractNumId w:val="10"/>
+  </w:num>
+  <w:num w:numId="8" w16cid:durableId="2095663658">
+    <w:abstractNumId w:val="8"/>
+  </w:num>
+  <w:num w:numId="9" w16cid:durableId="1769353355">
+    <w:abstractNumId w:val="12"/>
+  </w:num>
+  <w:num w:numId="10" w16cid:durableId="1943800267">
+    <w:abstractNumId w:val="11"/>
+  </w:num>
+  <w:num w:numId="11" w16cid:durableId="473569835">
+    <w:abstractNumId w:val="9"/>
+  </w:num>
+  <w:num w:numId="12" w16cid:durableId="265499647">
     <w:abstractNumId w:val="0"/>
   </w:num>
-  <w:num w:numId="3" w16cid:durableId="1603031124">
-    <w:abstractNumId w:val="2"/>
+  <w:num w:numId="13" w16cid:durableId="187452253">
+    <w:abstractNumId w:val="1"/>
   </w:num>
 </w:numbering>
 </file>
